--- a/Advanced web Documentation.docx
+++ b/Advanced web Documentation.docx
@@ -3603,17 +3603,20 @@
         <w:t>Created collections with the naming scheme Week[number], to align with the versioning instructions.</w:t>
       </w:r>
     </w:p>
-    <w:p/>
+    <w:p>
+      <w:bookmarkStart w:id="3" w:name="_GoBack"/>
+      <w:bookmarkEnd w:id="3"/>
+    </w:p>
     <w:p/>
     <w:p>
       <w:pPr>
         <w:pStyle w:val="Heading2"/>
       </w:pPr>
-      <w:bookmarkStart w:id="3" w:name="_Toc231464278"/>
+      <w:bookmarkStart w:id="4" w:name="_Toc231464278"/>
       <w:r>
         <w:t>Database Connected.</w:t>
       </w:r>
-      <w:bookmarkEnd w:id="3"/>
+      <w:bookmarkEnd w:id="4"/>
     </w:p>
     <w:p>
       <w:pPr>
@@ -3670,8 +3673,8 @@
       <w:pPr>
         <w:pStyle w:val="Caption"/>
       </w:pPr>
-      <w:bookmarkStart w:id="4" w:name="_Toc230956126"/>
-      <w:bookmarkStart w:id="5" w:name="_Toc231464331"/>
+      <w:bookmarkStart w:id="5" w:name="_Toc230956126"/>
+      <w:bookmarkStart w:id="6" w:name="_Toc231464331"/>
       <w:r>
         <w:t xml:space="preserve">Figure </w:t>
       </w:r>
@@ -3686,14 +3689,14 @@
       <w:r>
         <w:t xml:space="preserve">: </w:t>
       </w:r>
-      <w:bookmarkEnd w:id="4"/>
+      <w:bookmarkEnd w:id="5"/>
       <w:r>
         <w:t>Database Connected successfully</w:t>
       </w:r>
       <w:r>
         <w:t>.</w:t>
       </w:r>
-      <w:bookmarkEnd w:id="5"/>
+      <w:bookmarkEnd w:id="6"/>
     </w:p>
     <w:p>
       <w:pPr>
@@ -3778,7 +3781,7 @@
       <w:pPr>
         <w:pStyle w:val="Heading1"/>
       </w:pPr>
-      <w:bookmarkStart w:id="6" w:name="_Toc231464279"/>
+      <w:bookmarkStart w:id="7" w:name="_Toc231464279"/>
       <w:r>
         <w:lastRenderedPageBreak/>
         <w:t xml:space="preserve">WEEK 2: </w:t>
@@ -3786,7 +3789,7 @@
       <w:r>
         <w:t>Wireframes and Mockups.</w:t>
       </w:r>
-      <w:bookmarkEnd w:id="6"/>
+      <w:bookmarkEnd w:id="7"/>
     </w:p>
     <w:p>
       <w:pPr>
@@ -3800,14 +3803,14 @@
       <w:pPr>
         <w:pStyle w:val="Heading2"/>
       </w:pPr>
-      <w:bookmarkStart w:id="7" w:name="_Toc231464280"/>
+      <w:bookmarkStart w:id="8" w:name="_Toc231464280"/>
       <w:r>
         <w:t xml:space="preserve">2.1 </w:t>
       </w:r>
       <w:r>
         <w:t>Shopping cart wireframe.</w:t>
       </w:r>
-      <w:bookmarkEnd w:id="7"/>
+      <w:bookmarkEnd w:id="8"/>
     </w:p>
     <w:p>
       <w:pPr>
@@ -3864,8 +3867,8 @@
       <w:pPr>
         <w:pStyle w:val="Caption"/>
       </w:pPr>
-      <w:bookmarkStart w:id="8" w:name="_Toc230956131"/>
-      <w:bookmarkStart w:id="9" w:name="_Toc231464332"/>
+      <w:bookmarkStart w:id="9" w:name="_Toc230956131"/>
+      <w:bookmarkStart w:id="10" w:name="_Toc231464332"/>
       <w:r>
         <w:t xml:space="preserve">Figure </w:t>
       </w:r>
@@ -3880,22 +3883,22 @@
       <w:r>
         <w:t xml:space="preserve">: </w:t>
       </w:r>
-      <w:bookmarkEnd w:id="8"/>
+      <w:bookmarkEnd w:id="9"/>
       <w:r>
         <w:t>Shopping cart wireframe.</w:t>
       </w:r>
-      <w:bookmarkEnd w:id="9"/>
+      <w:bookmarkEnd w:id="10"/>
     </w:p>
     <w:p>
       <w:pPr>
         <w:pStyle w:val="Heading2"/>
       </w:pPr>
-      <w:bookmarkStart w:id="10" w:name="_Toc231464281"/>
+      <w:bookmarkStart w:id="11" w:name="_Toc231464281"/>
       <w:r>
         <w:lastRenderedPageBreak/>
         <w:t>2.2 Product page wireframe</w:t>
       </w:r>
-      <w:bookmarkEnd w:id="10"/>
+      <w:bookmarkEnd w:id="11"/>
     </w:p>
     <w:p>
       <w:pPr>
@@ -3952,8 +3955,8 @@
       <w:pPr>
         <w:pStyle w:val="Caption"/>
       </w:pPr>
-      <w:bookmarkStart w:id="11" w:name="_Toc230956132"/>
-      <w:bookmarkStart w:id="12" w:name="_Toc231464333"/>
+      <w:bookmarkStart w:id="12" w:name="_Toc230956132"/>
+      <w:bookmarkStart w:id="13" w:name="_Toc231464333"/>
       <w:r>
         <w:t xml:space="preserve">Figure </w:t>
       </w:r>
@@ -3971,8 +3974,8 @@
       <w:r>
         <w:t>Product Page Wireframe</w:t>
       </w:r>
-      <w:bookmarkEnd w:id="11"/>
       <w:bookmarkEnd w:id="12"/>
+      <w:bookmarkEnd w:id="13"/>
     </w:p>
     <w:p>
       <w:pPr>
@@ -3981,12 +3984,12 @@
           <w:vertAlign w:val="subscript"/>
         </w:rPr>
       </w:pPr>
-      <w:bookmarkStart w:id="13" w:name="_Toc231464282"/>
+      <w:bookmarkStart w:id="14" w:name="_Toc231464282"/>
       <w:r>
         <w:lastRenderedPageBreak/>
         <w:t>2.3 Product Info wireframe.</w:t>
       </w:r>
-      <w:bookmarkEnd w:id="13"/>
+      <w:bookmarkEnd w:id="14"/>
     </w:p>
     <w:p>
       <w:pPr>
@@ -4043,8 +4046,8 @@
       <w:pPr>
         <w:pStyle w:val="Caption"/>
       </w:pPr>
-      <w:bookmarkStart w:id="14" w:name="_Toc230956133"/>
-      <w:bookmarkStart w:id="15" w:name="_Toc231464334"/>
+      <w:bookmarkStart w:id="15" w:name="_Toc230956133"/>
+      <w:bookmarkStart w:id="16" w:name="_Toc231464334"/>
       <w:r>
         <w:t xml:space="preserve">Figure </w:t>
       </w:r>
@@ -4059,8 +4062,8 @@
       <w:r>
         <w:t>: Language prediction code and output.</w:t>
       </w:r>
-      <w:bookmarkEnd w:id="14"/>
       <w:bookmarkEnd w:id="15"/>
+      <w:bookmarkEnd w:id="16"/>
     </w:p>
     <w:p>
       <w:pPr>
@@ -4069,14 +4072,14 @@
           <w:noProof/>
         </w:rPr>
       </w:pPr>
-      <w:bookmarkStart w:id="16" w:name="_Toc231464283"/>
+      <w:bookmarkStart w:id="17" w:name="_Toc231464283"/>
       <w:r>
         <w:rPr>
           <w:noProof/>
         </w:rPr>
         <w:t>2.4 Landing page mockup</w:t>
       </w:r>
-      <w:bookmarkEnd w:id="16"/>
+      <w:bookmarkEnd w:id="17"/>
     </w:p>
     <w:p>
       <w:r>
@@ -4130,8 +4133,8 @@
       <w:pPr>
         <w:pStyle w:val="Caption"/>
       </w:pPr>
-      <w:bookmarkStart w:id="17" w:name="_Toc230956134"/>
-      <w:bookmarkStart w:id="18" w:name="_Toc231464335"/>
+      <w:bookmarkStart w:id="18" w:name="_Toc230956134"/>
+      <w:bookmarkStart w:id="19" w:name="_Toc231464335"/>
       <w:r>
         <w:t xml:space="preserve">Figure </w:t>
       </w:r>
@@ -4146,11 +4149,11 @@
       <w:r>
         <w:t>:</w:t>
       </w:r>
-      <w:bookmarkEnd w:id="17"/>
+      <w:bookmarkEnd w:id="18"/>
       <w:r>
         <w:t>Landing page mock up.</w:t>
       </w:r>
-      <w:bookmarkEnd w:id="18"/>
+      <w:bookmarkEnd w:id="19"/>
     </w:p>
     <w:p/>
     <w:p/>
@@ -4158,12 +4161,12 @@
       <w:pPr>
         <w:pStyle w:val="Heading2"/>
       </w:pPr>
-      <w:bookmarkStart w:id="19" w:name="_Toc231464284"/>
+      <w:bookmarkStart w:id="20" w:name="_Toc231464284"/>
       <w:r>
         <w:lastRenderedPageBreak/>
         <w:t>2.5 Technologies used.</w:t>
       </w:r>
-      <w:bookmarkEnd w:id="19"/>
+      <w:bookmarkEnd w:id="20"/>
     </w:p>
     <w:p/>
     <w:p>
@@ -4205,7 +4208,7 @@
       <w:pPr>
         <w:pStyle w:val="Heading1"/>
       </w:pPr>
-      <w:bookmarkStart w:id="20" w:name="_Toc231464285"/>
+      <w:bookmarkStart w:id="21" w:name="_Toc231464285"/>
       <w:r>
         <w:lastRenderedPageBreak/>
         <w:t>WEEK3:</w:t>
@@ -4213,17 +4216,17 @@
       <w:r>
         <w:t xml:space="preserve"> Form Validation.</w:t>
       </w:r>
-      <w:bookmarkEnd w:id="20"/>
+      <w:bookmarkEnd w:id="21"/>
     </w:p>
     <w:p>
       <w:pPr>
         <w:pStyle w:val="Heading2"/>
       </w:pPr>
-      <w:bookmarkStart w:id="21" w:name="_Toc231464286"/>
+      <w:bookmarkStart w:id="22" w:name="_Toc231464286"/>
       <w:r>
         <w:t>3.1 Login and Register Form Mockups.</w:t>
       </w:r>
-      <w:bookmarkEnd w:id="21"/>
+      <w:bookmarkEnd w:id="22"/>
     </w:p>
     <w:p>
       <w:pPr>
@@ -4280,7 +4283,7 @@
       <w:pPr>
         <w:pStyle w:val="Caption"/>
       </w:pPr>
-      <w:bookmarkStart w:id="22" w:name="_Toc231464336"/>
+      <w:bookmarkStart w:id="23" w:name="_Toc231464336"/>
       <w:r>
         <w:t xml:space="preserve">Figure </w:t>
       </w:r>
@@ -4295,7 +4298,7 @@
       <w:r>
         <w:t>: Login Form</w:t>
       </w:r>
-      <w:bookmarkEnd w:id="22"/>
+      <w:bookmarkEnd w:id="23"/>
     </w:p>
     <w:p>
       <w:pPr>
@@ -4352,7 +4355,7 @@
       <w:pPr>
         <w:pStyle w:val="Caption"/>
       </w:pPr>
-      <w:bookmarkStart w:id="23" w:name="_Toc231464337"/>
+      <w:bookmarkStart w:id="24" w:name="_Toc231464337"/>
       <w:r>
         <w:t xml:space="preserve">Figure </w:t>
       </w:r>
@@ -4367,7 +4370,7 @@
       <w:r>
         <w:t>: Register Form</w:t>
       </w:r>
-      <w:bookmarkEnd w:id="23"/>
+      <w:bookmarkEnd w:id="24"/>
     </w:p>
     <w:p/>
     <w:p/>
@@ -4378,12 +4381,12 @@
       <w:pPr>
         <w:pStyle w:val="Heading2"/>
       </w:pPr>
-      <w:bookmarkStart w:id="24" w:name="_Toc231464287"/>
+      <w:bookmarkStart w:id="25" w:name="_Toc231464287"/>
       <w:r>
         <w:lastRenderedPageBreak/>
         <w:t>3.2 Database user model code snippet.</w:t>
       </w:r>
-      <w:bookmarkEnd w:id="24"/>
+      <w:bookmarkEnd w:id="25"/>
     </w:p>
     <w:p>
       <w:pPr>
@@ -4440,7 +4443,7 @@
       <w:pPr>
         <w:pStyle w:val="Caption"/>
       </w:pPr>
-      <w:bookmarkStart w:id="25" w:name="_Toc231464338"/>
+      <w:bookmarkStart w:id="26" w:name="_Toc231464338"/>
       <w:r>
         <w:t xml:space="preserve">Figure </w:t>
       </w:r>
@@ -4455,18 +4458,18 @@
       <w:r>
         <w:t>:Code snippet of the user model</w:t>
       </w:r>
-      <w:bookmarkEnd w:id="25"/>
+      <w:bookmarkEnd w:id="26"/>
     </w:p>
     <w:p>
       <w:pPr>
         <w:pStyle w:val="Heading2"/>
       </w:pPr>
-      <w:bookmarkStart w:id="26" w:name="_Toc231464288"/>
+      <w:bookmarkStart w:id="27" w:name="_Toc231464288"/>
       <w:r>
         <w:lastRenderedPageBreak/>
         <w:t>3.3 Login validation</w:t>
       </w:r>
-      <w:bookmarkEnd w:id="26"/>
+      <w:bookmarkEnd w:id="27"/>
     </w:p>
     <w:p>
       <w:pPr>
@@ -4523,7 +4526,7 @@
       <w:pPr>
         <w:pStyle w:val="Caption"/>
       </w:pPr>
-      <w:bookmarkStart w:id="27" w:name="_Toc231464339"/>
+      <w:bookmarkStart w:id="28" w:name="_Toc231464339"/>
       <w:r>
         <w:t xml:space="preserve">Figure </w:t>
       </w:r>
@@ -4538,7 +4541,7 @@
       <w:r>
         <w:t>: Login validation Code Snippet</w:t>
       </w:r>
-      <w:bookmarkEnd w:id="27"/>
+      <w:bookmarkEnd w:id="28"/>
     </w:p>
     <w:p/>
     <w:p/>
@@ -4562,7 +4565,7 @@
       <w:pPr>
         <w:pStyle w:val="Heading1"/>
       </w:pPr>
-      <w:bookmarkStart w:id="28" w:name="_Toc231464289"/>
+      <w:bookmarkStart w:id="29" w:name="_Toc231464289"/>
       <w:r>
         <w:lastRenderedPageBreak/>
         <w:t xml:space="preserve">WEEK4: Database </w:t>
@@ -4576,17 +4579,17 @@
       <w:r>
         <w:t>.</w:t>
       </w:r>
-      <w:bookmarkEnd w:id="28"/>
+      <w:bookmarkEnd w:id="29"/>
     </w:p>
     <w:p>
       <w:pPr>
         <w:pStyle w:val="Heading2"/>
       </w:pPr>
-      <w:bookmarkStart w:id="29" w:name="_Toc231464290"/>
+      <w:bookmarkStart w:id="30" w:name="_Toc231464290"/>
       <w:r>
         <w:t>4.1 Login Form screenshots</w:t>
       </w:r>
-      <w:bookmarkEnd w:id="29"/>
+      <w:bookmarkEnd w:id="30"/>
     </w:p>
     <w:p>
       <w:pPr>
@@ -4643,7 +4646,7 @@
       <w:pPr>
         <w:pStyle w:val="Caption"/>
       </w:pPr>
-      <w:bookmarkStart w:id="30" w:name="_Toc231464340"/>
+      <w:bookmarkStart w:id="31" w:name="_Toc231464340"/>
       <w:r>
         <w:t xml:space="preserve">Figure </w:t>
       </w:r>
@@ -4658,17 +4661,17 @@
       <w:r>
         <w:t>: Login Form Screenshot</w:t>
       </w:r>
-      <w:bookmarkEnd w:id="30"/>
+      <w:bookmarkEnd w:id="31"/>
     </w:p>
     <w:p>
       <w:pPr>
         <w:pStyle w:val="Heading1"/>
       </w:pPr>
-      <w:bookmarkStart w:id="31" w:name="_Toc231464291"/>
+      <w:bookmarkStart w:id="32" w:name="_Toc231464291"/>
       <w:r>
         <w:t>4.2 Login Validation Screenshot.</w:t>
       </w:r>
-      <w:bookmarkEnd w:id="31"/>
+      <w:bookmarkEnd w:id="32"/>
     </w:p>
     <w:p>
       <w:pPr>
@@ -4725,7 +4728,7 @@
       <w:pPr>
         <w:pStyle w:val="Caption"/>
       </w:pPr>
-      <w:bookmarkStart w:id="32" w:name="_Toc231464341"/>
+      <w:bookmarkStart w:id="33" w:name="_Toc231464341"/>
       <w:r>
         <w:t xml:space="preserve">Figure </w:t>
       </w:r>
@@ -4740,19 +4743,19 @@
       <w:r>
         <w:t>: Login successful</w:t>
       </w:r>
-      <w:bookmarkEnd w:id="32"/>
+      <w:bookmarkEnd w:id="33"/>
     </w:p>
     <w:p/>
     <w:p>
       <w:pPr>
         <w:pStyle w:val="Heading2"/>
       </w:pPr>
-      <w:bookmarkStart w:id="33" w:name="_Toc231464292"/>
+      <w:bookmarkStart w:id="34" w:name="_Toc231464292"/>
       <w:r>
         <w:lastRenderedPageBreak/>
         <w:t>4.3 Folder Structure.</w:t>
       </w:r>
-      <w:bookmarkEnd w:id="33"/>
+      <w:bookmarkEnd w:id="34"/>
     </w:p>
     <w:p>
       <w:pPr>
@@ -4817,7 +4820,7 @@
       <w:pPr>
         <w:pStyle w:val="Caption"/>
       </w:pPr>
-      <w:bookmarkStart w:id="34" w:name="_Toc231464342"/>
+      <w:bookmarkStart w:id="35" w:name="_Toc231464342"/>
       <w:r>
         <w:t xml:space="preserve">Figure </w:t>
       </w:r>
@@ -4832,14 +4835,12 @@
       <w:r>
         <w:t>: File structure</w:t>
       </w:r>
-      <w:bookmarkEnd w:id="34"/>
+      <w:bookmarkEnd w:id="35"/>
     </w:p>
     <w:p>
       <w:r>
         <w:t>Frontend and Backend each have their own folders to make updates easier.</w:t>
       </w:r>
-      <w:bookmarkStart w:id="35" w:name="_GoBack"/>
-      <w:bookmarkEnd w:id="35"/>
     </w:p>
     <w:p>
       <w:pPr>
@@ -4862,8 +4863,8 @@
         </w:rPr>
         <w:drawing>
           <wp:inline distT="0" distB="0" distL="0" distR="0">
-            <wp:extent cx="5943600" cy="1428750"/>
-            <wp:effectExtent l="0" t="0" r="0" b="0"/>
+            <wp:extent cx="8122920" cy="1952625"/>
+            <wp:effectExtent l="0" t="0" r="0" b="9525"/>
             <wp:docPr id="25" name="Picture 25"/>
             <wp:cNvGraphicFramePr>
               <a:graphicFrameLocks xmlns:a="http://schemas.openxmlformats.org/drawingml/2006/main" noChangeAspect="1"/>
@@ -4890,7 +4891,7 @@
                   <pic:spPr>
                     <a:xfrm>
                       <a:off x="0" y="0"/>
-                      <a:ext cx="5943600" cy="1428750"/>
+                      <a:ext cx="8127188" cy="1953651"/>
                     </a:xfrm>
                     <a:prstGeom prst="rect">
                       <a:avLst/>
@@ -5030,7 +5031,6 @@
       </w:pPr>
       <w:bookmarkStart w:id="40" w:name="_Toc231464295"/>
       <w:r>
-        <w:lastRenderedPageBreak/>
         <w:t>WEEK 5: Database and CRUD.</w:t>
       </w:r>
       <w:bookmarkEnd w:id="40"/>
@@ -6231,7 +6231,7 @@
 </file>
 
 <file path=customXml/itemProps1.xml><?xml version="1.0" encoding="utf-8"?>
-<ds:datastoreItem xmlns:ds="http://schemas.openxmlformats.org/officeDocument/2006/customXml" ds:itemID="{69D51C9C-FE51-4111-B4D6-69973744CAB2}">
+<ds:datastoreItem xmlns:ds="http://schemas.openxmlformats.org/officeDocument/2006/customXml" ds:itemID="{67C81CA9-E523-4F8B-814A-BAD8C1A645AC}">
   <ds:schemaRefs>
     <ds:schemaRef ds:uri="http://schemas.openxmlformats.org/officeDocument/2006/bibliography"/>
   </ds:schemaRefs>

--- a/Advanced web Documentation.docx
+++ b/Advanced web Documentation.docx
@@ -14,24 +14,79 @@
       </w:pPr>
       <w:r>
         <w:rPr>
+          <w:noProof/>
+        </w:rPr>
+        <w:drawing>
+          <wp:inline distT="0" distB="0" distL="0" distR="0">
+            <wp:extent cx="4305300" cy="1057275"/>
+            <wp:effectExtent l="0" t="0" r="0" b="9525"/>
+            <wp:docPr id="1" name="Picture 1" descr="Mount Kenya University"/>
+            <wp:cNvGraphicFramePr>
+              <a:graphicFrameLocks xmlns:a="http://schemas.openxmlformats.org/drawingml/2006/main" noChangeAspect="1"/>
+            </wp:cNvGraphicFramePr>
+            <a:graphic xmlns:a="http://schemas.openxmlformats.org/drawingml/2006/main">
+              <a:graphicData uri="http://schemas.openxmlformats.org/drawingml/2006/picture">
+                <pic:pic xmlns:pic="http://schemas.openxmlformats.org/drawingml/2006/picture">
+                  <pic:nvPicPr>
+                    <pic:cNvPr id="0" name="Picture 1" descr="Mount Kenya University"/>
+                    <pic:cNvPicPr>
+                      <a:picLocks noChangeAspect="1" noChangeArrowheads="1"/>
+                    </pic:cNvPicPr>
+                  </pic:nvPicPr>
+                  <pic:blipFill>
+                    <a:blip r:embed="rId5">
+                      <a:extLst>
+                        <a:ext uri="{28A0092B-C50C-407E-A947-70E740481C1C}">
+                          <a14:useLocalDpi xmlns:a14="http://schemas.microsoft.com/office/drawing/2010/main" val="0"/>
+                        </a:ext>
+                      </a:extLst>
+                    </a:blip>
+                    <a:srcRect/>
+                    <a:stretch>
+                      <a:fillRect/>
+                    </a:stretch>
+                  </pic:blipFill>
+                  <pic:spPr bwMode="auto">
+                    <a:xfrm>
+                      <a:off x="0" y="0"/>
+                      <a:ext cx="4305300" cy="1057275"/>
+                    </a:xfrm>
+                    <a:prstGeom prst="rect">
+                      <a:avLst/>
+                    </a:prstGeom>
+                    <a:noFill/>
+                    <a:ln>
+                      <a:noFill/>
+                    </a:ln>
+                  </pic:spPr>
+                </pic:pic>
+              </a:graphicData>
+            </a:graphic>
+          </wp:inline>
+        </w:drawing>
+      </w:r>
+    </w:p>
+    <w:p>
+      <w:pPr>
+        <w:jc w:val="center"/>
+        <w:rPr>
           <w:rFonts w:ascii="Times New Roman" w:hAnsi="Times New Roman" w:cs="Times New Roman"/>
           <w:b/>
           <w:sz w:val="24"/>
           <w:szCs w:val="24"/>
         </w:rPr>
-        <w:t xml:space="preserve">Fidelis </w:t>
-      </w:r>
-      <w:proofErr w:type="spellStart"/>
-      <w:r>
+      </w:pPr>
+    </w:p>
+    <w:p>
+      <w:pPr>
+        <w:jc w:val="center"/>
         <w:rPr>
           <w:rFonts w:ascii="Times New Roman" w:hAnsi="Times New Roman" w:cs="Times New Roman"/>
           <w:b/>
           <w:sz w:val="24"/>
           <w:szCs w:val="24"/>
         </w:rPr>
-        <w:t>Kaloki</w:t>
-      </w:r>
-      <w:proofErr w:type="spellEnd"/>
+      </w:pPr>
       <w:r>
         <w:rPr>
           <w:rFonts w:ascii="Times New Roman" w:hAnsi="Times New Roman" w:cs="Times New Roman"/>
@@ -39,7 +94,7 @@
           <w:sz w:val="24"/>
           <w:szCs w:val="24"/>
         </w:rPr>
-        <w:t xml:space="preserve"> </w:t>
+        <w:t xml:space="preserve">Fidelis </w:t>
       </w:r>
       <w:proofErr w:type="spellStart"/>
       <w:r>
@@ -49,20 +104,19 @@
           <w:sz w:val="24"/>
           <w:szCs w:val="24"/>
         </w:rPr>
-        <w:t>Mwanzia</w:t>
+        <w:t>Kaloki</w:t>
       </w:r>
       <w:proofErr w:type="spellEnd"/>
-    </w:p>
-    <w:p>
-      <w:pPr>
-        <w:jc w:val="center"/>
+      <w:r>
         <w:rPr>
           <w:rFonts w:ascii="Times New Roman" w:hAnsi="Times New Roman" w:cs="Times New Roman"/>
           <w:b/>
           <w:sz w:val="24"/>
           <w:szCs w:val="24"/>
         </w:rPr>
-      </w:pPr>
+        <w:t xml:space="preserve"> </w:t>
+      </w:r>
+      <w:proofErr w:type="spellStart"/>
       <w:r>
         <w:rPr>
           <w:rFonts w:ascii="Times New Roman" w:hAnsi="Times New Roman" w:cs="Times New Roman"/>
@@ -70,8 +124,9 @@
           <w:sz w:val="24"/>
           <w:szCs w:val="24"/>
         </w:rPr>
-        <w:t>BSCCS/2024/32530</w:t>
-      </w:r>
+        <w:t>Mwanzia</w:t>
+      </w:r>
+      <w:proofErr w:type="spellEnd"/>
     </w:p>
     <w:p>
       <w:pPr>
@@ -90,7 +145,7 @@
           <w:sz w:val="24"/>
           <w:szCs w:val="24"/>
         </w:rPr>
-        <w:t>Computer Science</w:t>
+        <w:t>BSCCS/2024/32530</w:t>
       </w:r>
     </w:p>
     <w:p>
@@ -110,7 +165,7 @@
           <w:sz w:val="24"/>
           <w:szCs w:val="24"/>
         </w:rPr>
-        <w:t>BIT 3208</w:t>
+        <w:t>Computer Science</w:t>
       </w:r>
     </w:p>
     <w:p>
@@ -130,7 +185,7 @@
           <w:sz w:val="24"/>
           <w:szCs w:val="24"/>
         </w:rPr>
-        <w:t>Advanced Web Design and Development</w:t>
+        <w:t>BIT 3208</w:t>
       </w:r>
     </w:p>
     <w:p>
@@ -150,30 +205,29 @@
           <w:sz w:val="24"/>
           <w:szCs w:val="24"/>
         </w:rPr>
-        <w:t xml:space="preserve">Michael </w:t>
-      </w:r>
-      <w:proofErr w:type="spellStart"/>
-      <w:r>
+        <w:t>Advanced Web Design and Development</w:t>
+      </w:r>
+    </w:p>
+    <w:p>
+      <w:pPr>
+        <w:jc w:val="center"/>
         <w:rPr>
           <w:rFonts w:ascii="Times New Roman" w:hAnsi="Times New Roman" w:cs="Times New Roman"/>
           <w:b/>
           <w:sz w:val="24"/>
           <w:szCs w:val="24"/>
         </w:rPr>
-        <w:t>Nyoro</w:t>
-      </w:r>
-      <w:proofErr w:type="spellEnd"/>
-    </w:p>
-    <w:p>
-      <w:pPr>
-        <w:jc w:val="center"/>
+      </w:pPr>
+      <w:r>
         <w:rPr>
           <w:rFonts w:ascii="Times New Roman" w:hAnsi="Times New Roman" w:cs="Times New Roman"/>
           <w:b/>
           <w:sz w:val="24"/>
           <w:szCs w:val="24"/>
         </w:rPr>
-      </w:pPr>
+        <w:t xml:space="preserve">Michael </w:t>
+      </w:r>
+      <w:proofErr w:type="spellStart"/>
       <w:r>
         <w:rPr>
           <w:rFonts w:ascii="Times New Roman" w:hAnsi="Times New Roman" w:cs="Times New Roman"/>
@@ -181,11 +235,13 @@
           <w:sz w:val="24"/>
           <w:szCs w:val="24"/>
         </w:rPr>
-        <w:t>Year IV, Semester II</w:t>
-      </w:r>
-    </w:p>
-    <w:p>
-      <w:pPr>
+        <w:t>Nyoro</w:t>
+      </w:r>
+      <w:proofErr w:type="spellEnd"/>
+    </w:p>
+    <w:p>
+      <w:pPr>
+        <w:jc w:val="center"/>
         <w:rPr>
           <w:rFonts w:ascii="Times New Roman" w:hAnsi="Times New Roman" w:cs="Times New Roman"/>
           <w:b/>
@@ -193,16 +249,15 @@
           <w:szCs w:val="24"/>
         </w:rPr>
       </w:pPr>
-    </w:p>
-    <w:p>
-      <w:pPr>
+      <w:r>
         <w:rPr>
           <w:rFonts w:ascii="Times New Roman" w:hAnsi="Times New Roman" w:cs="Times New Roman"/>
           <w:b/>
           <w:sz w:val="24"/>
           <w:szCs w:val="24"/>
         </w:rPr>
-      </w:pPr>
+        <w:t>Year IV, Semester II</w:t>
+      </w:r>
     </w:p>
     <w:p>
       <w:pPr>
@@ -223,15 +278,16 @@
           <w:szCs w:val="24"/>
         </w:rPr>
       </w:pPr>
-      <w:r>
+    </w:p>
+    <w:p>
+      <w:pPr>
         <w:rPr>
           <w:rFonts w:ascii="Times New Roman" w:hAnsi="Times New Roman" w:cs="Times New Roman"/>
           <w:b/>
           <w:sz w:val="24"/>
           <w:szCs w:val="24"/>
         </w:rPr>
-        <w:t>Project:</w:t>
-      </w:r>
+      </w:pPr>
     </w:p>
     <w:p>
       <w:pPr>
@@ -245,10 +301,11 @@
       <w:r>
         <w:rPr>
           <w:rFonts w:ascii="Times New Roman" w:hAnsi="Times New Roman" w:cs="Times New Roman"/>
+          <w:b/>
           <w:sz w:val="24"/>
           <w:szCs w:val="24"/>
         </w:rPr>
-        <w:t>Gaming Supplies Ecommerce Website</w:t>
+        <w:t>Project:</w:t>
       </w:r>
     </w:p>
     <w:p>
@@ -260,6 +317,14 @@
           <w:szCs w:val="24"/>
         </w:rPr>
       </w:pPr>
+      <w:r>
+        <w:rPr>
+          <w:rFonts w:ascii="Times New Roman" w:hAnsi="Times New Roman" w:cs="Times New Roman"/>
+          <w:sz w:val="24"/>
+          <w:szCs w:val="24"/>
+        </w:rPr>
+        <w:t>Gaming Supplies Ecommerce Website</w:t>
+      </w:r>
     </w:p>
     <w:p>
       <w:pPr>
@@ -280,112 +345,109 @@
           <w:szCs w:val="24"/>
         </w:rPr>
       </w:pPr>
-      <w:r>
+    </w:p>
+    <w:p>
+      <w:pPr>
         <w:rPr>
           <w:rFonts w:ascii="Times New Roman" w:hAnsi="Times New Roman" w:cs="Times New Roman"/>
           <w:b/>
           <w:sz w:val="24"/>
           <w:szCs w:val="24"/>
         </w:rPr>
-        <w:t>Technologies Used:</w:t>
-      </w:r>
-    </w:p>
-    <w:p>
-      <w:pPr>
-        <w:rPr>
-          <w:rFonts w:ascii="Times New Roman" w:hAnsi="Times New Roman" w:cs="Times New Roman"/>
-          <w:sz w:val="24"/>
-          <w:szCs w:val="24"/>
-        </w:rPr>
-      </w:pPr>
-      <w:r>
-        <w:rPr>
-          <w:rFonts w:ascii="Times New Roman" w:hAnsi="Times New Roman" w:cs="Times New Roman"/>
-          <w:sz w:val="24"/>
-          <w:szCs w:val="24"/>
-        </w:rPr>
-        <w:t>Vue</w:t>
-      </w:r>
-    </w:p>
-    <w:p>
-      <w:pPr>
-        <w:rPr>
-          <w:rFonts w:ascii="Times New Roman" w:hAnsi="Times New Roman" w:cs="Times New Roman"/>
-          <w:sz w:val="24"/>
-          <w:szCs w:val="24"/>
-        </w:rPr>
-      </w:pPr>
-      <w:r>
-        <w:rPr>
-          <w:rFonts w:ascii="Times New Roman" w:hAnsi="Times New Roman" w:cs="Times New Roman"/>
-          <w:sz w:val="24"/>
-          <w:szCs w:val="24"/>
-        </w:rPr>
-        <w:t>MongoDB</w:t>
-      </w:r>
-    </w:p>
-    <w:p>
-      <w:pPr>
-        <w:rPr>
-          <w:rFonts w:ascii="Times New Roman" w:hAnsi="Times New Roman" w:cs="Times New Roman"/>
-          <w:sz w:val="24"/>
-          <w:szCs w:val="24"/>
-        </w:rPr>
-      </w:pPr>
-      <w:r>
-        <w:rPr>
-          <w:rFonts w:ascii="Times New Roman" w:hAnsi="Times New Roman" w:cs="Times New Roman"/>
-          <w:sz w:val="24"/>
-          <w:szCs w:val="24"/>
-        </w:rPr>
-        <w:t>Express</w:t>
-      </w:r>
-    </w:p>
-    <w:p>
-      <w:pPr>
-        <w:rPr>
-          <w:rFonts w:ascii="Times New Roman" w:hAnsi="Times New Roman" w:cs="Times New Roman"/>
-          <w:sz w:val="24"/>
-          <w:szCs w:val="24"/>
-        </w:rPr>
-      </w:pPr>
-      <w:r>
-        <w:rPr>
-          <w:rFonts w:ascii="Times New Roman" w:hAnsi="Times New Roman" w:cs="Times New Roman"/>
-          <w:sz w:val="24"/>
-          <w:szCs w:val="24"/>
-        </w:rPr>
-        <w:t>Node</w:t>
-      </w:r>
-      <w:r>
-        <w:rPr>
-          <w:rFonts w:ascii="Times New Roman" w:hAnsi="Times New Roman" w:cs="Times New Roman"/>
-          <w:sz w:val="24"/>
-          <w:szCs w:val="24"/>
-        </w:rPr>
-        <w:t>.j</w:t>
-      </w:r>
-      <w:r>
-        <w:rPr>
-          <w:rFonts w:ascii="Times New Roman" w:hAnsi="Times New Roman" w:cs="Times New Roman"/>
-          <w:sz w:val="24"/>
-          <w:szCs w:val="24"/>
-        </w:rPr>
-        <w:t>s</w:t>
-      </w:r>
-    </w:p>
-    <w:p>
-      <w:pPr>
-        <w:tabs>
-          <w:tab w:val="left" w:pos="2595"/>
-        </w:tabs>
+      </w:pPr>
+      <w:r>
         <w:rPr>
           <w:rFonts w:ascii="Times New Roman" w:hAnsi="Times New Roman" w:cs="Times New Roman"/>
           <w:b/>
           <w:sz w:val="24"/>
           <w:szCs w:val="24"/>
         </w:rPr>
-      </w:pPr>
+        <w:t>Technologies Used:</w:t>
+      </w:r>
+    </w:p>
+    <w:p>
+      <w:pPr>
+        <w:rPr>
+          <w:rFonts w:ascii="Times New Roman" w:hAnsi="Times New Roman" w:cs="Times New Roman"/>
+          <w:sz w:val="24"/>
+          <w:szCs w:val="24"/>
+        </w:rPr>
+      </w:pPr>
+      <w:r>
+        <w:rPr>
+          <w:rFonts w:ascii="Times New Roman" w:hAnsi="Times New Roman" w:cs="Times New Roman"/>
+          <w:sz w:val="24"/>
+          <w:szCs w:val="24"/>
+        </w:rPr>
+        <w:t>Vue</w:t>
+      </w:r>
+    </w:p>
+    <w:p>
+      <w:pPr>
+        <w:rPr>
+          <w:rFonts w:ascii="Times New Roman" w:hAnsi="Times New Roman" w:cs="Times New Roman"/>
+          <w:sz w:val="24"/>
+          <w:szCs w:val="24"/>
+        </w:rPr>
+      </w:pPr>
+      <w:r>
+        <w:rPr>
+          <w:rFonts w:ascii="Times New Roman" w:hAnsi="Times New Roman" w:cs="Times New Roman"/>
+          <w:sz w:val="24"/>
+          <w:szCs w:val="24"/>
+        </w:rPr>
+        <w:t>MongoDB</w:t>
+      </w:r>
+    </w:p>
+    <w:p>
+      <w:pPr>
+        <w:rPr>
+          <w:rFonts w:ascii="Times New Roman" w:hAnsi="Times New Roman" w:cs="Times New Roman"/>
+          <w:sz w:val="24"/>
+          <w:szCs w:val="24"/>
+        </w:rPr>
+      </w:pPr>
+      <w:r>
+        <w:rPr>
+          <w:rFonts w:ascii="Times New Roman" w:hAnsi="Times New Roman" w:cs="Times New Roman"/>
+          <w:sz w:val="24"/>
+          <w:szCs w:val="24"/>
+        </w:rPr>
+        <w:t>Express</w:t>
+      </w:r>
+    </w:p>
+    <w:p>
+      <w:pPr>
+        <w:rPr>
+          <w:rFonts w:ascii="Times New Roman" w:hAnsi="Times New Roman" w:cs="Times New Roman"/>
+          <w:sz w:val="24"/>
+          <w:szCs w:val="24"/>
+        </w:rPr>
+      </w:pPr>
+      <w:r>
+        <w:rPr>
+          <w:rFonts w:ascii="Times New Roman" w:hAnsi="Times New Roman" w:cs="Times New Roman"/>
+          <w:sz w:val="24"/>
+          <w:szCs w:val="24"/>
+        </w:rPr>
+        <w:t>Node</w:t>
+      </w:r>
+      <w:r>
+        <w:rPr>
+          <w:rFonts w:ascii="Times New Roman" w:hAnsi="Times New Roman" w:cs="Times New Roman"/>
+          <w:sz w:val="24"/>
+          <w:szCs w:val="24"/>
+        </w:rPr>
+        <w:t>.j</w:t>
+      </w:r>
+      <w:r>
+        <w:rPr>
+          <w:rFonts w:ascii="Times New Roman" w:hAnsi="Times New Roman" w:cs="Times New Roman"/>
+          <w:sz w:val="24"/>
+          <w:szCs w:val="24"/>
+        </w:rPr>
+        <w:t>s</w:t>
+      </w:r>
     </w:p>
     <w:p>
       <w:pPr>
@@ -425,20 +487,17 @@
           <w:szCs w:val="24"/>
         </w:rPr>
       </w:pPr>
-    </w:p>
-    <w:p>
-      <w:pPr>
-        <w:tabs>
-          <w:tab w:val="left" w:pos="2595"/>
-        </w:tabs>
+      <w:proofErr w:type="spellStart"/>
+      <w:r>
         <w:rPr>
           <w:rFonts w:ascii="Times New Roman" w:hAnsi="Times New Roman" w:cs="Times New Roman"/>
           <w:b/>
           <w:sz w:val="24"/>
           <w:szCs w:val="24"/>
         </w:rPr>
-      </w:pPr>
-      <w:proofErr w:type="spellStart"/>
+        <w:t>Github</w:t>
+      </w:r>
+      <w:proofErr w:type="spellEnd"/>
       <w:r>
         <w:rPr>
           <w:rFonts w:ascii="Times New Roman" w:hAnsi="Times New Roman" w:cs="Times New Roman"/>
@@ -446,31 +505,30 @@
           <w:sz w:val="24"/>
           <w:szCs w:val="24"/>
         </w:rPr>
-        <w:t>Github</w:t>
-      </w:r>
-      <w:proofErr w:type="spellEnd"/>
-      <w:r>
+        <w:t xml:space="preserve"> Repo Link:</w:t>
+      </w:r>
+    </w:p>
+    <w:p>
+      <w:pPr>
+        <w:tabs>
+          <w:tab w:val="left" w:pos="2595"/>
+        </w:tabs>
         <w:rPr>
           <w:rFonts w:ascii="Times New Roman" w:hAnsi="Times New Roman" w:cs="Times New Roman"/>
           <w:b/>
           <w:sz w:val="24"/>
           <w:szCs w:val="24"/>
         </w:rPr>
-        <w:t xml:space="preserve"> Repo Link:</w:t>
-      </w:r>
-    </w:p>
-    <w:p>
-      <w:pPr>
-        <w:tabs>
-          <w:tab w:val="left" w:pos="2595"/>
-        </w:tabs>
+      </w:pPr>
+      <w:r>
         <w:rPr>
           <w:rFonts w:ascii="Times New Roman" w:hAnsi="Times New Roman" w:cs="Times New Roman"/>
           <w:b/>
           <w:sz w:val="24"/>
           <w:szCs w:val="24"/>
         </w:rPr>
-      </w:pPr>
+        <w:t xml:space="preserve"> </w:t>
+      </w:r>
       <w:r>
         <w:rPr>
           <w:rFonts w:ascii="Times New Roman" w:hAnsi="Times New Roman" w:cs="Times New Roman"/>
@@ -478,47 +536,8 @@
           <w:sz w:val="24"/>
           <w:szCs w:val="24"/>
         </w:rPr>
-        <w:t xml:space="preserve"> </w:t>
-      </w:r>
-      <w:r>
-        <w:rPr>
-          <w:rFonts w:ascii="Times New Roman" w:hAnsi="Times New Roman" w:cs="Times New Roman"/>
-          <w:b/>
-          <w:sz w:val="24"/>
-          <w:szCs w:val="24"/>
-        </w:rPr>
-        <w:t>https://github.com/Kasankal/Advanced-Web.git</w:t>
-      </w:r>
-    </w:p>
-    <w:p>
-      <w:pPr>
-        <w:rPr>
-          <w:rFonts w:ascii="Times New Roman" w:hAnsi="Times New Roman" w:cs="Times New Roman"/>
-          <w:b/>
-          <w:sz w:val="24"/>
-          <w:szCs w:val="24"/>
-        </w:rPr>
-      </w:pPr>
-    </w:p>
-    <w:p>
-      <w:pPr>
-        <w:rPr>
-          <w:rFonts w:ascii="Times New Roman" w:hAnsi="Times New Roman" w:cs="Times New Roman"/>
-          <w:b/>
-          <w:sz w:val="24"/>
-          <w:szCs w:val="24"/>
-        </w:rPr>
-      </w:pPr>
-    </w:p>
-    <w:p>
-      <w:pPr>
-        <w:rPr>
-          <w:rFonts w:ascii="Times New Roman" w:hAnsi="Times New Roman" w:cs="Times New Roman"/>
-          <w:b/>
-          <w:sz w:val="24"/>
-          <w:szCs w:val="24"/>
-        </w:rPr>
-      </w:pPr>
+        <w:t>https://github.com/Kasankal/Advanced-Web</w:t>
+      </w:r>
     </w:p>
     <w:sdt>
       <w:sdtPr>
@@ -570,7 +589,7 @@
           <w:r>
             <w:fldChar w:fldCharType="separate"/>
           </w:r>
-          <w:hyperlink w:anchor="_Toc231464276" w:history="1">
+          <w:hyperlink w:anchor="_Toc231846636" w:history="1">
             <w:r>
               <w:rPr>
                 <w:rStyle w:val="Hyperlink"/>
@@ -597,7 +616,7 @@
                 <w:noProof/>
                 <w:webHidden/>
               </w:rPr>
-              <w:instrText xml:space="preserve"> PAGEREF _Toc231464276 \h </w:instrText>
+              <w:instrText xml:space="preserve"> PAGEREF _Toc231846636 \h </w:instrText>
             </w:r>
             <w:r>
               <w:rPr>
@@ -639,13 +658,13 @@
               <w:noProof/>
             </w:rPr>
           </w:pPr>
-          <w:hyperlink w:anchor="_Toc231464277" w:history="1">
+          <w:hyperlink w:anchor="_Toc231846637" w:history="1">
             <w:r>
               <w:rPr>
                 <w:rStyle w:val="Hyperlink"/>
                 <w:noProof/>
               </w:rPr>
-              <w:t>MongoDB setup</w:t>
+              <w:t>1.1 MongoDB setup</w:t>
             </w:r>
             <w:r>
               <w:rPr>
@@ -666,7 +685,7 @@
                 <w:noProof/>
                 <w:webHidden/>
               </w:rPr>
-              <w:instrText xml:space="preserve"> PAGEREF _Toc231464277 \h </w:instrText>
+              <w:instrText xml:space="preserve"> PAGEREF _Toc231846637 \h </w:instrText>
             </w:r>
             <w:r>
               <w:rPr>
@@ -708,13 +727,13 @@
               <w:noProof/>
             </w:rPr>
           </w:pPr>
-          <w:hyperlink w:anchor="_Toc231464278" w:history="1">
+          <w:hyperlink w:anchor="_Toc231846638" w:history="1">
             <w:r>
               <w:rPr>
                 <w:rStyle w:val="Hyperlink"/>
                 <w:noProof/>
               </w:rPr>
-              <w:t>Database Connected.</w:t>
+              <w:t>1.2 Database Connected.</w:t>
             </w:r>
             <w:r>
               <w:rPr>
@@ -735,7 +754,7 @@
                 <w:noProof/>
                 <w:webHidden/>
               </w:rPr>
-              <w:instrText xml:space="preserve"> PAGEREF _Toc231464278 \h </w:instrText>
+              <w:instrText xml:space="preserve"> PAGEREF _Toc231846638 \h </w:instrText>
             </w:r>
             <w:r>
               <w:rPr>
@@ -756,6 +775,75 @@
                 <w:webHidden/>
               </w:rPr>
               <w:t>4</w:t>
+            </w:r>
+            <w:r>
+              <w:rPr>
+                <w:noProof/>
+                <w:webHidden/>
+              </w:rPr>
+              <w:fldChar w:fldCharType="end"/>
+            </w:r>
+          </w:hyperlink>
+        </w:p>
+        <w:p>
+          <w:pPr>
+            <w:pStyle w:val="TOC2"/>
+            <w:tabs>
+              <w:tab w:val="right" w:leader="dot" w:pos="9350"/>
+            </w:tabs>
+            <w:rPr>
+              <w:rFonts w:eastAsiaTheme="minorEastAsia"/>
+              <w:noProof/>
+            </w:rPr>
+          </w:pPr>
+          <w:hyperlink w:anchor="_Toc231846639" w:history="1">
+            <w:r>
+              <w:rPr>
+                <w:rStyle w:val="Hyperlink"/>
+                <w:noProof/>
+              </w:rPr>
+              <w:t>1.3 HELLO WORLD! Page.</w:t>
+            </w:r>
+            <w:r>
+              <w:rPr>
+                <w:noProof/>
+                <w:webHidden/>
+              </w:rPr>
+              <w:tab/>
+            </w:r>
+            <w:r>
+              <w:rPr>
+                <w:noProof/>
+                <w:webHidden/>
+              </w:rPr>
+              <w:fldChar w:fldCharType="begin"/>
+            </w:r>
+            <w:r>
+              <w:rPr>
+                <w:noProof/>
+                <w:webHidden/>
+              </w:rPr>
+              <w:instrText xml:space="preserve"> PAGEREF _Toc231846639 \h </w:instrText>
+            </w:r>
+            <w:r>
+              <w:rPr>
+                <w:noProof/>
+                <w:webHidden/>
+              </w:rPr>
+            </w:r>
+            <w:r>
+              <w:rPr>
+                <w:noProof/>
+                <w:webHidden/>
+              </w:rPr>
+              <w:fldChar w:fldCharType="separate"/>
+            </w:r>
+            <w:r>
+              <w:rPr>
+                <w:noProof/>
+                <w:webHidden/>
+              </w:rPr>
+              <w:t>5</w:t>
             </w:r>
             <w:r>
               <w:rPr>
@@ -777,7 +865,7 @@
               <w:noProof/>
             </w:rPr>
           </w:pPr>
-          <w:hyperlink w:anchor="_Toc231464279" w:history="1">
+          <w:hyperlink w:anchor="_Toc231846640" w:history="1">
             <w:r>
               <w:rPr>
                 <w:rStyle w:val="Hyperlink"/>
@@ -804,7 +892,7 @@
                 <w:noProof/>
                 <w:webHidden/>
               </w:rPr>
-              <w:instrText xml:space="preserve"> PAGEREF _Toc231464279 \h </w:instrText>
+              <w:instrText xml:space="preserve"> PAGEREF _Toc231846640 \h </w:instrText>
             </w:r>
             <w:r>
               <w:rPr>
@@ -824,7 +912,7 @@
                 <w:noProof/>
                 <w:webHidden/>
               </w:rPr>
-              <w:t>5</w:t>
+              <w:t>6</w:t>
             </w:r>
             <w:r>
               <w:rPr>
@@ -846,7 +934,7 @@
               <w:noProof/>
             </w:rPr>
           </w:pPr>
-          <w:hyperlink w:anchor="_Toc231464280" w:history="1">
+          <w:hyperlink w:anchor="_Toc231846641" w:history="1">
             <w:r>
               <w:rPr>
                 <w:rStyle w:val="Hyperlink"/>
@@ -873,7 +961,7 @@
                 <w:noProof/>
                 <w:webHidden/>
               </w:rPr>
-              <w:instrText xml:space="preserve"> PAGEREF _Toc231464280 \h </w:instrText>
+              <w:instrText xml:space="preserve"> PAGEREF _Toc231846641 \h </w:instrText>
             </w:r>
             <w:r>
               <w:rPr>
@@ -893,7 +981,7 @@
                 <w:noProof/>
                 <w:webHidden/>
               </w:rPr>
-              <w:t>5</w:t>
+              <w:t>6</w:t>
             </w:r>
             <w:r>
               <w:rPr>
@@ -915,7 +1003,7 @@
               <w:noProof/>
             </w:rPr>
           </w:pPr>
-          <w:hyperlink w:anchor="_Toc231464281" w:history="1">
+          <w:hyperlink w:anchor="_Toc231846642" w:history="1">
             <w:r>
               <w:rPr>
                 <w:rStyle w:val="Hyperlink"/>
@@ -942,7 +1030,7 @@
                 <w:noProof/>
                 <w:webHidden/>
               </w:rPr>
-              <w:instrText xml:space="preserve"> PAGEREF _Toc231464281 \h </w:instrText>
+              <w:instrText xml:space="preserve"> PAGEREF _Toc231846642 \h </w:instrText>
             </w:r>
             <w:r>
               <w:rPr>
@@ -962,7 +1050,7 @@
                 <w:noProof/>
                 <w:webHidden/>
               </w:rPr>
-              <w:t>6</w:t>
+              <w:t>7</w:t>
             </w:r>
             <w:r>
               <w:rPr>
@@ -984,7 +1072,7 @@
               <w:noProof/>
             </w:rPr>
           </w:pPr>
-          <w:hyperlink w:anchor="_Toc231464282" w:history="1">
+          <w:hyperlink w:anchor="_Toc231846643" w:history="1">
             <w:r>
               <w:rPr>
                 <w:rStyle w:val="Hyperlink"/>
@@ -1011,7 +1099,7 @@
                 <w:noProof/>
                 <w:webHidden/>
               </w:rPr>
-              <w:instrText xml:space="preserve"> PAGEREF _Toc231464282 \h </w:instrText>
+              <w:instrText xml:space="preserve"> PAGEREF _Toc231846643 \h </w:instrText>
             </w:r>
             <w:r>
               <w:rPr>
@@ -1031,7 +1119,7 @@
                 <w:noProof/>
                 <w:webHidden/>
               </w:rPr>
-              <w:t>7</w:t>
+              <w:t>8</w:t>
             </w:r>
             <w:r>
               <w:rPr>
@@ -1053,7 +1141,7 @@
               <w:noProof/>
             </w:rPr>
           </w:pPr>
-          <w:hyperlink w:anchor="_Toc231464283" w:history="1">
+          <w:hyperlink w:anchor="_Toc231846644" w:history="1">
             <w:r>
               <w:rPr>
                 <w:rStyle w:val="Hyperlink"/>
@@ -1080,7 +1168,7 @@
                 <w:noProof/>
                 <w:webHidden/>
               </w:rPr>
-              <w:instrText xml:space="preserve"> PAGEREF _Toc231464283 \h </w:instrText>
+              <w:instrText xml:space="preserve"> PAGEREF _Toc231846644 \h </w:instrText>
             </w:r>
             <w:r>
               <w:rPr>
@@ -1100,7 +1188,7 @@
                 <w:noProof/>
                 <w:webHidden/>
               </w:rPr>
-              <w:t>7</w:t>
+              <w:t>8</w:t>
             </w:r>
             <w:r>
               <w:rPr>
@@ -1122,7 +1210,7 @@
               <w:noProof/>
             </w:rPr>
           </w:pPr>
-          <w:hyperlink w:anchor="_Toc231464284" w:history="1">
+          <w:hyperlink w:anchor="_Toc231846645" w:history="1">
             <w:r>
               <w:rPr>
                 <w:rStyle w:val="Hyperlink"/>
@@ -1149,7 +1237,7 @@
                 <w:noProof/>
                 <w:webHidden/>
               </w:rPr>
-              <w:instrText xml:space="preserve"> PAGEREF _Toc231464284 \h </w:instrText>
+              <w:instrText xml:space="preserve"> PAGEREF _Toc231846645 \h </w:instrText>
             </w:r>
             <w:r>
               <w:rPr>
@@ -1169,7 +1257,7 @@
                 <w:noProof/>
                 <w:webHidden/>
               </w:rPr>
-              <w:t>8</w:t>
+              <w:t>9</w:t>
             </w:r>
             <w:r>
               <w:rPr>
@@ -1191,7 +1279,7 @@
               <w:noProof/>
             </w:rPr>
           </w:pPr>
-          <w:hyperlink w:anchor="_Toc231464285" w:history="1">
+          <w:hyperlink w:anchor="_Toc231846646" w:history="1">
             <w:r>
               <w:rPr>
                 <w:rStyle w:val="Hyperlink"/>
@@ -1218,7 +1306,7 @@
                 <w:noProof/>
                 <w:webHidden/>
               </w:rPr>
-              <w:instrText xml:space="preserve"> PAGEREF _Toc231464285 \h </w:instrText>
+              <w:instrText xml:space="preserve"> PAGEREF _Toc231846646 \h </w:instrText>
             </w:r>
             <w:r>
               <w:rPr>
@@ -1238,7 +1326,7 @@
                 <w:noProof/>
                 <w:webHidden/>
               </w:rPr>
-              <w:t>9</w:t>
+              <w:t>10</w:t>
             </w:r>
             <w:r>
               <w:rPr>
@@ -1260,7 +1348,7 @@
               <w:noProof/>
             </w:rPr>
           </w:pPr>
-          <w:hyperlink w:anchor="_Toc231464286" w:history="1">
+          <w:hyperlink w:anchor="_Toc231846647" w:history="1">
             <w:r>
               <w:rPr>
                 <w:rStyle w:val="Hyperlink"/>
@@ -1287,7 +1375,7 @@
                 <w:noProof/>
                 <w:webHidden/>
               </w:rPr>
-              <w:instrText xml:space="preserve"> PAGEREF _Toc231464286 \h </w:instrText>
+              <w:instrText xml:space="preserve"> PAGEREF _Toc231846647 \h </w:instrText>
             </w:r>
             <w:r>
               <w:rPr>
@@ -1307,7 +1395,7 @@
                 <w:noProof/>
                 <w:webHidden/>
               </w:rPr>
-              <w:t>9</w:t>
+              <w:t>10</w:t>
             </w:r>
             <w:r>
               <w:rPr>
@@ -1329,7 +1417,7 @@
               <w:noProof/>
             </w:rPr>
           </w:pPr>
-          <w:hyperlink w:anchor="_Toc231464287" w:history="1">
+          <w:hyperlink w:anchor="_Toc231846648" w:history="1">
             <w:r>
               <w:rPr>
                 <w:rStyle w:val="Hyperlink"/>
@@ -1356,7 +1444,7 @@
                 <w:noProof/>
                 <w:webHidden/>
               </w:rPr>
-              <w:instrText xml:space="preserve"> PAGEREF _Toc231464287 \h </w:instrText>
+              <w:instrText xml:space="preserve"> PAGEREF _Toc231846648 \h </w:instrText>
             </w:r>
             <w:r>
               <w:rPr>
@@ -1376,7 +1464,7 @@
                 <w:noProof/>
                 <w:webHidden/>
               </w:rPr>
-              <w:t>10</w:t>
+              <w:t>11</w:t>
             </w:r>
             <w:r>
               <w:rPr>
@@ -1398,7 +1486,7 @@
               <w:noProof/>
             </w:rPr>
           </w:pPr>
-          <w:hyperlink w:anchor="_Toc231464288" w:history="1">
+          <w:hyperlink w:anchor="_Toc231846649" w:history="1">
             <w:r>
               <w:rPr>
                 <w:rStyle w:val="Hyperlink"/>
@@ -1425,7 +1513,7 @@
                 <w:noProof/>
                 <w:webHidden/>
               </w:rPr>
-              <w:instrText xml:space="preserve"> PAGEREF _Toc231464288 \h </w:instrText>
+              <w:instrText xml:space="preserve"> PAGEREF _Toc231846649 \h </w:instrText>
             </w:r>
             <w:r>
               <w:rPr>
@@ -1445,7 +1533,7 @@
                 <w:noProof/>
                 <w:webHidden/>
               </w:rPr>
-              <w:t>11</w:t>
+              <w:t>12</w:t>
             </w:r>
             <w:r>
               <w:rPr>
@@ -1467,13 +1555,28 @@
               <w:noProof/>
             </w:rPr>
           </w:pPr>
-          <w:hyperlink w:anchor="_Toc231464289" w:history="1">
+          <w:hyperlink w:anchor="_Toc231846650" w:history="1">
             <w:r>
               <w:rPr>
                 <w:rStyle w:val="Hyperlink"/>
                 <w:noProof/>
               </w:rPr>
-              <w:t>WEEK4: Database and Form Validation.</w:t>
+              <w:t xml:space="preserve">WEEK4: Database and </w:t>
+            </w:r>
+            <w:r>
+              <w:rPr>
+                <w:rStyle w:val="Hyperlink"/>
+                <w:rFonts w:ascii="Times New Roman" w:hAnsi="Times New Roman" w:cs="Times New Roman"/>
+                <w:noProof/>
+              </w:rPr>
+              <w:t>Form</w:t>
+            </w:r>
+            <w:r>
+              <w:rPr>
+                <w:rStyle w:val="Hyperlink"/>
+                <w:noProof/>
+              </w:rPr>
+              <w:t xml:space="preserve"> Validation.</w:t>
             </w:r>
             <w:r>
               <w:rPr>
@@ -1494,7 +1597,7 @@
                 <w:noProof/>
                 <w:webHidden/>
               </w:rPr>
-              <w:instrText xml:space="preserve"> PAGEREF _Toc231464289 \h </w:instrText>
+              <w:instrText xml:space="preserve"> PAGEREF _Toc231846650 \h </w:instrText>
             </w:r>
             <w:r>
               <w:rPr>
@@ -1514,7 +1617,7 @@
                 <w:noProof/>
                 <w:webHidden/>
               </w:rPr>
-              <w:t>12</w:t>
+              <w:t>13</w:t>
             </w:r>
             <w:r>
               <w:rPr>
@@ -1536,7 +1639,7 @@
               <w:noProof/>
             </w:rPr>
           </w:pPr>
-          <w:hyperlink w:anchor="_Toc231464290" w:history="1">
+          <w:hyperlink w:anchor="_Toc231846651" w:history="1">
             <w:r>
               <w:rPr>
                 <w:rStyle w:val="Hyperlink"/>
@@ -1563,7 +1666,7 @@
                 <w:noProof/>
                 <w:webHidden/>
               </w:rPr>
-              <w:instrText xml:space="preserve"> PAGEREF _Toc231464290 \h </w:instrText>
+              <w:instrText xml:space="preserve"> PAGEREF _Toc231846651 \h </w:instrText>
             </w:r>
             <w:r>
               <w:rPr>
@@ -1583,7 +1686,7 @@
                 <w:noProof/>
                 <w:webHidden/>
               </w:rPr>
-              <w:t>12</w:t>
+              <w:t>13</w:t>
             </w:r>
             <w:r>
               <w:rPr>
@@ -1605,7 +1708,7 @@
               <w:noProof/>
             </w:rPr>
           </w:pPr>
-          <w:hyperlink w:anchor="_Toc231464291" w:history="1">
+          <w:hyperlink w:anchor="_Toc231846652" w:history="1">
             <w:r>
               <w:rPr>
                 <w:rStyle w:val="Hyperlink"/>
@@ -1632,7 +1735,7 @@
                 <w:noProof/>
                 <w:webHidden/>
               </w:rPr>
-              <w:instrText xml:space="preserve"> PAGEREF _Toc231464291 \h </w:instrText>
+              <w:instrText xml:space="preserve"> PAGEREF _Toc231846652 \h </w:instrText>
             </w:r>
             <w:r>
               <w:rPr>
@@ -1652,7 +1755,7 @@
                 <w:noProof/>
                 <w:webHidden/>
               </w:rPr>
-              <w:t>12</w:t>
+              <w:t>13</w:t>
             </w:r>
             <w:r>
               <w:rPr>
@@ -1674,7 +1777,7 @@
               <w:noProof/>
             </w:rPr>
           </w:pPr>
-          <w:hyperlink w:anchor="_Toc231464292" w:history="1">
+          <w:hyperlink w:anchor="_Toc231846653" w:history="1">
             <w:r>
               <w:rPr>
                 <w:rStyle w:val="Hyperlink"/>
@@ -1701,7 +1804,7 @@
                 <w:noProof/>
                 <w:webHidden/>
               </w:rPr>
-              <w:instrText xml:space="preserve"> PAGEREF _Toc231464292 \h </w:instrText>
+              <w:instrText xml:space="preserve"> PAGEREF _Toc231846653 \h </w:instrText>
             </w:r>
             <w:r>
               <w:rPr>
@@ -1721,7 +1824,7 @@
                 <w:noProof/>
                 <w:webHidden/>
               </w:rPr>
-              <w:t>13</w:t>
+              <w:t>14</w:t>
             </w:r>
             <w:r>
               <w:rPr>
@@ -1743,7 +1846,7 @@
               <w:noProof/>
             </w:rPr>
           </w:pPr>
-          <w:hyperlink w:anchor="_Toc231464293" w:history="1">
+          <w:hyperlink w:anchor="_Toc231846654" w:history="1">
             <w:r>
               <w:rPr>
                 <w:rStyle w:val="Hyperlink"/>
@@ -1770,7 +1873,7 @@
                 <w:noProof/>
                 <w:webHidden/>
               </w:rPr>
-              <w:instrText xml:space="preserve"> PAGEREF _Toc231464293 \h </w:instrText>
+              <w:instrText xml:space="preserve"> PAGEREF _Toc231846654 \h </w:instrText>
             </w:r>
             <w:r>
               <w:rPr>
@@ -1790,7 +1893,7 @@
                 <w:noProof/>
                 <w:webHidden/>
               </w:rPr>
-              <w:t>14</w:t>
+              <w:t>15</w:t>
             </w:r>
             <w:r>
               <w:rPr>
@@ -1812,7 +1915,7 @@
               <w:noProof/>
             </w:rPr>
           </w:pPr>
-          <w:hyperlink w:anchor="_Toc231464294" w:history="1">
+          <w:hyperlink w:anchor="_Toc231846655" w:history="1">
             <w:r>
               <w:rPr>
                 <w:rStyle w:val="Hyperlink"/>
@@ -1839,7 +1942,7 @@
                 <w:noProof/>
                 <w:webHidden/>
               </w:rPr>
-              <w:instrText xml:space="preserve"> PAGEREF _Toc231464294 \h </w:instrText>
+              <w:instrText xml:space="preserve"> PAGEREF _Toc231846655 \h </w:instrText>
             </w:r>
             <w:r>
               <w:rPr>
@@ -1859,7 +1962,7 @@
                 <w:noProof/>
                 <w:webHidden/>
               </w:rPr>
-              <w:t>14</w:t>
+              <w:t>15</w:t>
             </w:r>
             <w:r>
               <w:rPr>
@@ -1881,7 +1984,7 @@
               <w:noProof/>
             </w:rPr>
           </w:pPr>
-          <w:hyperlink w:anchor="_Toc231464295" w:history="1">
+          <w:hyperlink w:anchor="_Toc231846656" w:history="1">
             <w:r>
               <w:rPr>
                 <w:rStyle w:val="Hyperlink"/>
@@ -1908,7 +2011,7 @@
                 <w:noProof/>
                 <w:webHidden/>
               </w:rPr>
-              <w:instrText xml:space="preserve"> PAGEREF _Toc231464295 \h </w:instrText>
+              <w:instrText xml:space="preserve"> PAGEREF _Toc231846656 \h </w:instrText>
             </w:r>
             <w:r>
               <w:rPr>
@@ -1928,7 +2031,7 @@
                 <w:noProof/>
                 <w:webHidden/>
               </w:rPr>
-              <w:t>15</w:t>
+              <w:t>16</w:t>
             </w:r>
             <w:r>
               <w:rPr>
@@ -1950,7 +2053,7 @@
               <w:noProof/>
             </w:rPr>
           </w:pPr>
-          <w:hyperlink w:anchor="_Toc231464296" w:history="1">
+          <w:hyperlink w:anchor="_Toc231846657" w:history="1">
             <w:r>
               <w:rPr>
                 <w:rStyle w:val="Hyperlink"/>
@@ -1977,7 +2080,7 @@
                 <w:noProof/>
                 <w:webHidden/>
               </w:rPr>
-              <w:instrText xml:space="preserve"> PAGEREF _Toc231464296 \h </w:instrText>
+              <w:instrText xml:space="preserve"> PAGEREF _Toc231846657 \h </w:instrText>
             </w:r>
             <w:r>
               <w:rPr>
@@ -1997,7 +2100,7 @@
                 <w:noProof/>
                 <w:webHidden/>
               </w:rPr>
-              <w:t>15</w:t>
+              <w:t>16</w:t>
             </w:r>
             <w:r>
               <w:rPr>
@@ -2019,7 +2122,7 @@
               <w:noProof/>
             </w:rPr>
           </w:pPr>
-          <w:hyperlink w:anchor="_Toc231464297" w:history="1">
+          <w:hyperlink w:anchor="_Toc231846658" w:history="1">
             <w:r>
               <w:rPr>
                 <w:rStyle w:val="Hyperlink"/>
@@ -2046,7 +2149,7 @@
                 <w:noProof/>
                 <w:webHidden/>
               </w:rPr>
-              <w:instrText xml:space="preserve"> PAGEREF _Toc231464297 \h </w:instrText>
+              <w:instrText xml:space="preserve"> PAGEREF _Toc231846658 \h </w:instrText>
             </w:r>
             <w:r>
               <w:rPr>
@@ -2066,7 +2169,7 @@
                 <w:noProof/>
                 <w:webHidden/>
               </w:rPr>
-              <w:t>16</w:t>
+              <w:t>17</w:t>
             </w:r>
             <w:r>
               <w:rPr>
@@ -2160,7 +2263,6 @@
         </w:rPr>
       </w:pPr>
       <w:r>
-        <w:lastRenderedPageBreak/>
         <w:fldChar w:fldCharType="begin"/>
       </w:r>
       <w:r>
@@ -3488,14 +3590,13 @@
     <w:p/>
     <w:p/>
     <w:p/>
-    <w:p/>
-    <w:p/>
     <w:p>
       <w:pPr>
         <w:pStyle w:val="Heading1"/>
       </w:pPr>
-      <w:bookmarkStart w:id="0" w:name="_Toc231464276"/>
-      <w:r>
+      <w:bookmarkStart w:id="0" w:name="_Toc231846636"/>
+      <w:r>
+        <w:lastRenderedPageBreak/>
         <w:t xml:space="preserve">WEEK 1: </w:t>
       </w:r>
       <w:r>
@@ -3507,7 +3608,10 @@
       <w:pPr>
         <w:pStyle w:val="Heading2"/>
       </w:pPr>
-      <w:bookmarkStart w:id="1" w:name="_Toc231464277"/>
+      <w:bookmarkStart w:id="1" w:name="_Toc231846637"/>
+      <w:r>
+        <w:t xml:space="preserve">1.1 </w:t>
+      </w:r>
       <w:r>
         <w:t>MongoDB setup</w:t>
       </w:r>
@@ -3537,7 +3641,7 @@
                     <pic:cNvPicPr/>
                   </pic:nvPicPr>
                   <pic:blipFill>
-                    <a:blip r:embed="rId5" cstate="print">
+                    <a:blip r:embed="rId6" cstate="print">
                       <a:extLst>
                         <a:ext uri="{28A0092B-C50C-407E-A947-70E740481C1C}">
                           <a14:useLocalDpi xmlns:a14="http://schemas.microsoft.com/office/drawing/2010/main" val="0"/>
@@ -3572,14 +3676,27 @@
       <w:r>
         <w:t xml:space="preserve">Figure </w:t>
       </w:r>
-      <w:fldSimple w:instr=" SEQ Figure \* ARABIC ">
-        <w:r>
-          <w:rPr>
-            <w:noProof/>
-          </w:rPr>
-          <w:t>1</w:t>
-        </w:r>
-      </w:fldSimple>
+      <w:r>
+        <w:fldChar w:fldCharType="begin"/>
+      </w:r>
+      <w:r>
+        <w:instrText xml:space="preserve"> SEQ Figure \* ARABIC </w:instrText>
+      </w:r>
+      <w:r>
+        <w:fldChar w:fldCharType="separate"/>
+      </w:r>
+      <w:r>
+        <w:rPr>
+          <w:noProof/>
+        </w:rPr>
+        <w:t>1</w:t>
+      </w:r>
+      <w:r>
+        <w:rPr>
+          <w:noProof/>
+        </w:rPr>
+        <w:fldChar w:fldCharType="end"/>
+      </w:r>
       <w:r>
         <w:t>: MongoDB setup</w:t>
       </w:r>
@@ -3603,20 +3720,20 @@
         <w:t>Created collections with the naming scheme Week[number], to align with the versioning instructions.</w:t>
       </w:r>
     </w:p>
-    <w:p>
-      <w:bookmarkStart w:id="3" w:name="_GoBack"/>
+    <w:p/>
+    <w:p/>
+    <w:p>
+      <w:pPr>
+        <w:pStyle w:val="Heading2"/>
+      </w:pPr>
+      <w:bookmarkStart w:id="3" w:name="_Toc231846638"/>
+      <w:r>
+        <w:t xml:space="preserve">1.2 </w:t>
+      </w:r>
+      <w:r>
+        <w:t>Database Connected.</w:t>
+      </w:r>
       <w:bookmarkEnd w:id="3"/>
-    </w:p>
-    <w:p/>
-    <w:p>
-      <w:pPr>
-        <w:pStyle w:val="Heading2"/>
-      </w:pPr>
-      <w:bookmarkStart w:id="4" w:name="_Toc231464278"/>
-      <w:r>
-        <w:t>Database Connected.</w:t>
-      </w:r>
-      <w:bookmarkEnd w:id="4"/>
     </w:p>
     <w:p>
       <w:pPr>
@@ -3642,7 +3759,7 @@
                     <pic:cNvPicPr/>
                   </pic:nvPicPr>
                   <pic:blipFill>
-                    <a:blip r:embed="rId6">
+                    <a:blip r:embed="rId7">
                       <a:extLst>
                         <a:ext uri="{28A0092B-C50C-407E-A947-70E740481C1C}">
                           <a14:useLocalDpi xmlns:a14="http://schemas.microsoft.com/office/drawing/2010/main" val="0"/>
@@ -3673,30 +3790,43 @@
       <w:pPr>
         <w:pStyle w:val="Caption"/>
       </w:pPr>
-      <w:bookmarkStart w:id="5" w:name="_Toc230956126"/>
-      <w:bookmarkStart w:id="6" w:name="_Toc231464331"/>
+      <w:bookmarkStart w:id="4" w:name="_Toc230956126"/>
+      <w:bookmarkStart w:id="5" w:name="_Toc231464331"/>
       <w:r>
         <w:t xml:space="preserve">Figure </w:t>
       </w:r>
-      <w:fldSimple w:instr=" SEQ Figure \* ARABIC ">
-        <w:r>
-          <w:rPr>
-            <w:noProof/>
-          </w:rPr>
-          <w:t>2</w:t>
-        </w:r>
-      </w:fldSimple>
+      <w:r>
+        <w:fldChar w:fldCharType="begin"/>
+      </w:r>
+      <w:r>
+        <w:instrText xml:space="preserve"> SEQ Figure \* ARABIC </w:instrText>
+      </w:r>
+      <w:r>
+        <w:fldChar w:fldCharType="separate"/>
+      </w:r>
+      <w:r>
+        <w:rPr>
+          <w:noProof/>
+        </w:rPr>
+        <w:t>2</w:t>
+      </w:r>
+      <w:r>
+        <w:rPr>
+          <w:noProof/>
+        </w:rPr>
+        <w:fldChar w:fldCharType="end"/>
+      </w:r>
       <w:r>
         <w:t xml:space="preserve">: </w:t>
       </w:r>
+      <w:bookmarkEnd w:id="4"/>
+      <w:r>
+        <w:t>Database Connected successfully</w:t>
+      </w:r>
+      <w:r>
+        <w:t>.</w:t>
+      </w:r>
       <w:bookmarkEnd w:id="5"/>
-      <w:r>
-        <w:t>Database Connected successfully</w:t>
-      </w:r>
-      <w:r>
-        <w:t>.</w:t>
-      </w:r>
-      <w:bookmarkEnd w:id="6"/>
     </w:p>
     <w:p>
       <w:pPr>
@@ -3722,7 +3852,7 @@
                     <pic:cNvPicPr/>
                   </pic:nvPicPr>
                   <pic:blipFill>
-                    <a:blip r:embed="rId7">
+                    <a:blip r:embed="rId8">
                       <a:extLst>
                         <a:ext uri="{28A0092B-C50C-407E-A947-70E740481C1C}">
                           <a14:useLocalDpi xmlns:a14="http://schemas.microsoft.com/office/drawing/2010/main" val="0"/>
@@ -3756,32 +3886,172 @@
       <w:r>
         <w:t xml:space="preserve">Figure </w:t>
       </w:r>
+      <w:r>
+        <w:fldChar w:fldCharType="begin"/>
+      </w:r>
+      <w:r>
+        <w:instrText xml:space="preserve"> SEQ Figure \* ARABIC </w:instrText>
+      </w:r>
+      <w:r>
+        <w:fldChar w:fldCharType="separate"/>
+      </w:r>
+      <w:r>
+        <w:rPr>
+          <w:noProof/>
+        </w:rPr>
+        <w:t>3</w:t>
+      </w:r>
+      <w:r>
+        <w:rPr>
+          <w:noProof/>
+        </w:rPr>
+        <w:fldChar w:fldCharType="end"/>
+      </w:r>
+      <w:r>
+        <w:t xml:space="preserve">: Weekly </w:t>
+      </w:r>
+      <w:r>
+        <w:t>URI</w:t>
+      </w:r>
+    </w:p>
+    <w:p>
+      <w:r>
+        <w:t>I only have to change the last part depending on the database I want to connect to.</w:t>
+      </w:r>
+    </w:p>
+    <w:p/>
+    <w:p>
+      <w:pPr>
+        <w:pStyle w:val="Heading2"/>
+      </w:pPr>
+      <w:bookmarkStart w:id="6" w:name="_Toc231846639"/>
+      <w:r>
+        <w:lastRenderedPageBreak/>
+        <w:t>1.3 HELLO WORLD! Page.</w:t>
+      </w:r>
+      <w:bookmarkEnd w:id="6"/>
+    </w:p>
+    <w:p>
+      <w:pPr>
+        <w:keepNext/>
+      </w:pPr>
+      <w:r>
+        <w:rPr>
+          <w:noProof/>
+        </w:rPr>
+        <w:drawing>
+          <wp:inline distT="0" distB="0" distL="0" distR="0">
+            <wp:extent cx="5943600" cy="1470660"/>
+            <wp:effectExtent l="0" t="0" r="0" b="0"/>
+            <wp:docPr id="2" name="Picture 2"/>
+            <wp:cNvGraphicFramePr>
+              <a:graphicFrameLocks xmlns:a="http://schemas.openxmlformats.org/drawingml/2006/main" noChangeAspect="1"/>
+            </wp:cNvGraphicFramePr>
+            <a:graphic xmlns:a="http://schemas.openxmlformats.org/drawingml/2006/main">
+              <a:graphicData uri="http://schemas.openxmlformats.org/drawingml/2006/picture">
+                <pic:pic xmlns:pic="http://schemas.openxmlformats.org/drawingml/2006/picture">
+                  <pic:nvPicPr>
+                    <pic:cNvPr id="2" name="hello world.PNG"/>
+                    <pic:cNvPicPr/>
+                  </pic:nvPicPr>
+                  <pic:blipFill>
+                    <a:blip r:embed="rId9" cstate="print">
+                      <a:extLst>
+                        <a:ext uri="{28A0092B-C50C-407E-A947-70E740481C1C}">
+                          <a14:useLocalDpi xmlns:a14="http://schemas.microsoft.com/office/drawing/2010/main" val="0"/>
+                        </a:ext>
+                      </a:extLst>
+                    </a:blip>
+                    <a:stretch>
+                      <a:fillRect/>
+                    </a:stretch>
+                  </pic:blipFill>
+                  <pic:spPr>
+                    <a:xfrm>
+                      <a:off x="0" y="0"/>
+                      <a:ext cx="5943600" cy="1470660"/>
+                    </a:xfrm>
+                    <a:prstGeom prst="rect">
+                      <a:avLst/>
+                    </a:prstGeom>
+                  </pic:spPr>
+                </pic:pic>
+              </a:graphicData>
+            </a:graphic>
+          </wp:inline>
+        </w:drawing>
+      </w:r>
+    </w:p>
+    <w:p>
+      <w:pPr>
+        <w:pStyle w:val="Caption"/>
+      </w:pPr>
+      <w:r>
+        <w:t xml:space="preserve">Figure </w:t>
+      </w:r>
       <w:fldSimple w:instr=" SEQ Figure \* ARABIC ">
         <w:r>
           <w:rPr>
             <w:noProof/>
           </w:rPr>
-          <w:t>3</w:t>
+          <w:t>4</w:t>
         </w:r>
       </w:fldSimple>
       <w:r>
-        <w:t xml:space="preserve">: Weekly </w:t>
-      </w:r>
-      <w:r>
-        <w:t>URI</w:t>
-      </w:r>
-    </w:p>
-    <w:p>
-      <w:r>
-        <w:t>I only have to change the last part depending on the database I want to connect to.</w:t>
-      </w:r>
-    </w:p>
+        <w:t>: Hello World! page</w:t>
+      </w:r>
+    </w:p>
+    <w:p>
+      <w:r>
+        <w:t>First time testing out running the front end using the script “</w:t>
+      </w:r>
+      <w:proofErr w:type="spellStart"/>
+      <w:r>
+        <w:t>npm</w:t>
+      </w:r>
+      <w:proofErr w:type="spellEnd"/>
+      <w:r>
+        <w:t xml:space="preserve"> run dev”. It open</w:t>
+      </w:r>
+      <w:r>
+        <w:t>ed</w:t>
+      </w:r>
+      <w:r>
+        <w:t xml:space="preserve"> on localhost:5173.</w:t>
+      </w:r>
+    </w:p>
+    <w:p>
+      <w:r>
+        <w:t>Used my browser to view the page. The page is index.html</w:t>
+      </w:r>
+      <w:r>
+        <w:t>.</w:t>
+      </w:r>
+    </w:p>
+    <w:p/>
+    <w:p/>
+    <w:p/>
+    <w:p/>
+    <w:p/>
+    <w:p/>
+    <w:p/>
+    <w:p/>
+    <w:p/>
+    <w:p/>
+    <w:p/>
+    <w:p/>
+    <w:p/>
+    <w:p/>
+    <w:p/>
+    <w:p/>
+    <w:p/>
+    <w:p/>
     <w:p/>
     <w:p>
       <w:pPr>
         <w:pStyle w:val="Heading1"/>
       </w:pPr>
-      <w:bookmarkStart w:id="7" w:name="_Toc231464279"/>
+      <w:bookmarkStart w:id="7" w:name="_Toc231846640"/>
       <w:r>
         <w:lastRenderedPageBreak/>
         <w:t xml:space="preserve">WEEK 2: </w:t>
@@ -3803,7 +4073,7 @@
       <w:pPr>
         <w:pStyle w:val="Heading2"/>
       </w:pPr>
-      <w:bookmarkStart w:id="8" w:name="_Toc231464280"/>
+      <w:bookmarkStart w:id="8" w:name="_Toc231846641"/>
       <w:r>
         <w:t xml:space="preserve">2.1 </w:t>
       </w:r>
@@ -3836,7 +4106,7 @@
                     <pic:cNvPicPr/>
                   </pic:nvPicPr>
                   <pic:blipFill>
-                    <a:blip r:embed="rId8">
+                    <a:blip r:embed="rId10">
                       <a:extLst>
                         <a:ext uri="{28A0092B-C50C-407E-A947-70E740481C1C}">
                           <a14:useLocalDpi xmlns:a14="http://schemas.microsoft.com/office/drawing/2010/main" val="0"/>
@@ -3872,14 +4142,27 @@
       <w:r>
         <w:t xml:space="preserve">Figure </w:t>
       </w:r>
-      <w:fldSimple w:instr=" SEQ Figure \* ARABIC ">
-        <w:r>
-          <w:rPr>
-            <w:noProof/>
-          </w:rPr>
-          <w:t>4</w:t>
-        </w:r>
-      </w:fldSimple>
+      <w:r>
+        <w:fldChar w:fldCharType="begin"/>
+      </w:r>
+      <w:r>
+        <w:instrText xml:space="preserve"> SEQ Figure \* ARABIC </w:instrText>
+      </w:r>
+      <w:r>
+        <w:fldChar w:fldCharType="separate"/>
+      </w:r>
+      <w:r>
+        <w:rPr>
+          <w:noProof/>
+        </w:rPr>
+        <w:t>5</w:t>
+      </w:r>
+      <w:r>
+        <w:rPr>
+          <w:noProof/>
+        </w:rPr>
+        <w:fldChar w:fldCharType="end"/>
+      </w:r>
       <w:r>
         <w:t xml:space="preserve">: </w:t>
       </w:r>
@@ -3893,7 +4176,7 @@
       <w:pPr>
         <w:pStyle w:val="Heading2"/>
       </w:pPr>
-      <w:bookmarkStart w:id="11" w:name="_Toc231464281"/>
+      <w:bookmarkStart w:id="11" w:name="_Toc231846642"/>
       <w:r>
         <w:lastRenderedPageBreak/>
         <w:t>2.2 Product page wireframe</w:t>
@@ -3924,7 +4207,7 @@
                     <pic:cNvPicPr/>
                   </pic:nvPicPr>
                   <pic:blipFill>
-                    <a:blip r:embed="rId9">
+                    <a:blip r:embed="rId11">
                       <a:extLst>
                         <a:ext uri="{28A0092B-C50C-407E-A947-70E740481C1C}">
                           <a14:useLocalDpi xmlns:a14="http://schemas.microsoft.com/office/drawing/2010/main" val="0"/>
@@ -3960,14 +4243,27 @@
       <w:r>
         <w:t xml:space="preserve">Figure </w:t>
       </w:r>
-      <w:fldSimple w:instr=" SEQ Figure \* ARABIC ">
-        <w:r>
-          <w:rPr>
-            <w:noProof/>
-          </w:rPr>
-          <w:t>5</w:t>
-        </w:r>
-      </w:fldSimple>
+      <w:r>
+        <w:fldChar w:fldCharType="begin"/>
+      </w:r>
+      <w:r>
+        <w:instrText xml:space="preserve"> SEQ Figure \* ARABIC </w:instrText>
+      </w:r>
+      <w:r>
+        <w:fldChar w:fldCharType="separate"/>
+      </w:r>
+      <w:r>
+        <w:rPr>
+          <w:noProof/>
+        </w:rPr>
+        <w:t>6</w:t>
+      </w:r>
+      <w:r>
+        <w:rPr>
+          <w:noProof/>
+        </w:rPr>
+        <w:fldChar w:fldCharType="end"/>
+      </w:r>
       <w:r>
         <w:t>:</w:t>
       </w:r>
@@ -3984,7 +4280,7 @@
           <w:vertAlign w:val="subscript"/>
         </w:rPr>
       </w:pPr>
-      <w:bookmarkStart w:id="14" w:name="_Toc231464282"/>
+      <w:bookmarkStart w:id="14" w:name="_Toc231846643"/>
       <w:r>
         <w:lastRenderedPageBreak/>
         <w:t>2.3 Product Info wireframe.</w:t>
@@ -4015,7 +4311,7 @@
                     <pic:cNvPicPr/>
                   </pic:nvPicPr>
                   <pic:blipFill>
-                    <a:blip r:embed="rId10">
+                    <a:blip r:embed="rId12">
                       <a:extLst>
                         <a:ext uri="{28A0092B-C50C-407E-A947-70E740481C1C}">
                           <a14:useLocalDpi xmlns:a14="http://schemas.microsoft.com/office/drawing/2010/main" val="0"/>
@@ -4051,14 +4347,27 @@
       <w:r>
         <w:t xml:space="preserve">Figure </w:t>
       </w:r>
-      <w:fldSimple w:instr=" SEQ Figure \* ARABIC ">
-        <w:r>
-          <w:rPr>
-            <w:noProof/>
-          </w:rPr>
-          <w:t>6</w:t>
-        </w:r>
-      </w:fldSimple>
+      <w:r>
+        <w:fldChar w:fldCharType="begin"/>
+      </w:r>
+      <w:r>
+        <w:instrText xml:space="preserve"> SEQ Figure \* ARABIC </w:instrText>
+      </w:r>
+      <w:r>
+        <w:fldChar w:fldCharType="separate"/>
+      </w:r>
+      <w:r>
+        <w:rPr>
+          <w:noProof/>
+        </w:rPr>
+        <w:t>7</w:t>
+      </w:r>
+      <w:r>
+        <w:rPr>
+          <w:noProof/>
+        </w:rPr>
+        <w:fldChar w:fldCharType="end"/>
+      </w:r>
       <w:r>
         <w:t>: Language prediction code and output.</w:t>
       </w:r>
@@ -4072,7 +4381,7 @@
           <w:noProof/>
         </w:rPr>
       </w:pPr>
-      <w:bookmarkStart w:id="17" w:name="_Toc231464283"/>
+      <w:bookmarkStart w:id="17" w:name="_Toc231846644"/>
       <w:r>
         <w:rPr>
           <w:noProof/>
@@ -4102,7 +4411,7 @@
                     <pic:cNvPicPr/>
                   </pic:nvPicPr>
                   <pic:blipFill>
-                    <a:blip r:embed="rId11" cstate="print">
+                    <a:blip r:embed="rId13" cstate="print">
                       <a:extLst>
                         <a:ext uri="{28A0092B-C50C-407E-A947-70E740481C1C}">
                           <a14:useLocalDpi xmlns:a14="http://schemas.microsoft.com/office/drawing/2010/main" val="0"/>
@@ -4138,14 +4447,27 @@
       <w:r>
         <w:t xml:space="preserve">Figure </w:t>
       </w:r>
-      <w:fldSimple w:instr=" SEQ Figure \* ARABIC ">
-        <w:r>
-          <w:rPr>
-            <w:noProof/>
-          </w:rPr>
-          <w:t>7</w:t>
-        </w:r>
-      </w:fldSimple>
+      <w:r>
+        <w:fldChar w:fldCharType="begin"/>
+      </w:r>
+      <w:r>
+        <w:instrText xml:space="preserve"> SEQ Figure \* ARABIC </w:instrText>
+      </w:r>
+      <w:r>
+        <w:fldChar w:fldCharType="separate"/>
+      </w:r>
+      <w:r>
+        <w:rPr>
+          <w:noProof/>
+        </w:rPr>
+        <w:t>8</w:t>
+      </w:r>
+      <w:r>
+        <w:rPr>
+          <w:noProof/>
+        </w:rPr>
+        <w:fldChar w:fldCharType="end"/>
+      </w:r>
       <w:r>
         <w:t>:</w:t>
       </w:r>
@@ -4161,7 +4483,7 @@
       <w:pPr>
         <w:pStyle w:val="Heading2"/>
       </w:pPr>
-      <w:bookmarkStart w:id="20" w:name="_Toc231464284"/>
+      <w:bookmarkStart w:id="20" w:name="_Toc231846645"/>
       <w:r>
         <w:lastRenderedPageBreak/>
         <w:t>2.5 Technologies used.</w:t>
@@ -4180,8 +4502,14 @@
       </w:r>
     </w:p>
     <w:p/>
-    <w:p/>
-    <w:p/>
+    <w:p>
+      <w:r>
+        <w:t>Wireframes and mockups made using the website draw.io</w:t>
+      </w:r>
+      <w:r>
+        <w:t>. Went for a minimalist clean look that matches the theme of the website.</w:t>
+      </w:r>
+    </w:p>
     <w:p/>
     <w:p/>
     <w:p/>
@@ -4208,7 +4536,7 @@
       <w:pPr>
         <w:pStyle w:val="Heading1"/>
       </w:pPr>
-      <w:bookmarkStart w:id="21" w:name="_Toc231464285"/>
+      <w:bookmarkStart w:id="21" w:name="_Toc231846646"/>
       <w:r>
         <w:lastRenderedPageBreak/>
         <w:t>WEEK3:</w:t>
@@ -4222,7 +4550,7 @@
       <w:pPr>
         <w:pStyle w:val="Heading2"/>
       </w:pPr>
-      <w:bookmarkStart w:id="22" w:name="_Toc231464286"/>
+      <w:bookmarkStart w:id="22" w:name="_Toc231846647"/>
       <w:r>
         <w:t>3.1 Login and Register Form Mockups.</w:t>
       </w:r>
@@ -4252,7 +4580,7 @@
                     <pic:cNvPicPr/>
                   </pic:nvPicPr>
                   <pic:blipFill>
-                    <a:blip r:embed="rId12" cstate="print">
+                    <a:blip r:embed="rId14" cstate="print">
                       <a:extLst>
                         <a:ext uri="{28A0092B-C50C-407E-A947-70E740481C1C}">
                           <a14:useLocalDpi xmlns:a14="http://schemas.microsoft.com/office/drawing/2010/main" val="0"/>
@@ -4287,14 +4615,27 @@
       <w:r>
         <w:t xml:space="preserve">Figure </w:t>
       </w:r>
-      <w:fldSimple w:instr=" SEQ Figure \* ARABIC ">
-        <w:r>
-          <w:rPr>
-            <w:noProof/>
-          </w:rPr>
-          <w:t>8</w:t>
-        </w:r>
-      </w:fldSimple>
+      <w:r>
+        <w:fldChar w:fldCharType="begin"/>
+      </w:r>
+      <w:r>
+        <w:instrText xml:space="preserve"> SEQ Figure \* ARABIC </w:instrText>
+      </w:r>
+      <w:r>
+        <w:fldChar w:fldCharType="separate"/>
+      </w:r>
+      <w:r>
+        <w:rPr>
+          <w:noProof/>
+        </w:rPr>
+        <w:t>9</w:t>
+      </w:r>
+      <w:r>
+        <w:rPr>
+          <w:noProof/>
+        </w:rPr>
+        <w:fldChar w:fldCharType="end"/>
+      </w:r>
       <w:r>
         <w:t>: Login Form</w:t>
       </w:r>
@@ -4324,7 +4665,7 @@
                     <pic:cNvPicPr/>
                   </pic:nvPicPr>
                   <pic:blipFill>
-                    <a:blip r:embed="rId13" cstate="print">
+                    <a:blip r:embed="rId15" cstate="print">
                       <a:extLst>
                         <a:ext uri="{28A0092B-C50C-407E-A947-70E740481C1C}">
                           <a14:useLocalDpi xmlns:a14="http://schemas.microsoft.com/office/drawing/2010/main" val="0"/>
@@ -4359,21 +4700,51 @@
       <w:r>
         <w:t xml:space="preserve">Figure </w:t>
       </w:r>
-      <w:fldSimple w:instr=" SEQ Figure \* ARABIC ">
-        <w:r>
-          <w:rPr>
-            <w:noProof/>
-          </w:rPr>
-          <w:t>9</w:t>
-        </w:r>
-      </w:fldSimple>
+      <w:r>
+        <w:fldChar w:fldCharType="begin"/>
+      </w:r>
+      <w:r>
+        <w:instrText xml:space="preserve"> SEQ Figure \* ARABIC </w:instrText>
+      </w:r>
+      <w:r>
+        <w:fldChar w:fldCharType="separate"/>
+      </w:r>
+      <w:r>
+        <w:rPr>
+          <w:noProof/>
+        </w:rPr>
+        <w:t>10</w:t>
+      </w:r>
+      <w:r>
+        <w:rPr>
+          <w:noProof/>
+        </w:rPr>
+        <w:fldChar w:fldCharType="end"/>
+      </w:r>
       <w:r>
         <w:t>: Register Form</w:t>
       </w:r>
       <w:bookmarkEnd w:id="24"/>
     </w:p>
-    <w:p/>
-    <w:p/>
+    <w:p>
+      <w:r>
+        <w:t>Fig 9 and 10 show f</w:t>
+      </w:r>
+      <w:r>
+        <w:t>orms that allow a person to login or register. You get redirected to the register page if you don’t have an account created.</w:t>
+      </w:r>
+      <w:r>
+        <w:t xml:space="preserve"> The created account details are stored in a </w:t>
+      </w:r>
+      <w:proofErr w:type="spellStart"/>
+      <w:r>
+        <w:t>mongodb</w:t>
+      </w:r>
+      <w:proofErr w:type="spellEnd"/>
+      <w:r>
+        <w:t xml:space="preserve"> database and are used to verify the if the account exists and whether the password provided is the correct one.</w:t>
+      </w:r>
+    </w:p>
     <w:p/>
     <w:p/>
     <w:p/>
@@ -4381,7 +4752,7 @@
       <w:pPr>
         <w:pStyle w:val="Heading2"/>
       </w:pPr>
-      <w:bookmarkStart w:id="25" w:name="_Toc231464287"/>
+      <w:bookmarkStart w:id="25" w:name="_Toc231846648"/>
       <w:r>
         <w:lastRenderedPageBreak/>
         <w:t>3.2 Database user model code snippet.</w:t>
@@ -4412,7 +4783,7 @@
                     <pic:cNvPicPr/>
                   </pic:nvPicPr>
                   <pic:blipFill>
-                    <a:blip r:embed="rId14">
+                    <a:blip r:embed="rId16">
                       <a:extLst>
                         <a:ext uri="{28A0092B-C50C-407E-A947-70E740481C1C}">
                           <a14:useLocalDpi xmlns:a14="http://schemas.microsoft.com/office/drawing/2010/main" val="0"/>
@@ -4447,24 +4818,48 @@
       <w:r>
         <w:t xml:space="preserve">Figure </w:t>
       </w:r>
-      <w:fldSimple w:instr=" SEQ Figure \* ARABIC ">
-        <w:r>
-          <w:rPr>
-            <w:noProof/>
-          </w:rPr>
-          <w:t>10</w:t>
-        </w:r>
-      </w:fldSimple>
+      <w:r>
+        <w:fldChar w:fldCharType="begin"/>
+      </w:r>
+      <w:r>
+        <w:instrText xml:space="preserve"> SEQ Figure \* ARABIC </w:instrText>
+      </w:r>
+      <w:r>
+        <w:fldChar w:fldCharType="separate"/>
+      </w:r>
+      <w:r>
+        <w:rPr>
+          <w:noProof/>
+        </w:rPr>
+        <w:t>11</w:t>
+      </w:r>
+      <w:r>
+        <w:rPr>
+          <w:noProof/>
+        </w:rPr>
+        <w:fldChar w:fldCharType="end"/>
+      </w:r>
       <w:r>
         <w:t>:Code snippet of the user model</w:t>
       </w:r>
       <w:bookmarkEnd w:id="26"/>
     </w:p>
     <w:p>
+      <w:r>
+        <w:t>Fig 11 shows code snippet of the user model</w:t>
+      </w:r>
+      <w:r>
+        <w:t>. Specifying the type of data and form in which it would be stored in the database under a Users’ collection.</w:t>
+      </w:r>
+      <w:r>
+        <w:t xml:space="preserve"> </w:t>
+      </w:r>
+    </w:p>
+    <w:p>
       <w:pPr>
         <w:pStyle w:val="Heading2"/>
       </w:pPr>
-      <w:bookmarkStart w:id="27" w:name="_Toc231464288"/>
+      <w:bookmarkStart w:id="27" w:name="_Toc231846649"/>
       <w:r>
         <w:lastRenderedPageBreak/>
         <w:t>3.3 Login validation</w:t>
@@ -4495,7 +4890,7 @@
                     <pic:cNvPicPr/>
                   </pic:nvPicPr>
                   <pic:blipFill>
-                    <a:blip r:embed="rId15">
+                    <a:blip r:embed="rId17">
                       <a:extLst>
                         <a:ext uri="{28A0092B-C50C-407E-A947-70E740481C1C}">
                           <a14:useLocalDpi xmlns:a14="http://schemas.microsoft.com/office/drawing/2010/main" val="0"/>
@@ -4530,21 +4925,38 @@
       <w:r>
         <w:t xml:space="preserve">Figure </w:t>
       </w:r>
-      <w:fldSimple w:instr=" SEQ Figure \* ARABIC ">
-        <w:r>
-          <w:rPr>
-            <w:noProof/>
-          </w:rPr>
-          <w:t>11</w:t>
-        </w:r>
-      </w:fldSimple>
+      <w:r>
+        <w:fldChar w:fldCharType="begin"/>
+      </w:r>
+      <w:r>
+        <w:instrText xml:space="preserve"> SEQ Figure \* ARABIC </w:instrText>
+      </w:r>
+      <w:r>
+        <w:fldChar w:fldCharType="separate"/>
+      </w:r>
+      <w:r>
+        <w:rPr>
+          <w:noProof/>
+        </w:rPr>
+        <w:t>12</w:t>
+      </w:r>
+      <w:r>
+        <w:rPr>
+          <w:noProof/>
+        </w:rPr>
+        <w:fldChar w:fldCharType="end"/>
+      </w:r>
       <w:r>
         <w:t>: Login validation Code Snippet</w:t>
       </w:r>
       <w:bookmarkEnd w:id="28"/>
     </w:p>
     <w:p/>
-    <w:p/>
+    <w:p>
+      <w:r>
+        <w:t>Fig 12 shows code snippet of the code that validates whether the password and username fields are filled up in the login fields.</w:t>
+      </w:r>
+    </w:p>
     <w:p/>
     <w:p/>
     <w:p/>
@@ -4565,7 +4977,7 @@
       <w:pPr>
         <w:pStyle w:val="Heading1"/>
       </w:pPr>
-      <w:bookmarkStart w:id="29" w:name="_Toc231464289"/>
+      <w:bookmarkStart w:id="29" w:name="_Toc231846650"/>
       <w:r>
         <w:lastRenderedPageBreak/>
         <w:t xml:space="preserve">WEEK4: Database </w:t>
@@ -4585,7 +4997,7 @@
       <w:pPr>
         <w:pStyle w:val="Heading2"/>
       </w:pPr>
-      <w:bookmarkStart w:id="30" w:name="_Toc231464290"/>
+      <w:bookmarkStart w:id="30" w:name="_Toc231846651"/>
       <w:r>
         <w:t>4.1 Login Form screenshots</w:t>
       </w:r>
@@ -4615,7 +5027,7 @@
                     <pic:cNvPicPr/>
                   </pic:nvPicPr>
                   <pic:blipFill>
-                    <a:blip r:embed="rId12" cstate="print">
+                    <a:blip r:embed="rId14" cstate="print">
                       <a:extLst>
                         <a:ext uri="{28A0092B-C50C-407E-A947-70E740481C1C}">
                           <a14:useLocalDpi xmlns:a14="http://schemas.microsoft.com/office/drawing/2010/main" val="0"/>
@@ -4650,14 +5062,27 @@
       <w:r>
         <w:t xml:space="preserve">Figure </w:t>
       </w:r>
-      <w:fldSimple w:instr=" SEQ Figure \* ARABIC ">
-        <w:r>
-          <w:rPr>
-            <w:noProof/>
-          </w:rPr>
-          <w:t>12</w:t>
-        </w:r>
-      </w:fldSimple>
+      <w:r>
+        <w:fldChar w:fldCharType="begin"/>
+      </w:r>
+      <w:r>
+        <w:instrText xml:space="preserve"> SEQ Figure \* ARABIC </w:instrText>
+      </w:r>
+      <w:r>
+        <w:fldChar w:fldCharType="separate"/>
+      </w:r>
+      <w:r>
+        <w:rPr>
+          <w:noProof/>
+        </w:rPr>
+        <w:t>13</w:t>
+      </w:r>
+      <w:r>
+        <w:rPr>
+          <w:noProof/>
+        </w:rPr>
+        <w:fldChar w:fldCharType="end"/>
+      </w:r>
       <w:r>
         <w:t>: Login Form Screenshot</w:t>
       </w:r>
@@ -4667,7 +5092,7 @@
       <w:pPr>
         <w:pStyle w:val="Heading1"/>
       </w:pPr>
-      <w:bookmarkStart w:id="32" w:name="_Toc231464291"/>
+      <w:bookmarkStart w:id="32" w:name="_Toc231846652"/>
       <w:r>
         <w:t>4.2 Login Validation Screenshot.</w:t>
       </w:r>
@@ -4697,7 +5122,7 @@
                     <pic:cNvPicPr/>
                   </pic:nvPicPr>
                   <pic:blipFill>
-                    <a:blip r:embed="rId16" cstate="print">
+                    <a:blip r:embed="rId18" cstate="print">
                       <a:extLst>
                         <a:ext uri="{28A0092B-C50C-407E-A947-70E740481C1C}">
                           <a14:useLocalDpi xmlns:a14="http://schemas.microsoft.com/office/drawing/2010/main" val="0"/>
@@ -4732,14 +5157,27 @@
       <w:r>
         <w:t xml:space="preserve">Figure </w:t>
       </w:r>
-      <w:fldSimple w:instr=" SEQ Figure \* ARABIC ">
-        <w:r>
-          <w:rPr>
-            <w:noProof/>
-          </w:rPr>
-          <w:t>13</w:t>
-        </w:r>
-      </w:fldSimple>
+      <w:r>
+        <w:fldChar w:fldCharType="begin"/>
+      </w:r>
+      <w:r>
+        <w:instrText xml:space="preserve"> SEQ Figure \* ARABIC </w:instrText>
+      </w:r>
+      <w:r>
+        <w:fldChar w:fldCharType="separate"/>
+      </w:r>
+      <w:r>
+        <w:rPr>
+          <w:noProof/>
+        </w:rPr>
+        <w:t>14</w:t>
+      </w:r>
+      <w:r>
+        <w:rPr>
+          <w:noProof/>
+        </w:rPr>
+        <w:fldChar w:fldCharType="end"/>
+      </w:r>
       <w:r>
         <w:t>: Login successful</w:t>
       </w:r>
@@ -4750,7 +5188,7 @@
       <w:pPr>
         <w:pStyle w:val="Heading2"/>
       </w:pPr>
-      <w:bookmarkStart w:id="34" w:name="_Toc231464292"/>
+      <w:bookmarkStart w:id="34" w:name="_Toc231846653"/>
       <w:r>
         <w:lastRenderedPageBreak/>
         <w:t>4.3 Folder Structure.</w:t>
@@ -4789,7 +5227,7 @@
                     <pic:cNvPicPr/>
                   </pic:nvPicPr>
                   <pic:blipFill>
-                    <a:blip r:embed="rId17">
+                    <a:blip r:embed="rId19">
                       <a:extLst>
                         <a:ext uri="{28A0092B-C50C-407E-A947-70E740481C1C}">
                           <a14:useLocalDpi xmlns:a14="http://schemas.microsoft.com/office/drawing/2010/main" val="0"/>
@@ -4824,14 +5262,27 @@
       <w:r>
         <w:t xml:space="preserve">Figure </w:t>
       </w:r>
-      <w:fldSimple w:instr=" SEQ Figure \* ARABIC ">
-        <w:r>
-          <w:rPr>
-            <w:noProof/>
-          </w:rPr>
-          <w:t>14</w:t>
-        </w:r>
-      </w:fldSimple>
+      <w:r>
+        <w:fldChar w:fldCharType="begin"/>
+      </w:r>
+      <w:r>
+        <w:instrText xml:space="preserve"> SEQ Figure \* ARABIC </w:instrText>
+      </w:r>
+      <w:r>
+        <w:fldChar w:fldCharType="separate"/>
+      </w:r>
+      <w:r>
+        <w:rPr>
+          <w:noProof/>
+        </w:rPr>
+        <w:t>15</w:t>
+      </w:r>
+      <w:r>
+        <w:rPr>
+          <w:noProof/>
+        </w:rPr>
+        <w:fldChar w:fldCharType="end"/>
+      </w:r>
       <w:r>
         <w:t>: File structure</w:t>
       </w:r>
@@ -4846,7 +5297,7 @@
       <w:pPr>
         <w:pStyle w:val="Heading2"/>
       </w:pPr>
-      <w:bookmarkStart w:id="36" w:name="_Toc231464293"/>
+      <w:bookmarkStart w:id="36" w:name="_Toc231846654"/>
       <w:r>
         <w:lastRenderedPageBreak/>
         <w:t>4.4 Database Connection.</w:t>
@@ -4877,7 +5328,7 @@
                     <pic:cNvPicPr/>
                   </pic:nvPicPr>
                   <pic:blipFill>
-                    <a:blip r:embed="rId6">
+                    <a:blip r:embed="rId7">
                       <a:extLst>
                         <a:ext uri="{28A0092B-C50C-407E-A947-70E740481C1C}">
                           <a14:useLocalDpi xmlns:a14="http://schemas.microsoft.com/office/drawing/2010/main" val="0"/>
@@ -4912,24 +5363,53 @@
       <w:r>
         <w:t xml:space="preserve">Figure </w:t>
       </w:r>
-      <w:fldSimple w:instr=" SEQ Figure \* ARABIC ">
-        <w:r>
-          <w:rPr>
-            <w:noProof/>
-          </w:rPr>
-          <w:t>15</w:t>
-        </w:r>
-      </w:fldSimple>
+      <w:r>
+        <w:fldChar w:fldCharType="begin"/>
+      </w:r>
+      <w:r>
+        <w:instrText xml:space="preserve"> SEQ Figure \* ARABIC </w:instrText>
+      </w:r>
+      <w:r>
+        <w:fldChar w:fldCharType="separate"/>
+      </w:r>
+      <w:r>
+        <w:rPr>
+          <w:noProof/>
+        </w:rPr>
+        <w:t>16</w:t>
+      </w:r>
+      <w:r>
+        <w:rPr>
+          <w:noProof/>
+        </w:rPr>
+        <w:fldChar w:fldCharType="end"/>
+      </w:r>
       <w:r>
         <w:t>: Database Connected Successfully</w:t>
       </w:r>
       <w:bookmarkEnd w:id="37"/>
     </w:p>
     <w:p>
+      <w:r>
+        <w:t xml:space="preserve">Fig 16 shows that the backend has connected to the </w:t>
+      </w:r>
+      <w:proofErr w:type="spellStart"/>
+      <w:r>
+        <w:t>mongoDB</w:t>
+      </w:r>
+      <w:proofErr w:type="spellEnd"/>
+      <w:r>
+        <w:t xml:space="preserve"> database successfully, and communication can begin.</w:t>
+      </w:r>
+      <w:r>
+        <w:t xml:space="preserve"> Without this connection login and registering cannot happen has the database contains the registered account information and passwords.</w:t>
+      </w:r>
+    </w:p>
+    <w:p>
       <w:pPr>
         <w:pStyle w:val="Heading2"/>
       </w:pPr>
-      <w:bookmarkStart w:id="38" w:name="_Toc231464294"/>
+      <w:bookmarkStart w:id="38" w:name="_Toc231846655"/>
       <w:r>
         <w:t xml:space="preserve">4.5 </w:t>
       </w:r>
@@ -4967,7 +5447,7 @@
                     <pic:cNvPicPr/>
                   </pic:nvPicPr>
                   <pic:blipFill>
-                    <a:blip r:embed="rId18" cstate="print">
+                    <a:blip r:embed="rId20" cstate="print">
                       <a:extLst>
                         <a:ext uri="{28A0092B-C50C-407E-A947-70E740481C1C}">
                           <a14:useLocalDpi xmlns:a14="http://schemas.microsoft.com/office/drawing/2010/main" val="0"/>
@@ -5002,21 +5482,38 @@
       <w:r>
         <w:t xml:space="preserve">Figure </w:t>
       </w:r>
-      <w:fldSimple w:instr=" SEQ Figure \* ARABIC ">
-        <w:r>
-          <w:rPr>
-            <w:noProof/>
-          </w:rPr>
-          <w:t>16</w:t>
-        </w:r>
-      </w:fldSimple>
+      <w:r>
+        <w:fldChar w:fldCharType="begin"/>
+      </w:r>
+      <w:r>
+        <w:instrText xml:space="preserve"> SEQ Figure \* ARABIC </w:instrText>
+      </w:r>
+      <w:r>
+        <w:fldChar w:fldCharType="separate"/>
+      </w:r>
+      <w:r>
+        <w:rPr>
+          <w:noProof/>
+        </w:rPr>
+        <w:t>17</w:t>
+      </w:r>
+      <w:r>
+        <w:rPr>
+          <w:noProof/>
+        </w:rPr>
+        <w:fldChar w:fldCharType="end"/>
+      </w:r>
       <w:r>
         <w:t>: Project pushed updates</w:t>
       </w:r>
       <w:bookmarkEnd w:id="39"/>
     </w:p>
     <w:p/>
-    <w:p/>
+    <w:p>
+      <w:r>
+        <w:t>Fig 17 shows the repository in which the project is pushed into.</w:t>
+      </w:r>
+    </w:p>
     <w:p/>
     <w:p/>
     <w:p/>
@@ -5029,7 +5526,7 @@
       <w:pPr>
         <w:pStyle w:val="Heading1"/>
       </w:pPr>
-      <w:bookmarkStart w:id="40" w:name="_Toc231464295"/>
+      <w:bookmarkStart w:id="40" w:name="_Toc231846656"/>
       <w:r>
         <w:t>WEEK 5: Database and CRUD.</w:t>
       </w:r>
@@ -5039,7 +5536,7 @@
       <w:pPr>
         <w:pStyle w:val="Heading2"/>
       </w:pPr>
-      <w:bookmarkStart w:id="41" w:name="_Toc231464296"/>
+      <w:bookmarkStart w:id="41" w:name="_Toc231846657"/>
       <w:r>
         <w:t>5.1 Database Screenshot.</w:t>
       </w:r>
@@ -5055,8 +5552,8 @@
         </w:rPr>
         <w:drawing>
           <wp:inline distT="0" distB="0" distL="0" distR="0">
-            <wp:extent cx="5943600" cy="3289935"/>
-            <wp:effectExtent l="0" t="0" r="0" b="5715"/>
+            <wp:extent cx="6814318" cy="3771900"/>
+            <wp:effectExtent l="0" t="0" r="5715" b="0"/>
             <wp:docPr id="27" name="Picture 27"/>
             <wp:cNvGraphicFramePr>
               <a:graphicFrameLocks xmlns:a="http://schemas.openxmlformats.org/drawingml/2006/main" noChangeAspect="1"/>
@@ -5069,7 +5566,7 @@
                     <pic:cNvPicPr/>
                   </pic:nvPicPr>
                   <pic:blipFill>
-                    <a:blip r:embed="rId19" cstate="print">
+                    <a:blip r:embed="rId21" cstate="print">
                       <a:extLst>
                         <a:ext uri="{28A0092B-C50C-407E-A947-70E740481C1C}">
                           <a14:useLocalDpi xmlns:a14="http://schemas.microsoft.com/office/drawing/2010/main" val="0"/>
@@ -5083,7 +5580,7 @@
                   <pic:spPr>
                     <a:xfrm>
                       <a:off x="0" y="0"/>
-                      <a:ext cx="5943600" cy="3289935"/>
+                      <a:ext cx="6826378" cy="3778575"/>
                     </a:xfrm>
                     <a:prstGeom prst="rect">
                       <a:avLst/>
@@ -5104,24 +5601,69 @@
       <w:r>
         <w:t xml:space="preserve">Figure </w:t>
       </w:r>
-      <w:fldSimple w:instr=" SEQ Figure \* ARABIC ">
-        <w:r>
-          <w:rPr>
-            <w:noProof/>
-          </w:rPr>
-          <w:t>17</w:t>
-        </w:r>
-      </w:fldSimple>
+      <w:r>
+        <w:fldChar w:fldCharType="begin"/>
+      </w:r>
+      <w:r>
+        <w:instrText xml:space="preserve"> SEQ Figure \* ARABIC </w:instrText>
+      </w:r>
+      <w:r>
+        <w:fldChar w:fldCharType="separate"/>
+      </w:r>
+      <w:r>
+        <w:rPr>
+          <w:noProof/>
+        </w:rPr>
+        <w:t>18</w:t>
+      </w:r>
+      <w:r>
+        <w:rPr>
+          <w:noProof/>
+        </w:rPr>
+        <w:fldChar w:fldCharType="end"/>
+      </w:r>
       <w:r>
         <w:t>: Screenshot of the Database</w:t>
       </w:r>
       <w:bookmarkEnd w:id="42"/>
     </w:p>
     <w:p>
+      <w:r>
+        <w:t xml:space="preserve">Fig 18 shows </w:t>
+      </w:r>
+      <w:proofErr w:type="spellStart"/>
+      <w:r>
+        <w:t>mongoDB</w:t>
+      </w:r>
+      <w:proofErr w:type="spellEnd"/>
+      <w:r>
+        <w:t xml:space="preserve"> compass which is a </w:t>
+      </w:r>
+      <w:proofErr w:type="spellStart"/>
+      <w:r>
+        <w:t>gui</w:t>
+      </w:r>
+      <w:proofErr w:type="spellEnd"/>
+      <w:r>
+        <w:t xml:space="preserve"> that helps greatly in visualizing what the database has at any given point.</w:t>
+      </w:r>
+      <w:r>
+        <w:t xml:space="preserve"> Currently making use of a local </w:t>
+      </w:r>
+      <w:proofErr w:type="spellStart"/>
+      <w:r>
+        <w:t>mongodb</w:t>
+      </w:r>
+      <w:proofErr w:type="spellEnd"/>
+      <w:r>
+        <w:t xml:space="preserve"> database.</w:t>
+      </w:r>
+    </w:p>
+    <w:p>
       <w:pPr>
         <w:pStyle w:val="Heading2"/>
       </w:pPr>
-      <w:bookmarkStart w:id="43" w:name="_Toc231464297"/>
+      <w:bookmarkStart w:id="43" w:name="_Toc231846658"/>
       <w:r>
         <w:lastRenderedPageBreak/>
         <w:t>5.2 Table Creation and CRUD Operations.</w:t>
@@ -5152,7 +5694,7 @@
                     <pic:cNvPicPr/>
                   </pic:nvPicPr>
                   <pic:blipFill>
-                    <a:blip r:embed="rId14">
+                    <a:blip r:embed="rId16">
                       <a:extLst>
                         <a:ext uri="{28A0092B-C50C-407E-A947-70E740481C1C}">
                           <a14:useLocalDpi xmlns:a14="http://schemas.microsoft.com/office/drawing/2010/main" val="0"/>
@@ -5187,18 +5729,47 @@
       <w:r>
         <w:t xml:space="preserve">Figure </w:t>
       </w:r>
-      <w:fldSimple w:instr=" SEQ Figure \* ARABIC ">
-        <w:r>
-          <w:rPr>
-            <w:noProof/>
-          </w:rPr>
-          <w:t>18</w:t>
-        </w:r>
-      </w:fldSimple>
+      <w:r>
+        <w:fldChar w:fldCharType="begin"/>
+      </w:r>
+      <w:r>
+        <w:instrText xml:space="preserve"> SEQ Figure \* ARABIC </w:instrText>
+      </w:r>
+      <w:r>
+        <w:fldChar w:fldCharType="separate"/>
+      </w:r>
+      <w:r>
+        <w:rPr>
+          <w:noProof/>
+        </w:rPr>
+        <w:t>19</w:t>
+      </w:r>
+      <w:r>
+        <w:rPr>
+          <w:noProof/>
+        </w:rPr>
+        <w:fldChar w:fldCharType="end"/>
+      </w:r>
       <w:r>
         <w:t>: User model created</w:t>
       </w:r>
       <w:bookmarkEnd w:id="44"/>
+    </w:p>
+    <w:p>
+      <w:r>
+        <w:t xml:space="preserve">Fig 19 shows how the user collection shown above in fig 18 is </w:t>
+      </w:r>
+      <w:r>
+        <w:t>specified</w:t>
+      </w:r>
+      <w:bookmarkStart w:id="45" w:name="_GoBack"/>
+      <w:bookmarkEnd w:id="45"/>
+      <w:r>
+        <w:t>.</w:t>
+      </w:r>
+      <w:r>
+        <w:t xml:space="preserve"> The code shows the schema together with the data type and form that creates the User collection.</w:t>
+      </w:r>
     </w:p>
     <w:p>
       <w:pPr>
@@ -5225,7 +5796,7 @@
                     <pic:cNvPicPr/>
                   </pic:nvPicPr>
                   <pic:blipFill>
-                    <a:blip r:embed="rId20">
+                    <a:blip r:embed="rId22">
                       <a:extLst>
                         <a:ext uri="{28A0092B-C50C-407E-A947-70E740481C1C}">
                           <a14:useLocalDpi xmlns:a14="http://schemas.microsoft.com/office/drawing/2010/main" val="0"/>
@@ -5256,22 +5827,35 @@
       <w:pPr>
         <w:pStyle w:val="Caption"/>
       </w:pPr>
-      <w:bookmarkStart w:id="45" w:name="_Toc231464347"/>
+      <w:bookmarkStart w:id="46" w:name="_Toc231464347"/>
       <w:r>
         <w:t xml:space="preserve">Figure </w:t>
       </w:r>
-      <w:fldSimple w:instr=" SEQ Figure \* ARABIC ">
-        <w:r>
-          <w:rPr>
-            <w:noProof/>
-          </w:rPr>
-          <w:t>19</w:t>
-        </w:r>
-      </w:fldSimple>
+      <w:r>
+        <w:fldChar w:fldCharType="begin"/>
+      </w:r>
+      <w:r>
+        <w:instrText xml:space="preserve"> SEQ Figure \* ARABIC </w:instrText>
+      </w:r>
+      <w:r>
+        <w:fldChar w:fldCharType="separate"/>
+      </w:r>
+      <w:r>
+        <w:rPr>
+          <w:noProof/>
+        </w:rPr>
+        <w:t>20</w:t>
+      </w:r>
+      <w:r>
+        <w:rPr>
+          <w:noProof/>
+        </w:rPr>
+        <w:fldChar w:fldCharType="end"/>
+      </w:r>
       <w:r>
         <w:t>: Code Snippet of the user creation</w:t>
       </w:r>
-      <w:bookmarkEnd w:id="45"/>
+      <w:bookmarkEnd w:id="46"/>
     </w:p>
     <w:p>
       <w:pPr>
@@ -5297,7 +5881,7 @@
                     <pic:cNvPicPr/>
                   </pic:nvPicPr>
                   <pic:blipFill>
-                    <a:blip r:embed="rId21">
+                    <a:blip r:embed="rId23">
                       <a:extLst>
                         <a:ext uri="{28A0092B-C50C-407E-A947-70E740481C1C}">
                           <a14:useLocalDpi xmlns:a14="http://schemas.microsoft.com/office/drawing/2010/main" val="0"/>
@@ -5328,22 +5912,35 @@
       <w:pPr>
         <w:pStyle w:val="Caption"/>
       </w:pPr>
-      <w:bookmarkStart w:id="46" w:name="_Toc231464348"/>
+      <w:bookmarkStart w:id="47" w:name="_Toc231464348"/>
       <w:r>
         <w:t xml:space="preserve">Figure </w:t>
       </w:r>
-      <w:fldSimple w:instr=" SEQ Figure \* ARABIC ">
-        <w:r>
-          <w:rPr>
-            <w:noProof/>
-          </w:rPr>
-          <w:t>20</w:t>
-        </w:r>
-      </w:fldSimple>
+      <w:r>
+        <w:fldChar w:fldCharType="begin"/>
+      </w:r>
+      <w:r>
+        <w:instrText xml:space="preserve"> SEQ Figure \* ARABIC </w:instrText>
+      </w:r>
+      <w:r>
+        <w:fldChar w:fldCharType="separate"/>
+      </w:r>
+      <w:r>
+        <w:rPr>
+          <w:noProof/>
+        </w:rPr>
+        <w:t>21</w:t>
+      </w:r>
+      <w:r>
+        <w:rPr>
+          <w:noProof/>
+        </w:rPr>
+        <w:fldChar w:fldCharType="end"/>
+      </w:r>
       <w:r>
         <w:t>: Update</w:t>
       </w:r>
-      <w:bookmarkEnd w:id="46"/>
+      <w:bookmarkEnd w:id="47"/>
     </w:p>
     <w:sectPr>
       <w:pgSz w:w="12240" w:h="15840"/>
@@ -6231,7 +6828,7 @@
 </file>
 
 <file path=customXml/itemProps1.xml><?xml version="1.0" encoding="utf-8"?>
-<ds:datastoreItem xmlns:ds="http://schemas.openxmlformats.org/officeDocument/2006/customXml" ds:itemID="{67C81CA9-E523-4F8B-814A-BAD8C1A645AC}">
+<ds:datastoreItem xmlns:ds="http://schemas.openxmlformats.org/officeDocument/2006/customXml" ds:itemID="{3BA1ACE2-BF54-4E6A-97AA-7FFEF72A7CEE}">
   <ds:schemaRefs>
     <ds:schemaRef ds:uri="http://schemas.openxmlformats.org/officeDocument/2006/bibliography"/>
   </ds:schemaRefs>

--- a/Advanced web Documentation.docx
+++ b/Advanced web Documentation.docx
@@ -589,7 +589,7 @@
           <w:r>
             <w:fldChar w:fldCharType="separate"/>
           </w:r>
-          <w:hyperlink w:anchor="_Toc231846636" w:history="1">
+          <w:hyperlink w:anchor="_Toc232584337" w:history="1">
             <w:r>
               <w:rPr>
                 <w:rStyle w:val="Hyperlink"/>
@@ -616,7 +616,7 @@
                 <w:noProof/>
                 <w:webHidden/>
               </w:rPr>
-              <w:instrText xml:space="preserve"> PAGEREF _Toc231846636 \h </w:instrText>
+              <w:instrText xml:space="preserve"> PAGEREF _Toc232584337 \h </w:instrText>
             </w:r>
             <w:r>
               <w:rPr>
@@ -658,7 +658,7 @@
               <w:noProof/>
             </w:rPr>
           </w:pPr>
-          <w:hyperlink w:anchor="_Toc231846637" w:history="1">
+          <w:hyperlink w:anchor="_Toc232584338" w:history="1">
             <w:r>
               <w:rPr>
                 <w:rStyle w:val="Hyperlink"/>
@@ -685,7 +685,7 @@
                 <w:noProof/>
                 <w:webHidden/>
               </w:rPr>
-              <w:instrText xml:space="preserve"> PAGEREF _Toc231846637 \h </w:instrText>
+              <w:instrText xml:space="preserve"> PAGEREF _Toc232584338 \h </w:instrText>
             </w:r>
             <w:r>
               <w:rPr>
@@ -727,7 +727,7 @@
               <w:noProof/>
             </w:rPr>
           </w:pPr>
-          <w:hyperlink w:anchor="_Toc231846638" w:history="1">
+          <w:hyperlink w:anchor="_Toc232584339" w:history="1">
             <w:r>
               <w:rPr>
                 <w:rStyle w:val="Hyperlink"/>
@@ -754,7 +754,7 @@
                 <w:noProof/>
                 <w:webHidden/>
               </w:rPr>
-              <w:instrText xml:space="preserve"> PAGEREF _Toc231846638 \h </w:instrText>
+              <w:instrText xml:space="preserve"> PAGEREF _Toc232584339 \h </w:instrText>
             </w:r>
             <w:r>
               <w:rPr>
@@ -796,7 +796,7 @@
               <w:noProof/>
             </w:rPr>
           </w:pPr>
-          <w:hyperlink w:anchor="_Toc231846639" w:history="1">
+          <w:hyperlink w:anchor="_Toc232584340" w:history="1">
             <w:r>
               <w:rPr>
                 <w:rStyle w:val="Hyperlink"/>
@@ -823,7 +823,7 @@
                 <w:noProof/>
                 <w:webHidden/>
               </w:rPr>
-              <w:instrText xml:space="preserve"> PAGEREF _Toc231846639 \h </w:instrText>
+              <w:instrText xml:space="preserve"> PAGEREF _Toc232584340 \h </w:instrText>
             </w:r>
             <w:r>
               <w:rPr>
@@ -865,7 +865,7 @@
               <w:noProof/>
             </w:rPr>
           </w:pPr>
-          <w:hyperlink w:anchor="_Toc231846640" w:history="1">
+          <w:hyperlink w:anchor="_Toc232584341" w:history="1">
             <w:r>
               <w:rPr>
                 <w:rStyle w:val="Hyperlink"/>
@@ -892,7 +892,7 @@
                 <w:noProof/>
                 <w:webHidden/>
               </w:rPr>
-              <w:instrText xml:space="preserve"> PAGEREF _Toc231846640 \h </w:instrText>
+              <w:instrText xml:space="preserve"> PAGEREF _Toc232584341 \h </w:instrText>
             </w:r>
             <w:r>
               <w:rPr>
@@ -934,7 +934,7 @@
               <w:noProof/>
             </w:rPr>
           </w:pPr>
-          <w:hyperlink w:anchor="_Toc231846641" w:history="1">
+          <w:hyperlink w:anchor="_Toc232584342" w:history="1">
             <w:r>
               <w:rPr>
                 <w:rStyle w:val="Hyperlink"/>
@@ -961,7 +961,7 @@
                 <w:noProof/>
                 <w:webHidden/>
               </w:rPr>
-              <w:instrText xml:space="preserve"> PAGEREF _Toc231846641 \h </w:instrText>
+              <w:instrText xml:space="preserve"> PAGEREF _Toc232584342 \h </w:instrText>
             </w:r>
             <w:r>
               <w:rPr>
@@ -1003,7 +1003,7 @@
               <w:noProof/>
             </w:rPr>
           </w:pPr>
-          <w:hyperlink w:anchor="_Toc231846642" w:history="1">
+          <w:hyperlink w:anchor="_Toc232584343" w:history="1">
             <w:r>
               <w:rPr>
                 <w:rStyle w:val="Hyperlink"/>
@@ -1030,7 +1030,7 @@
                 <w:noProof/>
                 <w:webHidden/>
               </w:rPr>
-              <w:instrText xml:space="preserve"> PAGEREF _Toc231846642 \h </w:instrText>
+              <w:instrText xml:space="preserve"> PAGEREF _Toc232584343 \h </w:instrText>
             </w:r>
             <w:r>
               <w:rPr>
@@ -1072,7 +1072,7 @@
               <w:noProof/>
             </w:rPr>
           </w:pPr>
-          <w:hyperlink w:anchor="_Toc231846643" w:history="1">
+          <w:hyperlink w:anchor="_Toc232584344" w:history="1">
             <w:r>
               <w:rPr>
                 <w:rStyle w:val="Hyperlink"/>
@@ -1099,7 +1099,7 @@
                 <w:noProof/>
                 <w:webHidden/>
               </w:rPr>
-              <w:instrText xml:space="preserve"> PAGEREF _Toc231846643 \h </w:instrText>
+              <w:instrText xml:space="preserve"> PAGEREF _Toc232584344 \h </w:instrText>
             </w:r>
             <w:r>
               <w:rPr>
@@ -1141,7 +1141,7 @@
               <w:noProof/>
             </w:rPr>
           </w:pPr>
-          <w:hyperlink w:anchor="_Toc231846644" w:history="1">
+          <w:hyperlink w:anchor="_Toc232584345" w:history="1">
             <w:r>
               <w:rPr>
                 <w:rStyle w:val="Hyperlink"/>
@@ -1168,7 +1168,7 @@
                 <w:noProof/>
                 <w:webHidden/>
               </w:rPr>
-              <w:instrText xml:space="preserve"> PAGEREF _Toc231846644 \h </w:instrText>
+              <w:instrText xml:space="preserve"> PAGEREF _Toc232584345 \h </w:instrText>
             </w:r>
             <w:r>
               <w:rPr>
@@ -1210,7 +1210,7 @@
               <w:noProof/>
             </w:rPr>
           </w:pPr>
-          <w:hyperlink w:anchor="_Toc231846645" w:history="1">
+          <w:hyperlink w:anchor="_Toc232584346" w:history="1">
             <w:r>
               <w:rPr>
                 <w:rStyle w:val="Hyperlink"/>
@@ -1237,7 +1237,7 @@
                 <w:noProof/>
                 <w:webHidden/>
               </w:rPr>
-              <w:instrText xml:space="preserve"> PAGEREF _Toc231846645 \h </w:instrText>
+              <w:instrText xml:space="preserve"> PAGEREF _Toc232584346 \h </w:instrText>
             </w:r>
             <w:r>
               <w:rPr>
@@ -1279,7 +1279,7 @@
               <w:noProof/>
             </w:rPr>
           </w:pPr>
-          <w:hyperlink w:anchor="_Toc231846646" w:history="1">
+          <w:hyperlink w:anchor="_Toc232584347" w:history="1">
             <w:r>
               <w:rPr>
                 <w:rStyle w:val="Hyperlink"/>
@@ -1306,7 +1306,7 @@
                 <w:noProof/>
                 <w:webHidden/>
               </w:rPr>
-              <w:instrText xml:space="preserve"> PAGEREF _Toc231846646 \h </w:instrText>
+              <w:instrText xml:space="preserve"> PAGEREF _Toc232584347 \h </w:instrText>
             </w:r>
             <w:r>
               <w:rPr>
@@ -1348,7 +1348,7 @@
               <w:noProof/>
             </w:rPr>
           </w:pPr>
-          <w:hyperlink w:anchor="_Toc231846647" w:history="1">
+          <w:hyperlink w:anchor="_Toc232584348" w:history="1">
             <w:r>
               <w:rPr>
                 <w:rStyle w:val="Hyperlink"/>
@@ -1375,7 +1375,7 @@
                 <w:noProof/>
                 <w:webHidden/>
               </w:rPr>
-              <w:instrText xml:space="preserve"> PAGEREF _Toc231846647 \h </w:instrText>
+              <w:instrText xml:space="preserve"> PAGEREF _Toc232584348 \h </w:instrText>
             </w:r>
             <w:r>
               <w:rPr>
@@ -1417,7 +1417,7 @@
               <w:noProof/>
             </w:rPr>
           </w:pPr>
-          <w:hyperlink w:anchor="_Toc231846648" w:history="1">
+          <w:hyperlink w:anchor="_Toc232584349" w:history="1">
             <w:r>
               <w:rPr>
                 <w:rStyle w:val="Hyperlink"/>
@@ -1444,7 +1444,7 @@
                 <w:noProof/>
                 <w:webHidden/>
               </w:rPr>
-              <w:instrText xml:space="preserve"> PAGEREF _Toc231846648 \h </w:instrText>
+              <w:instrText xml:space="preserve"> PAGEREF _Toc232584349 \h </w:instrText>
             </w:r>
             <w:r>
               <w:rPr>
@@ -1486,7 +1486,7 @@
               <w:noProof/>
             </w:rPr>
           </w:pPr>
-          <w:hyperlink w:anchor="_Toc231846649" w:history="1">
+          <w:hyperlink w:anchor="_Toc232584350" w:history="1">
             <w:r>
               <w:rPr>
                 <w:rStyle w:val="Hyperlink"/>
@@ -1513,7 +1513,7 @@
                 <w:noProof/>
                 <w:webHidden/>
               </w:rPr>
-              <w:instrText xml:space="preserve"> PAGEREF _Toc231846649 \h </w:instrText>
+              <w:instrText xml:space="preserve"> PAGEREF _Toc232584350 \h </w:instrText>
             </w:r>
             <w:r>
               <w:rPr>
@@ -1555,28 +1555,13 @@
               <w:noProof/>
             </w:rPr>
           </w:pPr>
-          <w:hyperlink w:anchor="_Toc231846650" w:history="1">
+          <w:hyperlink w:anchor="_Toc232584351" w:history="1">
             <w:r>
               <w:rPr>
                 <w:rStyle w:val="Hyperlink"/>
                 <w:noProof/>
               </w:rPr>
-              <w:t xml:space="preserve">WEEK4: Database and </w:t>
-            </w:r>
-            <w:r>
-              <w:rPr>
-                <w:rStyle w:val="Hyperlink"/>
-                <w:rFonts w:ascii="Times New Roman" w:hAnsi="Times New Roman" w:cs="Times New Roman"/>
-                <w:noProof/>
-              </w:rPr>
-              <w:t>Form</w:t>
-            </w:r>
-            <w:r>
-              <w:rPr>
-                <w:rStyle w:val="Hyperlink"/>
-                <w:noProof/>
-              </w:rPr>
-              <w:t xml:space="preserve"> Validation.</w:t>
+              <w:t>WEEK4: Database and Form Validation.</w:t>
             </w:r>
             <w:r>
               <w:rPr>
@@ -1597,7 +1582,7 @@
                 <w:noProof/>
                 <w:webHidden/>
               </w:rPr>
-              <w:instrText xml:space="preserve"> PAGEREF _Toc231846650 \h </w:instrText>
+              <w:instrText xml:space="preserve"> PAGEREF _Toc232584351 \h </w:instrText>
             </w:r>
             <w:r>
               <w:rPr>
@@ -1639,7 +1624,7 @@
               <w:noProof/>
             </w:rPr>
           </w:pPr>
-          <w:hyperlink w:anchor="_Toc231846651" w:history="1">
+          <w:hyperlink w:anchor="_Toc232584352" w:history="1">
             <w:r>
               <w:rPr>
                 <w:rStyle w:val="Hyperlink"/>
@@ -1666,7 +1651,7 @@
                 <w:noProof/>
                 <w:webHidden/>
               </w:rPr>
-              <w:instrText xml:space="preserve"> PAGEREF _Toc231846651 \h </w:instrText>
+              <w:instrText xml:space="preserve"> PAGEREF _Toc232584352 \h </w:instrText>
             </w:r>
             <w:r>
               <w:rPr>
@@ -1708,7 +1693,7 @@
               <w:noProof/>
             </w:rPr>
           </w:pPr>
-          <w:hyperlink w:anchor="_Toc231846652" w:history="1">
+          <w:hyperlink w:anchor="_Toc232584353" w:history="1">
             <w:r>
               <w:rPr>
                 <w:rStyle w:val="Hyperlink"/>
@@ -1735,7 +1720,7 @@
                 <w:noProof/>
                 <w:webHidden/>
               </w:rPr>
-              <w:instrText xml:space="preserve"> PAGEREF _Toc231846652 \h </w:instrText>
+              <w:instrText xml:space="preserve"> PAGEREF _Toc232584353 \h </w:instrText>
             </w:r>
             <w:r>
               <w:rPr>
@@ -1777,7 +1762,7 @@
               <w:noProof/>
             </w:rPr>
           </w:pPr>
-          <w:hyperlink w:anchor="_Toc231846653" w:history="1">
+          <w:hyperlink w:anchor="_Toc232584354" w:history="1">
             <w:r>
               <w:rPr>
                 <w:rStyle w:val="Hyperlink"/>
@@ -1804,7 +1789,7 @@
                 <w:noProof/>
                 <w:webHidden/>
               </w:rPr>
-              <w:instrText xml:space="preserve"> PAGEREF _Toc231846653 \h </w:instrText>
+              <w:instrText xml:space="preserve"> PAGEREF _Toc232584354 \h </w:instrText>
             </w:r>
             <w:r>
               <w:rPr>
@@ -1846,7 +1831,7 @@
               <w:noProof/>
             </w:rPr>
           </w:pPr>
-          <w:hyperlink w:anchor="_Toc231846654" w:history="1">
+          <w:hyperlink w:anchor="_Toc232584355" w:history="1">
             <w:r>
               <w:rPr>
                 <w:rStyle w:val="Hyperlink"/>
@@ -1873,7 +1858,7 @@
                 <w:noProof/>
                 <w:webHidden/>
               </w:rPr>
-              <w:instrText xml:space="preserve"> PAGEREF _Toc231846654 \h </w:instrText>
+              <w:instrText xml:space="preserve"> PAGEREF _Toc232584355 \h </w:instrText>
             </w:r>
             <w:r>
               <w:rPr>
@@ -1915,7 +1900,7 @@
               <w:noProof/>
             </w:rPr>
           </w:pPr>
-          <w:hyperlink w:anchor="_Toc231846655" w:history="1">
+          <w:hyperlink w:anchor="_Toc232584356" w:history="1">
             <w:r>
               <w:rPr>
                 <w:rStyle w:val="Hyperlink"/>
@@ -1942,7 +1927,7 @@
                 <w:noProof/>
                 <w:webHidden/>
               </w:rPr>
-              <w:instrText xml:space="preserve"> PAGEREF _Toc231846655 \h </w:instrText>
+              <w:instrText xml:space="preserve"> PAGEREF _Toc232584356 \h </w:instrText>
             </w:r>
             <w:r>
               <w:rPr>
@@ -1984,7 +1969,7 @@
               <w:noProof/>
             </w:rPr>
           </w:pPr>
-          <w:hyperlink w:anchor="_Toc231846656" w:history="1">
+          <w:hyperlink w:anchor="_Toc232584357" w:history="1">
             <w:r>
               <w:rPr>
                 <w:rStyle w:val="Hyperlink"/>
@@ -2011,7 +1996,7 @@
                 <w:noProof/>
                 <w:webHidden/>
               </w:rPr>
-              <w:instrText xml:space="preserve"> PAGEREF _Toc231846656 \h </w:instrText>
+              <w:instrText xml:space="preserve"> PAGEREF _Toc232584357 \h </w:instrText>
             </w:r>
             <w:r>
               <w:rPr>
@@ -2053,7 +2038,7 @@
               <w:noProof/>
             </w:rPr>
           </w:pPr>
-          <w:hyperlink w:anchor="_Toc231846657" w:history="1">
+          <w:hyperlink w:anchor="_Toc232584358" w:history="1">
             <w:r>
               <w:rPr>
                 <w:rStyle w:val="Hyperlink"/>
@@ -2080,7 +2065,7 @@
                 <w:noProof/>
                 <w:webHidden/>
               </w:rPr>
-              <w:instrText xml:space="preserve"> PAGEREF _Toc231846657 \h </w:instrText>
+              <w:instrText xml:space="preserve"> PAGEREF _Toc232584358 \h </w:instrText>
             </w:r>
             <w:r>
               <w:rPr>
@@ -2122,7 +2107,7 @@
               <w:noProof/>
             </w:rPr>
           </w:pPr>
-          <w:hyperlink w:anchor="_Toc231846658" w:history="1">
+          <w:hyperlink w:anchor="_Toc232584359" w:history="1">
             <w:r>
               <w:rPr>
                 <w:rStyle w:val="Hyperlink"/>
@@ -2149,7 +2134,7 @@
                 <w:noProof/>
                 <w:webHidden/>
               </w:rPr>
-              <w:instrText xml:space="preserve"> PAGEREF _Toc231846658 \h </w:instrText>
+              <w:instrText xml:space="preserve"> PAGEREF _Toc232584359 \h </w:instrText>
             </w:r>
             <w:r>
               <w:rPr>
@@ -2170,6 +2155,282 @@
                 <w:webHidden/>
               </w:rPr>
               <w:t>17</w:t>
+            </w:r>
+            <w:r>
+              <w:rPr>
+                <w:noProof/>
+                <w:webHidden/>
+              </w:rPr>
+              <w:fldChar w:fldCharType="end"/>
+            </w:r>
+          </w:hyperlink>
+        </w:p>
+        <w:p>
+          <w:pPr>
+            <w:pStyle w:val="TOC1"/>
+            <w:tabs>
+              <w:tab w:val="right" w:leader="dot" w:pos="9350"/>
+            </w:tabs>
+            <w:rPr>
+              <w:rFonts w:eastAsiaTheme="minorEastAsia"/>
+              <w:noProof/>
+            </w:rPr>
+          </w:pPr>
+          <w:hyperlink w:anchor="_Toc232584360" w:history="1">
+            <w:r>
+              <w:rPr>
+                <w:rStyle w:val="Hyperlink"/>
+                <w:noProof/>
+              </w:rPr>
+              <w:t>WEEK 6: DATABASE INTEGRATION AND CRUD OPERATIONS.</w:t>
+            </w:r>
+            <w:r>
+              <w:rPr>
+                <w:noProof/>
+                <w:webHidden/>
+              </w:rPr>
+              <w:tab/>
+            </w:r>
+            <w:r>
+              <w:rPr>
+                <w:noProof/>
+                <w:webHidden/>
+              </w:rPr>
+              <w:fldChar w:fldCharType="begin"/>
+            </w:r>
+            <w:r>
+              <w:rPr>
+                <w:noProof/>
+                <w:webHidden/>
+              </w:rPr>
+              <w:instrText xml:space="preserve"> PAGEREF _Toc232584360 \h </w:instrText>
+            </w:r>
+            <w:r>
+              <w:rPr>
+                <w:noProof/>
+                <w:webHidden/>
+              </w:rPr>
+            </w:r>
+            <w:r>
+              <w:rPr>
+                <w:noProof/>
+                <w:webHidden/>
+              </w:rPr>
+              <w:fldChar w:fldCharType="separate"/>
+            </w:r>
+            <w:r>
+              <w:rPr>
+                <w:noProof/>
+                <w:webHidden/>
+              </w:rPr>
+              <w:t>19</w:t>
+            </w:r>
+            <w:r>
+              <w:rPr>
+                <w:noProof/>
+                <w:webHidden/>
+              </w:rPr>
+              <w:fldChar w:fldCharType="end"/>
+            </w:r>
+          </w:hyperlink>
+        </w:p>
+        <w:p>
+          <w:pPr>
+            <w:pStyle w:val="TOC2"/>
+            <w:tabs>
+              <w:tab w:val="right" w:leader="dot" w:pos="9350"/>
+            </w:tabs>
+            <w:rPr>
+              <w:rFonts w:eastAsiaTheme="minorEastAsia"/>
+              <w:noProof/>
+            </w:rPr>
+          </w:pPr>
+          <w:hyperlink w:anchor="_Toc232584361" w:history="1">
+            <w:r>
+              <w:rPr>
+                <w:rStyle w:val="Hyperlink"/>
+                <w:noProof/>
+              </w:rPr>
+              <w:t>6.1 Student Management System.</w:t>
+            </w:r>
+            <w:r>
+              <w:rPr>
+                <w:noProof/>
+                <w:webHidden/>
+              </w:rPr>
+              <w:tab/>
+            </w:r>
+            <w:r>
+              <w:rPr>
+                <w:noProof/>
+                <w:webHidden/>
+              </w:rPr>
+              <w:fldChar w:fldCharType="begin"/>
+            </w:r>
+            <w:r>
+              <w:rPr>
+                <w:noProof/>
+                <w:webHidden/>
+              </w:rPr>
+              <w:instrText xml:space="preserve"> PAGEREF _Toc232584361 \h </w:instrText>
+            </w:r>
+            <w:r>
+              <w:rPr>
+                <w:noProof/>
+                <w:webHidden/>
+              </w:rPr>
+            </w:r>
+            <w:r>
+              <w:rPr>
+                <w:noProof/>
+                <w:webHidden/>
+              </w:rPr>
+              <w:fldChar w:fldCharType="separate"/>
+            </w:r>
+            <w:r>
+              <w:rPr>
+                <w:noProof/>
+                <w:webHidden/>
+              </w:rPr>
+              <w:t>19</w:t>
+            </w:r>
+            <w:r>
+              <w:rPr>
+                <w:noProof/>
+                <w:webHidden/>
+              </w:rPr>
+              <w:fldChar w:fldCharType="end"/>
+            </w:r>
+          </w:hyperlink>
+        </w:p>
+        <w:p>
+          <w:pPr>
+            <w:pStyle w:val="TOC2"/>
+            <w:tabs>
+              <w:tab w:val="right" w:leader="dot" w:pos="9350"/>
+            </w:tabs>
+            <w:rPr>
+              <w:rFonts w:eastAsiaTheme="minorEastAsia"/>
+              <w:noProof/>
+            </w:rPr>
+          </w:pPr>
+          <w:hyperlink w:anchor="_Toc232584362" w:history="1">
+            <w:r>
+              <w:rPr>
+                <w:rStyle w:val="Hyperlink"/>
+                <w:noProof/>
+              </w:rPr>
+              <w:t>6.2 Library Management System.</w:t>
+            </w:r>
+            <w:r>
+              <w:rPr>
+                <w:noProof/>
+                <w:webHidden/>
+              </w:rPr>
+              <w:tab/>
+            </w:r>
+            <w:r>
+              <w:rPr>
+                <w:noProof/>
+                <w:webHidden/>
+              </w:rPr>
+              <w:fldChar w:fldCharType="begin"/>
+            </w:r>
+            <w:r>
+              <w:rPr>
+                <w:noProof/>
+                <w:webHidden/>
+              </w:rPr>
+              <w:instrText xml:space="preserve"> PAGEREF _Toc232584362 \h </w:instrText>
+            </w:r>
+            <w:r>
+              <w:rPr>
+                <w:noProof/>
+                <w:webHidden/>
+              </w:rPr>
+            </w:r>
+            <w:r>
+              <w:rPr>
+                <w:noProof/>
+                <w:webHidden/>
+              </w:rPr>
+              <w:fldChar w:fldCharType="separate"/>
+            </w:r>
+            <w:r>
+              <w:rPr>
+                <w:noProof/>
+                <w:webHidden/>
+              </w:rPr>
+              <w:t>20</w:t>
+            </w:r>
+            <w:r>
+              <w:rPr>
+                <w:noProof/>
+                <w:webHidden/>
+              </w:rPr>
+              <w:fldChar w:fldCharType="end"/>
+            </w:r>
+          </w:hyperlink>
+        </w:p>
+        <w:p>
+          <w:pPr>
+            <w:pStyle w:val="TOC2"/>
+            <w:tabs>
+              <w:tab w:val="right" w:leader="dot" w:pos="9350"/>
+            </w:tabs>
+            <w:rPr>
+              <w:rFonts w:eastAsiaTheme="minorEastAsia"/>
+              <w:noProof/>
+            </w:rPr>
+          </w:pPr>
+          <w:hyperlink w:anchor="_Toc232584363" w:history="1">
+            <w:r>
+              <w:rPr>
+                <w:rStyle w:val="Hyperlink"/>
+                <w:noProof/>
+              </w:rPr>
+              <w:t>6.3 Employee Management Records System.</w:t>
+            </w:r>
+            <w:r>
+              <w:rPr>
+                <w:noProof/>
+                <w:webHidden/>
+              </w:rPr>
+              <w:tab/>
+            </w:r>
+            <w:r>
+              <w:rPr>
+                <w:noProof/>
+                <w:webHidden/>
+              </w:rPr>
+              <w:fldChar w:fldCharType="begin"/>
+            </w:r>
+            <w:r>
+              <w:rPr>
+                <w:noProof/>
+                <w:webHidden/>
+              </w:rPr>
+              <w:instrText xml:space="preserve"> PAGEREF _Toc232584363 \h </w:instrText>
+            </w:r>
+            <w:r>
+              <w:rPr>
+                <w:noProof/>
+                <w:webHidden/>
+              </w:rPr>
+            </w:r>
+            <w:r>
+              <w:rPr>
+                <w:noProof/>
+                <w:webHidden/>
+              </w:rPr>
+              <w:fldChar w:fldCharType="separate"/>
+            </w:r>
+            <w:r>
+              <w:rPr>
+                <w:noProof/>
+                <w:webHidden/>
+              </w:rPr>
+              <w:t>21</w:t>
             </w:r>
             <w:r>
               <w:rPr>
@@ -2224,13 +2485,85 @@
         </w:tabs>
       </w:pPr>
     </w:p>
+    <w:p/>
     <w:p>
       <w:pPr>
         <w:pStyle w:val="TableofFigures"/>
         <w:tabs>
           <w:tab w:val="right" w:leader="dot" w:pos="9350"/>
         </w:tabs>
-      </w:pPr>
+        <w:rPr>
+          <w:rFonts w:eastAsiaTheme="minorEastAsia"/>
+          <w:noProof/>
+        </w:rPr>
+      </w:pPr>
+      <w:r>
+        <w:lastRenderedPageBreak/>
+        <w:fldChar w:fldCharType="begin"/>
+      </w:r>
+      <w:r>
+        <w:instrText xml:space="preserve"> TOC \h \z \c "Figure" </w:instrText>
+      </w:r>
+      <w:r>
+        <w:fldChar w:fldCharType="separate"/>
+      </w:r>
+      <w:hyperlink w:anchor="_Toc232584373" w:history="1">
+        <w:r>
+          <w:rPr>
+            <w:rStyle w:val="Hyperlink"/>
+            <w:noProof/>
+          </w:rPr>
+          <w:t>Figure 1: MongoDB setup</w:t>
+        </w:r>
+        <w:r>
+          <w:rPr>
+            <w:noProof/>
+            <w:webHidden/>
+          </w:rPr>
+          <w:tab/>
+        </w:r>
+        <w:r>
+          <w:rPr>
+            <w:noProof/>
+            <w:webHidden/>
+          </w:rPr>
+          <w:fldChar w:fldCharType="begin"/>
+        </w:r>
+        <w:r>
+          <w:rPr>
+            <w:noProof/>
+            <w:webHidden/>
+          </w:rPr>
+          <w:instrText xml:space="preserve"> PAGEREF _Toc232584373 \h </w:instrText>
+        </w:r>
+        <w:r>
+          <w:rPr>
+            <w:noProof/>
+            <w:webHidden/>
+          </w:rPr>
+        </w:r>
+        <w:r>
+          <w:rPr>
+            <w:noProof/>
+            <w:webHidden/>
+          </w:rPr>
+          <w:fldChar w:fldCharType="separate"/>
+        </w:r>
+        <w:r>
+          <w:rPr>
+            <w:noProof/>
+            <w:webHidden/>
+          </w:rPr>
+          <w:t>4</w:t>
+        </w:r>
+        <w:r>
+          <w:rPr>
+            <w:noProof/>
+            <w:webHidden/>
+          </w:rPr>
+          <w:fldChar w:fldCharType="end"/>
+        </w:r>
+      </w:hyperlink>
     </w:p>
     <w:p>
       <w:pPr>
@@ -2238,7 +2571,68 @@
         <w:tabs>
           <w:tab w:val="right" w:leader="dot" w:pos="9350"/>
         </w:tabs>
-      </w:pPr>
+        <w:rPr>
+          <w:rFonts w:eastAsiaTheme="minorEastAsia"/>
+          <w:noProof/>
+        </w:rPr>
+      </w:pPr>
+      <w:hyperlink w:anchor="_Toc232584374" w:history="1">
+        <w:r>
+          <w:rPr>
+            <w:rStyle w:val="Hyperlink"/>
+            <w:noProof/>
+          </w:rPr>
+          <w:t>Figure 2: Database Connected successfully.</w:t>
+        </w:r>
+        <w:r>
+          <w:rPr>
+            <w:noProof/>
+            <w:webHidden/>
+          </w:rPr>
+          <w:tab/>
+        </w:r>
+        <w:r>
+          <w:rPr>
+            <w:noProof/>
+            <w:webHidden/>
+          </w:rPr>
+          <w:fldChar w:fldCharType="begin"/>
+        </w:r>
+        <w:r>
+          <w:rPr>
+            <w:noProof/>
+            <w:webHidden/>
+          </w:rPr>
+          <w:instrText xml:space="preserve"> PAGEREF _Toc232584374 \h </w:instrText>
+        </w:r>
+        <w:r>
+          <w:rPr>
+            <w:noProof/>
+            <w:webHidden/>
+          </w:rPr>
+        </w:r>
+        <w:r>
+          <w:rPr>
+            <w:noProof/>
+            <w:webHidden/>
+          </w:rPr>
+          <w:fldChar w:fldCharType="separate"/>
+        </w:r>
+        <w:r>
+          <w:rPr>
+            <w:noProof/>
+            <w:webHidden/>
+          </w:rPr>
+          <w:t>4</w:t>
+        </w:r>
+        <w:r>
+          <w:rPr>
+            <w:noProof/>
+            <w:webHidden/>
+          </w:rPr>
+          <w:fldChar w:fldCharType="end"/>
+        </w:r>
+      </w:hyperlink>
     </w:p>
     <w:p>
       <w:pPr>
@@ -2246,11 +2640,69 @@
         <w:tabs>
           <w:tab w:val="right" w:leader="dot" w:pos="9350"/>
         </w:tabs>
-      </w:pPr>
-    </w:p>
-    <w:p/>
-    <w:p/>
-    <w:p/>
+        <w:rPr>
+          <w:rFonts w:eastAsiaTheme="minorEastAsia"/>
+          <w:noProof/>
+        </w:rPr>
+      </w:pPr>
+      <w:hyperlink w:anchor="_Toc232584375" w:history="1">
+        <w:r>
+          <w:rPr>
+            <w:rStyle w:val="Hyperlink"/>
+            <w:noProof/>
+          </w:rPr>
+          <w:t>Figure 3: Weekly URI</w:t>
+        </w:r>
+        <w:r>
+          <w:rPr>
+            <w:noProof/>
+            <w:webHidden/>
+          </w:rPr>
+          <w:tab/>
+        </w:r>
+        <w:r>
+          <w:rPr>
+            <w:noProof/>
+            <w:webHidden/>
+          </w:rPr>
+          <w:fldChar w:fldCharType="begin"/>
+        </w:r>
+        <w:r>
+          <w:rPr>
+            <w:noProof/>
+            <w:webHidden/>
+          </w:rPr>
+          <w:instrText xml:space="preserve"> PAGEREF _Toc232584375 \h </w:instrText>
+        </w:r>
+        <w:r>
+          <w:rPr>
+            <w:noProof/>
+            <w:webHidden/>
+          </w:rPr>
+        </w:r>
+        <w:r>
+          <w:rPr>
+            <w:noProof/>
+            <w:webHidden/>
+          </w:rPr>
+          <w:fldChar w:fldCharType="separate"/>
+        </w:r>
+        <w:r>
+          <w:rPr>
+            <w:noProof/>
+            <w:webHidden/>
+          </w:rPr>
+          <w:t>4</w:t>
+        </w:r>
+        <w:r>
+          <w:rPr>
+            <w:noProof/>
+            <w:webHidden/>
+          </w:rPr>
+          <w:fldChar w:fldCharType="end"/>
+        </w:r>
+      </w:hyperlink>
+    </w:p>
     <w:p>
       <w:pPr>
         <w:pStyle w:val="TableofFigures"/>
@@ -2262,22 +2714,13 @@
           <w:noProof/>
         </w:rPr>
       </w:pPr>
-      <w:r>
-        <w:fldChar w:fldCharType="begin"/>
-      </w:r>
-      <w:r>
-        <w:instrText xml:space="preserve"> TOC \h \z \c "Figure" </w:instrText>
-      </w:r>
-      <w:r>
-        <w:fldChar w:fldCharType="separate"/>
-      </w:r>
-      <w:hyperlink w:anchor="_Toc231464330" w:history="1">
+      <w:hyperlink w:anchor="_Toc232584376" w:history="1">
         <w:r>
           <w:rPr>
             <w:rStyle w:val="Hyperlink"/>
             <w:noProof/>
           </w:rPr>
-          <w:t>Figure 1: MongoDB setup</w:t>
+          <w:t>Figure 4: Hello World! page</w:t>
         </w:r>
         <w:r>
           <w:rPr>
@@ -2298,7 +2741,7 @@
             <w:noProof/>
             <w:webHidden/>
           </w:rPr>
-          <w:instrText xml:space="preserve"> PAGEREF _Toc231464330 \h </w:instrText>
+          <w:instrText xml:space="preserve"> PAGEREF _Toc232584376 \h </w:instrText>
         </w:r>
         <w:r>
           <w:rPr>
@@ -2318,7 +2761,7 @@
             <w:noProof/>
             <w:webHidden/>
           </w:rPr>
-          <w:t>4</w:t>
+          <w:t>5</w:t>
         </w:r>
         <w:r>
           <w:rPr>
@@ -2340,13 +2783,13 @@
           <w:noProof/>
         </w:rPr>
       </w:pPr>
-      <w:hyperlink w:anchor="_Toc231464331" w:history="1">
+      <w:hyperlink w:anchor="_Toc232584377" w:history="1">
         <w:r>
           <w:rPr>
             <w:rStyle w:val="Hyperlink"/>
             <w:noProof/>
           </w:rPr>
-          <w:t>Figure 2: Database Connected successfully.</w:t>
+          <w:t>Figure 5: Shopping cart wireframe.</w:t>
         </w:r>
         <w:r>
           <w:rPr>
@@ -2367,7 +2810,7 @@
             <w:noProof/>
             <w:webHidden/>
           </w:rPr>
-          <w:instrText xml:space="preserve"> PAGEREF _Toc231464331 \h </w:instrText>
+          <w:instrText xml:space="preserve"> PAGEREF _Toc232584377 \h </w:instrText>
         </w:r>
         <w:r>
           <w:rPr>
@@ -2387,7 +2830,7 @@
             <w:noProof/>
             <w:webHidden/>
           </w:rPr>
-          <w:t>4</w:t>
+          <w:t>6</w:t>
         </w:r>
         <w:r>
           <w:rPr>
@@ -2409,13 +2852,13 @@
           <w:noProof/>
         </w:rPr>
       </w:pPr>
-      <w:hyperlink w:anchor="_Toc231464332" w:history="1">
+      <w:hyperlink w:anchor="_Toc232584378" w:history="1">
         <w:r>
           <w:rPr>
             <w:rStyle w:val="Hyperlink"/>
             <w:noProof/>
           </w:rPr>
-          <w:t>Figure 3: Shopping cart wireframe.</w:t>
+          <w:t>Figure 6:Product Page Wireframe</w:t>
         </w:r>
         <w:r>
           <w:rPr>
@@ -2436,7 +2879,7 @@
             <w:noProof/>
             <w:webHidden/>
           </w:rPr>
-          <w:instrText xml:space="preserve"> PAGEREF _Toc231464332 \h </w:instrText>
+          <w:instrText xml:space="preserve"> PAGEREF _Toc232584378 \h </w:instrText>
         </w:r>
         <w:r>
           <w:rPr>
@@ -2456,7 +2899,7 @@
             <w:noProof/>
             <w:webHidden/>
           </w:rPr>
-          <w:t>5</w:t>
+          <w:t>7</w:t>
         </w:r>
         <w:r>
           <w:rPr>
@@ -2478,13 +2921,13 @@
           <w:noProof/>
         </w:rPr>
       </w:pPr>
-      <w:hyperlink w:anchor="_Toc231464333" w:history="1">
+      <w:hyperlink w:anchor="_Toc232584379" w:history="1">
         <w:r>
           <w:rPr>
             <w:rStyle w:val="Hyperlink"/>
             <w:noProof/>
           </w:rPr>
-          <w:t>Figure 4:Product Page Wireframe</w:t>
+          <w:t>Figure 7: Language prediction code and output.</w:t>
         </w:r>
         <w:r>
           <w:rPr>
@@ -2505,7 +2948,7 @@
             <w:noProof/>
             <w:webHidden/>
           </w:rPr>
-          <w:instrText xml:space="preserve"> PAGEREF _Toc231464333 \h </w:instrText>
+          <w:instrText xml:space="preserve"> PAGEREF _Toc232584379 \h </w:instrText>
         </w:r>
         <w:r>
           <w:rPr>
@@ -2525,7 +2968,7 @@
             <w:noProof/>
             <w:webHidden/>
           </w:rPr>
-          <w:t>6</w:t>
+          <w:t>8</w:t>
         </w:r>
         <w:r>
           <w:rPr>
@@ -2547,13 +2990,13 @@
           <w:noProof/>
         </w:rPr>
       </w:pPr>
-      <w:hyperlink w:anchor="_Toc231464334" w:history="1">
+      <w:hyperlink w:anchor="_Toc232584380" w:history="1">
         <w:r>
           <w:rPr>
             <w:rStyle w:val="Hyperlink"/>
             <w:noProof/>
           </w:rPr>
-          <w:t>Figure 5: Language prediction code and output.</w:t>
+          <w:t>Figure 8:Landing page mock up.</w:t>
         </w:r>
         <w:r>
           <w:rPr>
@@ -2574,7 +3017,7 @@
             <w:noProof/>
             <w:webHidden/>
           </w:rPr>
-          <w:instrText xml:space="preserve"> PAGEREF _Toc231464334 \h </w:instrText>
+          <w:instrText xml:space="preserve"> PAGEREF _Toc232584380 \h </w:instrText>
         </w:r>
         <w:r>
           <w:rPr>
@@ -2594,7 +3037,7 @@
             <w:noProof/>
             <w:webHidden/>
           </w:rPr>
-          <w:t>7</w:t>
+          <w:t>8</w:t>
         </w:r>
         <w:r>
           <w:rPr>
@@ -2616,13 +3059,13 @@
           <w:noProof/>
         </w:rPr>
       </w:pPr>
-      <w:hyperlink w:anchor="_Toc231464335" w:history="1">
+      <w:hyperlink w:anchor="_Toc232584381" w:history="1">
         <w:r>
           <w:rPr>
             <w:rStyle w:val="Hyperlink"/>
             <w:noProof/>
           </w:rPr>
-          <w:t>Figure 6:Landing page mock up.</w:t>
+          <w:t>Figure 9: Login Form</w:t>
         </w:r>
         <w:r>
           <w:rPr>
@@ -2643,7 +3086,7 @@
             <w:noProof/>
             <w:webHidden/>
           </w:rPr>
-          <w:instrText xml:space="preserve"> PAGEREF _Toc231464335 \h </w:instrText>
+          <w:instrText xml:space="preserve"> PAGEREF _Toc232584381 \h </w:instrText>
         </w:r>
         <w:r>
           <w:rPr>
@@ -2663,7 +3106,7 @@
             <w:noProof/>
             <w:webHidden/>
           </w:rPr>
-          <w:t>7</w:t>
+          <w:t>10</w:t>
         </w:r>
         <w:r>
           <w:rPr>
@@ -2685,13 +3128,13 @@
           <w:noProof/>
         </w:rPr>
       </w:pPr>
-      <w:hyperlink w:anchor="_Toc231464336" w:history="1">
+      <w:hyperlink w:anchor="_Toc232584382" w:history="1">
         <w:r>
           <w:rPr>
             <w:rStyle w:val="Hyperlink"/>
             <w:noProof/>
           </w:rPr>
-          <w:t>Figure 7: Login Form</w:t>
+          <w:t>Figure 10: Register Form</w:t>
         </w:r>
         <w:r>
           <w:rPr>
@@ -2712,7 +3155,7 @@
             <w:noProof/>
             <w:webHidden/>
           </w:rPr>
-          <w:instrText xml:space="preserve"> PAGEREF _Toc231464336 \h </w:instrText>
+          <w:instrText xml:space="preserve"> PAGEREF _Toc232584382 \h </w:instrText>
         </w:r>
         <w:r>
           <w:rPr>
@@ -2732,7 +3175,7 @@
             <w:noProof/>
             <w:webHidden/>
           </w:rPr>
-          <w:t>9</w:t>
+          <w:t>10</w:t>
         </w:r>
         <w:r>
           <w:rPr>
@@ -2754,13 +3197,13 @@
           <w:noProof/>
         </w:rPr>
       </w:pPr>
-      <w:hyperlink w:anchor="_Toc231464337" w:history="1">
+      <w:hyperlink w:anchor="_Toc232584383" w:history="1">
         <w:r>
           <w:rPr>
             <w:rStyle w:val="Hyperlink"/>
             <w:noProof/>
           </w:rPr>
-          <w:t>Figure 8: Register Form</w:t>
+          <w:t>Figure 11:Code snippet of the user model</w:t>
         </w:r>
         <w:r>
           <w:rPr>
@@ -2781,7 +3224,7 @@
             <w:noProof/>
             <w:webHidden/>
           </w:rPr>
-          <w:instrText xml:space="preserve"> PAGEREF _Toc231464337 \h </w:instrText>
+          <w:instrText xml:space="preserve"> PAGEREF _Toc232584383 \h </w:instrText>
         </w:r>
         <w:r>
           <w:rPr>
@@ -2801,7 +3244,7 @@
             <w:noProof/>
             <w:webHidden/>
           </w:rPr>
-          <w:t>9</w:t>
+          <w:t>11</w:t>
         </w:r>
         <w:r>
           <w:rPr>
@@ -2823,13 +3266,13 @@
           <w:noProof/>
         </w:rPr>
       </w:pPr>
-      <w:hyperlink w:anchor="_Toc231464338" w:history="1">
+      <w:hyperlink w:anchor="_Toc232584384" w:history="1">
         <w:r>
           <w:rPr>
             <w:rStyle w:val="Hyperlink"/>
             <w:noProof/>
           </w:rPr>
-          <w:t>Figure 9:Code snippet of the user model</w:t>
+          <w:t>Figure 12: Login validation Code Snippet</w:t>
         </w:r>
         <w:r>
           <w:rPr>
@@ -2850,7 +3293,7 @@
             <w:noProof/>
             <w:webHidden/>
           </w:rPr>
-          <w:instrText xml:space="preserve"> PAGEREF _Toc231464338 \h </w:instrText>
+          <w:instrText xml:space="preserve"> PAGEREF _Toc232584384 \h </w:instrText>
         </w:r>
         <w:r>
           <w:rPr>
@@ -2870,7 +3313,7 @@
             <w:noProof/>
             <w:webHidden/>
           </w:rPr>
-          <w:t>10</w:t>
+          <w:t>12</w:t>
         </w:r>
         <w:r>
           <w:rPr>
@@ -2892,13 +3335,13 @@
           <w:noProof/>
         </w:rPr>
       </w:pPr>
-      <w:hyperlink w:anchor="_Toc231464339" w:history="1">
+      <w:hyperlink w:anchor="_Toc232584385" w:history="1">
         <w:r>
           <w:rPr>
             <w:rStyle w:val="Hyperlink"/>
             <w:noProof/>
           </w:rPr>
-          <w:t>Figure 10: Login validation Code Snippet</w:t>
+          <w:t>Figure 13: Login Form Screenshot</w:t>
         </w:r>
         <w:r>
           <w:rPr>
@@ -2919,7 +3362,7 @@
             <w:noProof/>
             <w:webHidden/>
           </w:rPr>
-          <w:instrText xml:space="preserve"> PAGEREF _Toc231464339 \h </w:instrText>
+          <w:instrText xml:space="preserve"> PAGEREF _Toc232584385 \h </w:instrText>
         </w:r>
         <w:r>
           <w:rPr>
@@ -2939,7 +3382,7 @@
             <w:noProof/>
             <w:webHidden/>
           </w:rPr>
-          <w:t>11</w:t>
+          <w:t>13</w:t>
         </w:r>
         <w:r>
           <w:rPr>
@@ -2961,13 +3404,13 @@
           <w:noProof/>
         </w:rPr>
       </w:pPr>
-      <w:hyperlink w:anchor="_Toc231464340" w:history="1">
+      <w:hyperlink w:anchor="_Toc232584386" w:history="1">
         <w:r>
           <w:rPr>
             <w:rStyle w:val="Hyperlink"/>
             <w:noProof/>
           </w:rPr>
-          <w:t>Figure 11: Login Form Screenshot</w:t>
+          <w:t>Figure 14: Login successful</w:t>
         </w:r>
         <w:r>
           <w:rPr>
@@ -2988,7 +3431,7 @@
             <w:noProof/>
             <w:webHidden/>
           </w:rPr>
-          <w:instrText xml:space="preserve"> PAGEREF _Toc231464340 \h </w:instrText>
+          <w:instrText xml:space="preserve"> PAGEREF _Toc232584386 \h </w:instrText>
         </w:r>
         <w:r>
           <w:rPr>
@@ -3008,7 +3451,7 @@
             <w:noProof/>
             <w:webHidden/>
           </w:rPr>
-          <w:t>12</w:t>
+          <w:t>13</w:t>
         </w:r>
         <w:r>
           <w:rPr>
@@ -3030,13 +3473,13 @@
           <w:noProof/>
         </w:rPr>
       </w:pPr>
-      <w:hyperlink w:anchor="_Toc231464341" w:history="1">
+      <w:hyperlink w:anchor="_Toc232584387" w:history="1">
         <w:r>
           <w:rPr>
             <w:rStyle w:val="Hyperlink"/>
             <w:noProof/>
           </w:rPr>
-          <w:t>Figure 12: Login successful</w:t>
+          <w:t>Figure 15: File structure</w:t>
         </w:r>
         <w:r>
           <w:rPr>
@@ -3057,7 +3500,7 @@
             <w:noProof/>
             <w:webHidden/>
           </w:rPr>
-          <w:instrText xml:space="preserve"> PAGEREF _Toc231464341 \h </w:instrText>
+          <w:instrText xml:space="preserve"> PAGEREF _Toc232584387 \h </w:instrText>
         </w:r>
         <w:r>
           <w:rPr>
@@ -3077,7 +3520,7 @@
             <w:noProof/>
             <w:webHidden/>
           </w:rPr>
-          <w:t>12</w:t>
+          <w:t>14</w:t>
         </w:r>
         <w:r>
           <w:rPr>
@@ -3099,13 +3542,13 @@
           <w:noProof/>
         </w:rPr>
       </w:pPr>
-      <w:hyperlink w:anchor="_Toc231464342" w:history="1">
+      <w:hyperlink w:anchor="_Toc232584388" w:history="1">
         <w:r>
           <w:rPr>
             <w:rStyle w:val="Hyperlink"/>
             <w:noProof/>
           </w:rPr>
-          <w:t>Figure 13: File structure</w:t>
+          <w:t>Figure 16: Database Connected Successfully</w:t>
         </w:r>
         <w:r>
           <w:rPr>
@@ -3126,7 +3569,7 @@
             <w:noProof/>
             <w:webHidden/>
           </w:rPr>
-          <w:instrText xml:space="preserve"> PAGEREF _Toc231464342 \h </w:instrText>
+          <w:instrText xml:space="preserve"> PAGEREF _Toc232584388 \h </w:instrText>
         </w:r>
         <w:r>
           <w:rPr>
@@ -3146,7 +3589,7 @@
             <w:noProof/>
             <w:webHidden/>
           </w:rPr>
-          <w:t>13</w:t>
+          <w:t>15</w:t>
         </w:r>
         <w:r>
           <w:rPr>
@@ -3168,13 +3611,13 @@
           <w:noProof/>
         </w:rPr>
       </w:pPr>
-      <w:hyperlink w:anchor="_Toc231464343" w:history="1">
+      <w:hyperlink w:anchor="_Toc232584389" w:history="1">
         <w:r>
           <w:rPr>
             <w:rStyle w:val="Hyperlink"/>
             <w:noProof/>
           </w:rPr>
-          <w:t>Figure 14: Database Connected Successfully</w:t>
+          <w:t>Figure 17: Project pushed updates</w:t>
         </w:r>
         <w:r>
           <w:rPr>
@@ -3195,7 +3638,7 @@
             <w:noProof/>
             <w:webHidden/>
           </w:rPr>
-          <w:instrText xml:space="preserve"> PAGEREF _Toc231464343 \h </w:instrText>
+          <w:instrText xml:space="preserve"> PAGEREF _Toc232584389 \h </w:instrText>
         </w:r>
         <w:r>
           <w:rPr>
@@ -3215,7 +3658,7 @@
             <w:noProof/>
             <w:webHidden/>
           </w:rPr>
-          <w:t>14</w:t>
+          <w:t>15</w:t>
         </w:r>
         <w:r>
           <w:rPr>
@@ -3237,13 +3680,13 @@
           <w:noProof/>
         </w:rPr>
       </w:pPr>
-      <w:hyperlink w:anchor="_Toc231464344" w:history="1">
+      <w:hyperlink w:anchor="_Toc232584390" w:history="1">
         <w:r>
           <w:rPr>
             <w:rStyle w:val="Hyperlink"/>
             <w:noProof/>
           </w:rPr>
-          <w:t>Figure 15: Project pushed updates</w:t>
+          <w:t>Figure 18: Screenshot of the Database</w:t>
         </w:r>
         <w:r>
           <w:rPr>
@@ -3264,7 +3707,7 @@
             <w:noProof/>
             <w:webHidden/>
           </w:rPr>
-          <w:instrText xml:space="preserve"> PAGEREF _Toc231464344 \h </w:instrText>
+          <w:instrText xml:space="preserve"> PAGEREF _Toc232584390 \h </w:instrText>
         </w:r>
         <w:r>
           <w:rPr>
@@ -3284,7 +3727,7 @@
             <w:noProof/>
             <w:webHidden/>
           </w:rPr>
-          <w:t>14</w:t>
+          <w:t>16</w:t>
         </w:r>
         <w:r>
           <w:rPr>
@@ -3306,13 +3749,13 @@
           <w:noProof/>
         </w:rPr>
       </w:pPr>
-      <w:hyperlink w:anchor="_Toc231464345" w:history="1">
+      <w:hyperlink w:anchor="_Toc232584391" w:history="1">
         <w:r>
           <w:rPr>
             <w:rStyle w:val="Hyperlink"/>
             <w:noProof/>
           </w:rPr>
-          <w:t>Figure 16: Screenshot of the Database</w:t>
+          <w:t>Figure 19: User model created</w:t>
         </w:r>
         <w:r>
           <w:rPr>
@@ -3333,7 +3776,7 @@
             <w:noProof/>
             <w:webHidden/>
           </w:rPr>
-          <w:instrText xml:space="preserve"> PAGEREF _Toc231464345 \h </w:instrText>
+          <w:instrText xml:space="preserve"> PAGEREF _Toc232584391 \h </w:instrText>
         </w:r>
         <w:r>
           <w:rPr>
@@ -3353,7 +3796,7 @@
             <w:noProof/>
             <w:webHidden/>
           </w:rPr>
-          <w:t>15</w:t>
+          <w:t>17</w:t>
         </w:r>
         <w:r>
           <w:rPr>
@@ -3375,13 +3818,13 @@
           <w:noProof/>
         </w:rPr>
       </w:pPr>
-      <w:hyperlink w:anchor="_Toc231464346" w:history="1">
+      <w:hyperlink w:anchor="_Toc232584392" w:history="1">
         <w:r>
           <w:rPr>
             <w:rStyle w:val="Hyperlink"/>
             <w:noProof/>
           </w:rPr>
-          <w:t>Figure 17: User model created</w:t>
+          <w:t>Figure 20: Code Snippet of the user creation</w:t>
         </w:r>
         <w:r>
           <w:rPr>
@@ -3402,7 +3845,7 @@
             <w:noProof/>
             <w:webHidden/>
           </w:rPr>
-          <w:instrText xml:space="preserve"> PAGEREF _Toc231464346 \h </w:instrText>
+          <w:instrText xml:space="preserve"> PAGEREF _Toc232584392 \h </w:instrText>
         </w:r>
         <w:r>
           <w:rPr>
@@ -3422,7 +3865,7 @@
             <w:noProof/>
             <w:webHidden/>
           </w:rPr>
-          <w:t>16</w:t>
+          <w:t>18</w:t>
         </w:r>
         <w:r>
           <w:rPr>
@@ -3444,13 +3887,13 @@
           <w:noProof/>
         </w:rPr>
       </w:pPr>
-      <w:hyperlink w:anchor="_Toc231464347" w:history="1">
+      <w:hyperlink w:anchor="_Toc232584393" w:history="1">
         <w:r>
           <w:rPr>
             <w:rStyle w:val="Hyperlink"/>
             <w:noProof/>
           </w:rPr>
-          <w:t>Figure 18: Code Snippet of the user creation</w:t>
+          <w:t>Figure 21: Update</w:t>
         </w:r>
         <w:r>
           <w:rPr>
@@ -3471,7 +3914,7 @@
             <w:noProof/>
             <w:webHidden/>
           </w:rPr>
-          <w:instrText xml:space="preserve"> PAGEREF _Toc231464347 \h </w:instrText>
+          <w:instrText xml:space="preserve"> PAGEREF _Toc232584393 \h </w:instrText>
         </w:r>
         <w:r>
           <w:rPr>
@@ -3491,7 +3934,7 @@
             <w:noProof/>
             <w:webHidden/>
           </w:rPr>
-          <w:t>17</w:t>
+          <w:t>18</w:t>
         </w:r>
         <w:r>
           <w:rPr>
@@ -3513,13 +3956,13 @@
           <w:noProof/>
         </w:rPr>
       </w:pPr>
-      <w:hyperlink w:anchor="_Toc231464348" w:history="1">
+      <w:hyperlink w:anchor="_Toc232584394" w:history="1">
         <w:r>
           <w:rPr>
             <w:rStyle w:val="Hyperlink"/>
             <w:noProof/>
           </w:rPr>
-          <w:t>Figure 19: Update</w:t>
+          <w:t>Figure 22: Student management form</w:t>
         </w:r>
         <w:r>
           <w:rPr>
@@ -3540,7 +3983,7 @@
             <w:noProof/>
             <w:webHidden/>
           </w:rPr>
-          <w:instrText xml:space="preserve"> PAGEREF _Toc231464348 \h </w:instrText>
+          <w:instrText xml:space="preserve"> PAGEREF _Toc232584394 \h </w:instrText>
         </w:r>
         <w:r>
           <w:rPr>
@@ -3560,7 +4003,7 @@
             <w:noProof/>
             <w:webHidden/>
           </w:rPr>
-          <w:t>17</w:t>
+          <w:t>19</w:t>
         </w:r>
         <w:r>
           <w:rPr>
@@ -3572,6 +4015,420 @@
       </w:hyperlink>
     </w:p>
     <w:p>
+      <w:pPr>
+        <w:pStyle w:val="TableofFigures"/>
+        <w:tabs>
+          <w:tab w:val="right" w:leader="dot" w:pos="9350"/>
+        </w:tabs>
+        <w:rPr>
+          <w:rFonts w:eastAsiaTheme="minorEastAsia"/>
+          <w:noProof/>
+        </w:rPr>
+      </w:pPr>
+      <w:hyperlink w:anchor="_Toc232584395" w:history="1">
+        <w:r>
+          <w:rPr>
+            <w:rStyle w:val="Hyperlink"/>
+            <w:noProof/>
+          </w:rPr>
+          <w:t>Figure 23: Student management Database</w:t>
+        </w:r>
+        <w:r>
+          <w:rPr>
+            <w:noProof/>
+            <w:webHidden/>
+          </w:rPr>
+          <w:tab/>
+        </w:r>
+        <w:r>
+          <w:rPr>
+            <w:noProof/>
+            <w:webHidden/>
+          </w:rPr>
+          <w:fldChar w:fldCharType="begin"/>
+        </w:r>
+        <w:r>
+          <w:rPr>
+            <w:noProof/>
+            <w:webHidden/>
+          </w:rPr>
+          <w:instrText xml:space="preserve"> PAGEREF _Toc232584395 \h </w:instrText>
+        </w:r>
+        <w:r>
+          <w:rPr>
+            <w:noProof/>
+            <w:webHidden/>
+          </w:rPr>
+        </w:r>
+        <w:r>
+          <w:rPr>
+            <w:noProof/>
+            <w:webHidden/>
+          </w:rPr>
+          <w:fldChar w:fldCharType="separate"/>
+        </w:r>
+        <w:r>
+          <w:rPr>
+            <w:noProof/>
+            <w:webHidden/>
+          </w:rPr>
+          <w:t>19</w:t>
+        </w:r>
+        <w:r>
+          <w:rPr>
+            <w:noProof/>
+            <w:webHidden/>
+          </w:rPr>
+          <w:fldChar w:fldCharType="end"/>
+        </w:r>
+      </w:hyperlink>
+    </w:p>
+    <w:p>
+      <w:pPr>
+        <w:pStyle w:val="TableofFigures"/>
+        <w:tabs>
+          <w:tab w:val="right" w:leader="dot" w:pos="9350"/>
+        </w:tabs>
+        <w:rPr>
+          <w:rFonts w:eastAsiaTheme="minorEastAsia"/>
+          <w:noProof/>
+        </w:rPr>
+      </w:pPr>
+      <w:hyperlink w:anchor="_Toc232584396" w:history="1">
+        <w:r>
+          <w:rPr>
+            <w:rStyle w:val="Hyperlink"/>
+            <w:noProof/>
+          </w:rPr>
+          <w:t>Figure 24: Library management form.</w:t>
+        </w:r>
+        <w:r>
+          <w:rPr>
+            <w:noProof/>
+            <w:webHidden/>
+          </w:rPr>
+          <w:tab/>
+        </w:r>
+        <w:r>
+          <w:rPr>
+            <w:noProof/>
+            <w:webHidden/>
+          </w:rPr>
+          <w:fldChar w:fldCharType="begin"/>
+        </w:r>
+        <w:r>
+          <w:rPr>
+            <w:noProof/>
+            <w:webHidden/>
+          </w:rPr>
+          <w:instrText xml:space="preserve"> PAGEREF _Toc232584396 \h </w:instrText>
+        </w:r>
+        <w:r>
+          <w:rPr>
+            <w:noProof/>
+            <w:webHidden/>
+          </w:rPr>
+        </w:r>
+        <w:r>
+          <w:rPr>
+            <w:noProof/>
+            <w:webHidden/>
+          </w:rPr>
+          <w:fldChar w:fldCharType="separate"/>
+        </w:r>
+        <w:r>
+          <w:rPr>
+            <w:noProof/>
+            <w:webHidden/>
+          </w:rPr>
+          <w:t>20</w:t>
+        </w:r>
+        <w:r>
+          <w:rPr>
+            <w:noProof/>
+            <w:webHidden/>
+          </w:rPr>
+          <w:fldChar w:fldCharType="end"/>
+        </w:r>
+      </w:hyperlink>
+    </w:p>
+    <w:p>
+      <w:pPr>
+        <w:pStyle w:val="TableofFigures"/>
+        <w:tabs>
+          <w:tab w:val="right" w:leader="dot" w:pos="9350"/>
+        </w:tabs>
+        <w:rPr>
+          <w:rFonts w:eastAsiaTheme="minorEastAsia"/>
+          <w:noProof/>
+        </w:rPr>
+      </w:pPr>
+      <w:hyperlink w:anchor="_Toc232584397" w:history="1">
+        <w:r>
+          <w:rPr>
+            <w:rStyle w:val="Hyperlink"/>
+            <w:noProof/>
+          </w:rPr>
+          <w:t>Figure 25: Library Management Database</w:t>
+        </w:r>
+        <w:r>
+          <w:rPr>
+            <w:noProof/>
+            <w:webHidden/>
+          </w:rPr>
+          <w:tab/>
+        </w:r>
+        <w:r>
+          <w:rPr>
+            <w:noProof/>
+            <w:webHidden/>
+          </w:rPr>
+          <w:fldChar w:fldCharType="begin"/>
+        </w:r>
+        <w:r>
+          <w:rPr>
+            <w:noProof/>
+            <w:webHidden/>
+          </w:rPr>
+          <w:instrText xml:space="preserve"> PAGEREF _Toc232584397 \h </w:instrText>
+        </w:r>
+        <w:r>
+          <w:rPr>
+            <w:noProof/>
+            <w:webHidden/>
+          </w:rPr>
+        </w:r>
+        <w:r>
+          <w:rPr>
+            <w:noProof/>
+            <w:webHidden/>
+          </w:rPr>
+          <w:fldChar w:fldCharType="separate"/>
+        </w:r>
+        <w:r>
+          <w:rPr>
+            <w:noProof/>
+            <w:webHidden/>
+          </w:rPr>
+          <w:t>20</w:t>
+        </w:r>
+        <w:r>
+          <w:rPr>
+            <w:noProof/>
+            <w:webHidden/>
+          </w:rPr>
+          <w:fldChar w:fldCharType="end"/>
+        </w:r>
+      </w:hyperlink>
+    </w:p>
+    <w:p>
+      <w:pPr>
+        <w:pStyle w:val="TableofFigures"/>
+        <w:tabs>
+          <w:tab w:val="right" w:leader="dot" w:pos="9350"/>
+        </w:tabs>
+        <w:rPr>
+          <w:rFonts w:eastAsiaTheme="minorEastAsia"/>
+          <w:noProof/>
+        </w:rPr>
+      </w:pPr>
+      <w:hyperlink w:anchor="_Toc232584398" w:history="1">
+        <w:r>
+          <w:rPr>
+            <w:rStyle w:val="Hyperlink"/>
+            <w:noProof/>
+          </w:rPr>
+          <w:t>Figure 26: Employee records form.</w:t>
+        </w:r>
+        <w:r>
+          <w:rPr>
+            <w:noProof/>
+            <w:webHidden/>
+          </w:rPr>
+          <w:tab/>
+        </w:r>
+        <w:r>
+          <w:rPr>
+            <w:noProof/>
+            <w:webHidden/>
+          </w:rPr>
+          <w:fldChar w:fldCharType="begin"/>
+        </w:r>
+        <w:r>
+          <w:rPr>
+            <w:noProof/>
+            <w:webHidden/>
+          </w:rPr>
+          <w:instrText xml:space="preserve"> PAGEREF _Toc232584398 \h </w:instrText>
+        </w:r>
+        <w:r>
+          <w:rPr>
+            <w:noProof/>
+            <w:webHidden/>
+          </w:rPr>
+        </w:r>
+        <w:r>
+          <w:rPr>
+            <w:noProof/>
+            <w:webHidden/>
+          </w:rPr>
+          <w:fldChar w:fldCharType="separate"/>
+        </w:r>
+        <w:r>
+          <w:rPr>
+            <w:noProof/>
+            <w:webHidden/>
+          </w:rPr>
+          <w:t>21</w:t>
+        </w:r>
+        <w:r>
+          <w:rPr>
+            <w:noProof/>
+            <w:webHidden/>
+          </w:rPr>
+          <w:fldChar w:fldCharType="end"/>
+        </w:r>
+      </w:hyperlink>
+    </w:p>
+    <w:p>
+      <w:pPr>
+        <w:pStyle w:val="TableofFigures"/>
+        <w:tabs>
+          <w:tab w:val="right" w:leader="dot" w:pos="9350"/>
+        </w:tabs>
+        <w:rPr>
+          <w:rFonts w:eastAsiaTheme="minorEastAsia"/>
+          <w:noProof/>
+        </w:rPr>
+      </w:pPr>
+      <w:hyperlink w:anchor="_Toc232584399" w:history="1">
+        <w:r>
+          <w:rPr>
+            <w:rStyle w:val="Hyperlink"/>
+            <w:noProof/>
+          </w:rPr>
+          <w:t>Figure 27: Employee management Admins.</w:t>
+        </w:r>
+        <w:r>
+          <w:rPr>
+            <w:noProof/>
+            <w:webHidden/>
+          </w:rPr>
+          <w:tab/>
+        </w:r>
+        <w:r>
+          <w:rPr>
+            <w:noProof/>
+            <w:webHidden/>
+          </w:rPr>
+          <w:fldChar w:fldCharType="begin"/>
+        </w:r>
+        <w:r>
+          <w:rPr>
+            <w:noProof/>
+            <w:webHidden/>
+          </w:rPr>
+          <w:instrText xml:space="preserve"> PAGEREF _Toc232584399 \h </w:instrText>
+        </w:r>
+        <w:r>
+          <w:rPr>
+            <w:noProof/>
+            <w:webHidden/>
+          </w:rPr>
+        </w:r>
+        <w:r>
+          <w:rPr>
+            <w:noProof/>
+            <w:webHidden/>
+          </w:rPr>
+          <w:fldChar w:fldCharType="separate"/>
+        </w:r>
+        <w:r>
+          <w:rPr>
+            <w:noProof/>
+            <w:webHidden/>
+          </w:rPr>
+          <w:t>21</w:t>
+        </w:r>
+        <w:r>
+          <w:rPr>
+            <w:noProof/>
+            <w:webHidden/>
+          </w:rPr>
+          <w:fldChar w:fldCharType="end"/>
+        </w:r>
+      </w:hyperlink>
+    </w:p>
+    <w:p>
+      <w:pPr>
+        <w:pStyle w:val="TableofFigures"/>
+        <w:tabs>
+          <w:tab w:val="right" w:leader="dot" w:pos="9350"/>
+        </w:tabs>
+        <w:rPr>
+          <w:rFonts w:eastAsiaTheme="minorEastAsia"/>
+          <w:noProof/>
+        </w:rPr>
+      </w:pPr>
+      <w:hyperlink w:anchor="_Toc232584400" w:history="1">
+        <w:r>
+          <w:rPr>
+            <w:rStyle w:val="Hyperlink"/>
+            <w:noProof/>
+          </w:rPr>
+          <w:t>Figure 28: Employee management; employee records.</w:t>
+        </w:r>
+        <w:r>
+          <w:rPr>
+            <w:noProof/>
+            <w:webHidden/>
+          </w:rPr>
+          <w:tab/>
+        </w:r>
+        <w:r>
+          <w:rPr>
+            <w:noProof/>
+            <w:webHidden/>
+          </w:rPr>
+          <w:fldChar w:fldCharType="begin"/>
+        </w:r>
+        <w:r>
+          <w:rPr>
+            <w:noProof/>
+            <w:webHidden/>
+          </w:rPr>
+          <w:instrText xml:space="preserve"> PAGEREF _Toc232584400 \h </w:instrText>
+        </w:r>
+        <w:r>
+          <w:rPr>
+            <w:noProof/>
+            <w:webHidden/>
+          </w:rPr>
+        </w:r>
+        <w:r>
+          <w:rPr>
+            <w:noProof/>
+            <w:webHidden/>
+          </w:rPr>
+          <w:fldChar w:fldCharType="separate"/>
+        </w:r>
+        <w:r>
+          <w:rPr>
+            <w:noProof/>
+            <w:webHidden/>
+          </w:rPr>
+          <w:t>22</w:t>
+        </w:r>
+        <w:r>
+          <w:rPr>
+            <w:noProof/>
+            <w:webHidden/>
+          </w:rPr>
+          <w:fldChar w:fldCharType="end"/>
+        </w:r>
+      </w:hyperlink>
+    </w:p>
+    <w:p>
       <w:r>
         <w:fldChar w:fldCharType="end"/>
       </w:r>
@@ -3585,16 +4442,11 @@
     <w:p/>
     <w:p/>
     <w:p/>
-    <w:p/>
-    <w:p/>
-    <w:p/>
-    <w:p/>
-    <w:p/>
     <w:p>
       <w:pPr>
         <w:pStyle w:val="Heading1"/>
       </w:pPr>
-      <w:bookmarkStart w:id="0" w:name="_Toc231846636"/>
+      <w:bookmarkStart w:id="0" w:name="_Toc232584337"/>
       <w:r>
         <w:lastRenderedPageBreak/>
         <w:t xml:space="preserve">WEEK 1: </w:t>
@@ -3608,7 +4460,7 @@
       <w:pPr>
         <w:pStyle w:val="Heading2"/>
       </w:pPr>
-      <w:bookmarkStart w:id="1" w:name="_Toc231846637"/>
+      <w:bookmarkStart w:id="1" w:name="_Toc232584338"/>
       <w:r>
         <w:t xml:space="preserve">1.1 </w:t>
       </w:r>
@@ -3673,6 +4525,7 @@
         <w:pStyle w:val="Caption"/>
       </w:pPr>
       <w:bookmarkStart w:id="2" w:name="_Toc231464330"/>
+      <w:bookmarkStart w:id="3" w:name="_Toc232584373"/>
       <w:r>
         <w:t xml:space="preserve">Figure </w:t>
       </w:r>
@@ -3701,6 +4554,7 @@
         <w:t>: MongoDB setup</w:t>
       </w:r>
       <w:bookmarkEnd w:id="2"/>
+      <w:bookmarkEnd w:id="3"/>
     </w:p>
     <w:p>
       <w:r>
@@ -3726,14 +4580,14 @@
       <w:pPr>
         <w:pStyle w:val="Heading2"/>
       </w:pPr>
-      <w:bookmarkStart w:id="3" w:name="_Toc231846638"/>
+      <w:bookmarkStart w:id="4" w:name="_Toc232584339"/>
       <w:r>
         <w:t xml:space="preserve">1.2 </w:t>
       </w:r>
       <w:r>
         <w:t>Database Connected.</w:t>
       </w:r>
-      <w:bookmarkEnd w:id="3"/>
+      <w:bookmarkEnd w:id="4"/>
     </w:p>
     <w:p>
       <w:pPr>
@@ -3790,8 +4644,9 @@
       <w:pPr>
         <w:pStyle w:val="Caption"/>
       </w:pPr>
-      <w:bookmarkStart w:id="4" w:name="_Toc230956126"/>
-      <w:bookmarkStart w:id="5" w:name="_Toc231464331"/>
+      <w:bookmarkStart w:id="5" w:name="_Toc230956126"/>
+      <w:bookmarkStart w:id="6" w:name="_Toc231464331"/>
+      <w:bookmarkStart w:id="7" w:name="_Toc232584374"/>
       <w:r>
         <w:t xml:space="preserve">Figure </w:t>
       </w:r>
@@ -3819,14 +4674,15 @@
       <w:r>
         <w:t xml:space="preserve">: </w:t>
       </w:r>
-      <w:bookmarkEnd w:id="4"/>
+      <w:bookmarkEnd w:id="5"/>
       <w:r>
         <w:t>Database Connected successfully</w:t>
       </w:r>
       <w:r>
         <w:t>.</w:t>
       </w:r>
-      <w:bookmarkEnd w:id="5"/>
+      <w:bookmarkEnd w:id="6"/>
+      <w:bookmarkEnd w:id="7"/>
     </w:p>
     <w:p>
       <w:pPr>
@@ -3883,6 +4739,7 @@
       <w:pPr>
         <w:pStyle w:val="Caption"/>
       </w:pPr>
+      <w:bookmarkStart w:id="8" w:name="_Toc232584375"/>
       <w:r>
         <w:t xml:space="preserve">Figure </w:t>
       </w:r>
@@ -3913,6 +4770,7 @@
       <w:r>
         <w:t>URI</w:t>
       </w:r>
+      <w:bookmarkEnd w:id="8"/>
     </w:p>
     <w:p>
       <w:r>
@@ -3924,12 +4782,12 @@
       <w:pPr>
         <w:pStyle w:val="Heading2"/>
       </w:pPr>
-      <w:bookmarkStart w:id="6" w:name="_Toc231846639"/>
+      <w:bookmarkStart w:id="9" w:name="_Toc232584340"/>
       <w:r>
         <w:lastRenderedPageBreak/>
         <w:t>1.3 HELLO WORLD! Page.</w:t>
       </w:r>
-      <w:bookmarkEnd w:id="6"/>
+      <w:bookmarkEnd w:id="9"/>
     </w:p>
     <w:p>
       <w:pPr>
@@ -3986,20 +4844,35 @@
       <w:pPr>
         <w:pStyle w:val="Caption"/>
       </w:pPr>
+      <w:bookmarkStart w:id="10" w:name="_Toc232584376"/>
       <w:r>
         <w:t xml:space="preserve">Figure </w:t>
       </w:r>
-      <w:fldSimple w:instr=" SEQ Figure \* ARABIC ">
-        <w:r>
-          <w:rPr>
-            <w:noProof/>
-          </w:rPr>
-          <w:t>4</w:t>
-        </w:r>
-      </w:fldSimple>
+      <w:r>
+        <w:fldChar w:fldCharType="begin"/>
+      </w:r>
+      <w:r>
+        <w:instrText xml:space="preserve"> SEQ Figure \* ARABIC </w:instrText>
+      </w:r>
+      <w:r>
+        <w:fldChar w:fldCharType="separate"/>
+      </w:r>
+      <w:r>
+        <w:rPr>
+          <w:noProof/>
+        </w:rPr>
+        <w:t>4</w:t>
+      </w:r>
+      <w:r>
+        <w:rPr>
+          <w:noProof/>
+        </w:rPr>
+        <w:fldChar w:fldCharType="end"/>
+      </w:r>
       <w:r>
         <w:t>: Hello World! page</w:t>
       </w:r>
+      <w:bookmarkEnd w:id="10"/>
     </w:p>
     <w:p>
       <w:r>
@@ -4051,7 +4924,7 @@
       <w:pPr>
         <w:pStyle w:val="Heading1"/>
       </w:pPr>
-      <w:bookmarkStart w:id="7" w:name="_Toc231846640"/>
+      <w:bookmarkStart w:id="11" w:name="_Toc232584341"/>
       <w:r>
         <w:lastRenderedPageBreak/>
         <w:t xml:space="preserve">WEEK 2: </w:t>
@@ -4059,7 +4932,7 @@
       <w:r>
         <w:t>Wireframes and Mockups.</w:t>
       </w:r>
-      <w:bookmarkEnd w:id="7"/>
+      <w:bookmarkEnd w:id="11"/>
     </w:p>
     <w:p>
       <w:pPr>
@@ -4073,14 +4946,14 @@
       <w:pPr>
         <w:pStyle w:val="Heading2"/>
       </w:pPr>
-      <w:bookmarkStart w:id="8" w:name="_Toc231846641"/>
+      <w:bookmarkStart w:id="12" w:name="_Toc232584342"/>
       <w:r>
         <w:t xml:space="preserve">2.1 </w:t>
       </w:r>
       <w:r>
         <w:t>Shopping cart wireframe.</w:t>
       </w:r>
-      <w:bookmarkEnd w:id="8"/>
+      <w:bookmarkEnd w:id="12"/>
     </w:p>
     <w:p>
       <w:pPr>
@@ -4137,8 +5010,9 @@
       <w:pPr>
         <w:pStyle w:val="Caption"/>
       </w:pPr>
-      <w:bookmarkStart w:id="9" w:name="_Toc230956131"/>
-      <w:bookmarkStart w:id="10" w:name="_Toc231464332"/>
+      <w:bookmarkStart w:id="13" w:name="_Toc230956131"/>
+      <w:bookmarkStart w:id="14" w:name="_Toc231464332"/>
+      <w:bookmarkStart w:id="15" w:name="_Toc232584377"/>
       <w:r>
         <w:t xml:space="preserve">Figure </w:t>
       </w:r>
@@ -4166,22 +5040,23 @@
       <w:r>
         <w:t xml:space="preserve">: </w:t>
       </w:r>
-      <w:bookmarkEnd w:id="9"/>
+      <w:bookmarkEnd w:id="13"/>
       <w:r>
         <w:t>Shopping cart wireframe.</w:t>
       </w:r>
-      <w:bookmarkEnd w:id="10"/>
+      <w:bookmarkEnd w:id="14"/>
+      <w:bookmarkEnd w:id="15"/>
     </w:p>
     <w:p>
       <w:pPr>
         <w:pStyle w:val="Heading2"/>
       </w:pPr>
-      <w:bookmarkStart w:id="11" w:name="_Toc231846642"/>
+      <w:bookmarkStart w:id="16" w:name="_Toc232584343"/>
       <w:r>
         <w:lastRenderedPageBreak/>
         <w:t>2.2 Product page wireframe</w:t>
       </w:r>
-      <w:bookmarkEnd w:id="11"/>
+      <w:bookmarkEnd w:id="16"/>
     </w:p>
     <w:p>
       <w:pPr>
@@ -4238,8 +5113,9 @@
       <w:pPr>
         <w:pStyle w:val="Caption"/>
       </w:pPr>
-      <w:bookmarkStart w:id="12" w:name="_Toc230956132"/>
-      <w:bookmarkStart w:id="13" w:name="_Toc231464333"/>
+      <w:bookmarkStart w:id="17" w:name="_Toc230956132"/>
+      <w:bookmarkStart w:id="18" w:name="_Toc231464333"/>
+      <w:bookmarkStart w:id="19" w:name="_Toc232584378"/>
       <w:r>
         <w:t xml:space="preserve">Figure </w:t>
       </w:r>
@@ -4270,8 +5146,9 @@
       <w:r>
         <w:t>Product Page Wireframe</w:t>
       </w:r>
-      <w:bookmarkEnd w:id="12"/>
-      <w:bookmarkEnd w:id="13"/>
+      <w:bookmarkEnd w:id="17"/>
+      <w:bookmarkEnd w:id="18"/>
+      <w:bookmarkEnd w:id="19"/>
     </w:p>
     <w:p>
       <w:pPr>
@@ -4280,12 +5157,12 @@
           <w:vertAlign w:val="subscript"/>
         </w:rPr>
       </w:pPr>
-      <w:bookmarkStart w:id="14" w:name="_Toc231846643"/>
+      <w:bookmarkStart w:id="20" w:name="_Toc232584344"/>
       <w:r>
         <w:lastRenderedPageBreak/>
         <w:t>2.3 Product Info wireframe.</w:t>
       </w:r>
-      <w:bookmarkEnd w:id="14"/>
+      <w:bookmarkEnd w:id="20"/>
     </w:p>
     <w:p>
       <w:pPr>
@@ -4342,8 +5219,9 @@
       <w:pPr>
         <w:pStyle w:val="Caption"/>
       </w:pPr>
-      <w:bookmarkStart w:id="15" w:name="_Toc230956133"/>
-      <w:bookmarkStart w:id="16" w:name="_Toc231464334"/>
+      <w:bookmarkStart w:id="21" w:name="_Toc230956133"/>
+      <w:bookmarkStart w:id="22" w:name="_Toc231464334"/>
+      <w:bookmarkStart w:id="23" w:name="_Toc232584379"/>
       <w:r>
         <w:t xml:space="preserve">Figure </w:t>
       </w:r>
@@ -4371,8 +5249,9 @@
       <w:r>
         <w:t>: Language prediction code and output.</w:t>
       </w:r>
-      <w:bookmarkEnd w:id="15"/>
-      <w:bookmarkEnd w:id="16"/>
+      <w:bookmarkEnd w:id="21"/>
+      <w:bookmarkEnd w:id="22"/>
+      <w:bookmarkEnd w:id="23"/>
     </w:p>
     <w:p>
       <w:pPr>
@@ -4381,14 +5260,14 @@
           <w:noProof/>
         </w:rPr>
       </w:pPr>
-      <w:bookmarkStart w:id="17" w:name="_Toc231846644"/>
+      <w:bookmarkStart w:id="24" w:name="_Toc232584345"/>
       <w:r>
         <w:rPr>
           <w:noProof/>
         </w:rPr>
         <w:t>2.4 Landing page mockup</w:t>
       </w:r>
-      <w:bookmarkEnd w:id="17"/>
+      <w:bookmarkEnd w:id="24"/>
     </w:p>
     <w:p>
       <w:r>
@@ -4442,8 +5321,9 @@
       <w:pPr>
         <w:pStyle w:val="Caption"/>
       </w:pPr>
-      <w:bookmarkStart w:id="18" w:name="_Toc230956134"/>
-      <w:bookmarkStart w:id="19" w:name="_Toc231464335"/>
+      <w:bookmarkStart w:id="25" w:name="_Toc230956134"/>
+      <w:bookmarkStart w:id="26" w:name="_Toc231464335"/>
+      <w:bookmarkStart w:id="27" w:name="_Toc232584380"/>
       <w:r>
         <w:t xml:space="preserve">Figure </w:t>
       </w:r>
@@ -4471,11 +5351,12 @@
       <w:r>
         <w:t>:</w:t>
       </w:r>
-      <w:bookmarkEnd w:id="18"/>
+      <w:bookmarkEnd w:id="25"/>
       <w:r>
         <w:t>Landing page mock up.</w:t>
       </w:r>
-      <w:bookmarkEnd w:id="19"/>
+      <w:bookmarkEnd w:id="26"/>
+      <w:bookmarkEnd w:id="27"/>
     </w:p>
     <w:p/>
     <w:p/>
@@ -4483,12 +5364,12 @@
       <w:pPr>
         <w:pStyle w:val="Heading2"/>
       </w:pPr>
-      <w:bookmarkStart w:id="20" w:name="_Toc231846645"/>
+      <w:bookmarkStart w:id="28" w:name="_Toc232584346"/>
       <w:r>
         <w:lastRenderedPageBreak/>
         <w:t>2.5 Technologies used.</w:t>
       </w:r>
-      <w:bookmarkEnd w:id="20"/>
+      <w:bookmarkEnd w:id="28"/>
     </w:p>
     <w:p/>
     <w:p>
@@ -4536,7 +5417,7 @@
       <w:pPr>
         <w:pStyle w:val="Heading1"/>
       </w:pPr>
-      <w:bookmarkStart w:id="21" w:name="_Toc231846646"/>
+      <w:bookmarkStart w:id="29" w:name="_Toc232584347"/>
       <w:r>
         <w:lastRenderedPageBreak/>
         <w:t>WEEK3:</w:t>
@@ -4544,17 +5425,17 @@
       <w:r>
         <w:t xml:space="preserve"> Form Validation.</w:t>
       </w:r>
-      <w:bookmarkEnd w:id="21"/>
+      <w:bookmarkEnd w:id="29"/>
     </w:p>
     <w:p>
       <w:pPr>
         <w:pStyle w:val="Heading2"/>
       </w:pPr>
-      <w:bookmarkStart w:id="22" w:name="_Toc231846647"/>
+      <w:bookmarkStart w:id="30" w:name="_Toc232584348"/>
       <w:r>
         <w:t>3.1 Login and Register Form Mockups.</w:t>
       </w:r>
-      <w:bookmarkEnd w:id="22"/>
+      <w:bookmarkEnd w:id="30"/>
     </w:p>
     <w:p>
       <w:pPr>
@@ -4611,7 +5492,8 @@
       <w:pPr>
         <w:pStyle w:val="Caption"/>
       </w:pPr>
-      <w:bookmarkStart w:id="23" w:name="_Toc231464336"/>
+      <w:bookmarkStart w:id="31" w:name="_Toc231464336"/>
+      <w:bookmarkStart w:id="32" w:name="_Toc232584381"/>
       <w:r>
         <w:t xml:space="preserve">Figure </w:t>
       </w:r>
@@ -4639,7 +5521,8 @@
       <w:r>
         <w:t>: Login Form</w:t>
       </w:r>
-      <w:bookmarkEnd w:id="23"/>
+      <w:bookmarkEnd w:id="31"/>
+      <w:bookmarkEnd w:id="32"/>
     </w:p>
     <w:p>
       <w:pPr>
@@ -4696,7 +5579,8 @@
       <w:pPr>
         <w:pStyle w:val="Caption"/>
       </w:pPr>
-      <w:bookmarkStart w:id="24" w:name="_Toc231464337"/>
+      <w:bookmarkStart w:id="33" w:name="_Toc231464337"/>
+      <w:bookmarkStart w:id="34" w:name="_Toc232584382"/>
       <w:r>
         <w:t xml:space="preserve">Figure </w:t>
       </w:r>
@@ -4724,7 +5608,8 @@
       <w:r>
         <w:t>: Register Form</w:t>
       </w:r>
-      <w:bookmarkEnd w:id="24"/>
+      <w:bookmarkEnd w:id="33"/>
+      <w:bookmarkEnd w:id="34"/>
     </w:p>
     <w:p>
       <w:r>
@@ -4752,12 +5637,12 @@
       <w:pPr>
         <w:pStyle w:val="Heading2"/>
       </w:pPr>
-      <w:bookmarkStart w:id="25" w:name="_Toc231846648"/>
+      <w:bookmarkStart w:id="35" w:name="_Toc232584349"/>
       <w:r>
         <w:lastRenderedPageBreak/>
         <w:t>3.2 Database user model code snippet.</w:t>
       </w:r>
-      <w:bookmarkEnd w:id="25"/>
+      <w:bookmarkEnd w:id="35"/>
     </w:p>
     <w:p>
       <w:pPr>
@@ -4814,7 +5699,8 @@
       <w:pPr>
         <w:pStyle w:val="Caption"/>
       </w:pPr>
-      <w:bookmarkStart w:id="26" w:name="_Toc231464338"/>
+      <w:bookmarkStart w:id="36" w:name="_Toc231464338"/>
+      <w:bookmarkStart w:id="37" w:name="_Toc232584383"/>
       <w:r>
         <w:t xml:space="preserve">Figure </w:t>
       </w:r>
@@ -4842,7 +5728,8 @@
       <w:r>
         <w:t>:Code snippet of the user model</w:t>
       </w:r>
-      <w:bookmarkEnd w:id="26"/>
+      <w:bookmarkEnd w:id="36"/>
+      <w:bookmarkEnd w:id="37"/>
     </w:p>
     <w:p>
       <w:r>
@@ -4859,12 +5746,12 @@
       <w:pPr>
         <w:pStyle w:val="Heading2"/>
       </w:pPr>
-      <w:bookmarkStart w:id="27" w:name="_Toc231846649"/>
+      <w:bookmarkStart w:id="38" w:name="_Toc232584350"/>
       <w:r>
         <w:lastRenderedPageBreak/>
         <w:t>3.3 Login validation</w:t>
       </w:r>
-      <w:bookmarkEnd w:id="27"/>
+      <w:bookmarkEnd w:id="38"/>
     </w:p>
     <w:p>
       <w:pPr>
@@ -4921,7 +5808,8 @@
       <w:pPr>
         <w:pStyle w:val="Caption"/>
       </w:pPr>
-      <w:bookmarkStart w:id="28" w:name="_Toc231464339"/>
+      <w:bookmarkStart w:id="39" w:name="_Toc231464339"/>
+      <w:bookmarkStart w:id="40" w:name="_Toc232584384"/>
       <w:r>
         <w:t xml:space="preserve">Figure </w:t>
       </w:r>
@@ -4949,7 +5837,8 @@
       <w:r>
         <w:t>: Login validation Code Snippet</w:t>
       </w:r>
-      <w:bookmarkEnd w:id="28"/>
+      <w:bookmarkEnd w:id="39"/>
+      <w:bookmarkEnd w:id="40"/>
     </w:p>
     <w:p/>
     <w:p>
@@ -4977,7 +5866,7 @@
       <w:pPr>
         <w:pStyle w:val="Heading1"/>
       </w:pPr>
-      <w:bookmarkStart w:id="29" w:name="_Toc231846650"/>
+      <w:bookmarkStart w:id="41" w:name="_Toc232584351"/>
       <w:r>
         <w:lastRenderedPageBreak/>
         <w:t xml:space="preserve">WEEK4: Database </w:t>
@@ -4991,17 +5880,17 @@
       <w:r>
         <w:t>.</w:t>
       </w:r>
-      <w:bookmarkEnd w:id="29"/>
+      <w:bookmarkEnd w:id="41"/>
     </w:p>
     <w:p>
       <w:pPr>
         <w:pStyle w:val="Heading2"/>
       </w:pPr>
-      <w:bookmarkStart w:id="30" w:name="_Toc231846651"/>
+      <w:bookmarkStart w:id="42" w:name="_Toc232584352"/>
       <w:r>
         <w:t>4.1 Login Form screenshots</w:t>
       </w:r>
-      <w:bookmarkEnd w:id="30"/>
+      <w:bookmarkEnd w:id="42"/>
     </w:p>
     <w:p>
       <w:pPr>
@@ -5058,7 +5947,8 @@
       <w:pPr>
         <w:pStyle w:val="Caption"/>
       </w:pPr>
-      <w:bookmarkStart w:id="31" w:name="_Toc231464340"/>
+      <w:bookmarkStart w:id="43" w:name="_Toc231464340"/>
+      <w:bookmarkStart w:id="44" w:name="_Toc232584385"/>
       <w:r>
         <w:t xml:space="preserve">Figure </w:t>
       </w:r>
@@ -5086,17 +5976,18 @@
       <w:r>
         <w:t>: Login Form Screenshot</w:t>
       </w:r>
-      <w:bookmarkEnd w:id="31"/>
+      <w:bookmarkEnd w:id="43"/>
+      <w:bookmarkEnd w:id="44"/>
     </w:p>
     <w:p>
       <w:pPr>
         <w:pStyle w:val="Heading1"/>
       </w:pPr>
-      <w:bookmarkStart w:id="32" w:name="_Toc231846652"/>
+      <w:bookmarkStart w:id="45" w:name="_Toc232584353"/>
       <w:r>
         <w:t>4.2 Login Validation Screenshot.</w:t>
       </w:r>
-      <w:bookmarkEnd w:id="32"/>
+      <w:bookmarkEnd w:id="45"/>
     </w:p>
     <w:p>
       <w:pPr>
@@ -5153,7 +6044,8 @@
       <w:pPr>
         <w:pStyle w:val="Caption"/>
       </w:pPr>
-      <w:bookmarkStart w:id="33" w:name="_Toc231464341"/>
+      <w:bookmarkStart w:id="46" w:name="_Toc231464341"/>
+      <w:bookmarkStart w:id="47" w:name="_Toc232584386"/>
       <w:r>
         <w:t xml:space="preserve">Figure </w:t>
       </w:r>
@@ -5181,19 +6073,20 @@
       <w:r>
         <w:t>: Login successful</w:t>
       </w:r>
-      <w:bookmarkEnd w:id="33"/>
+      <w:bookmarkEnd w:id="46"/>
+      <w:bookmarkEnd w:id="47"/>
     </w:p>
     <w:p/>
     <w:p>
       <w:pPr>
         <w:pStyle w:val="Heading2"/>
       </w:pPr>
-      <w:bookmarkStart w:id="34" w:name="_Toc231846653"/>
+      <w:bookmarkStart w:id="48" w:name="_Toc232584354"/>
       <w:r>
         <w:lastRenderedPageBreak/>
         <w:t>4.3 Folder Structure.</w:t>
       </w:r>
-      <w:bookmarkEnd w:id="34"/>
+      <w:bookmarkEnd w:id="48"/>
     </w:p>
     <w:p>
       <w:pPr>
@@ -5258,7 +6151,8 @@
       <w:pPr>
         <w:pStyle w:val="Caption"/>
       </w:pPr>
-      <w:bookmarkStart w:id="35" w:name="_Toc231464342"/>
+      <w:bookmarkStart w:id="49" w:name="_Toc231464342"/>
+      <w:bookmarkStart w:id="50" w:name="_Toc232584387"/>
       <w:r>
         <w:t xml:space="preserve">Figure </w:t>
       </w:r>
@@ -5286,7 +6180,8 @@
       <w:r>
         <w:t>: File structure</w:t>
       </w:r>
-      <w:bookmarkEnd w:id="35"/>
+      <w:bookmarkEnd w:id="49"/>
+      <w:bookmarkEnd w:id="50"/>
     </w:p>
     <w:p>
       <w:r>
@@ -5297,12 +6192,12 @@
       <w:pPr>
         <w:pStyle w:val="Heading2"/>
       </w:pPr>
-      <w:bookmarkStart w:id="36" w:name="_Toc231846654"/>
+      <w:bookmarkStart w:id="51" w:name="_Toc232584355"/>
       <w:r>
         <w:lastRenderedPageBreak/>
         <w:t>4.4 Database Connection.</w:t>
       </w:r>
-      <w:bookmarkEnd w:id="36"/>
+      <w:bookmarkEnd w:id="51"/>
     </w:p>
     <w:p>
       <w:pPr>
@@ -5359,7 +6254,8 @@
       <w:pPr>
         <w:pStyle w:val="Caption"/>
       </w:pPr>
-      <w:bookmarkStart w:id="37" w:name="_Toc231464343"/>
+      <w:bookmarkStart w:id="52" w:name="_Toc231464343"/>
+      <w:bookmarkStart w:id="53" w:name="_Toc232584388"/>
       <w:r>
         <w:t xml:space="preserve">Figure </w:t>
       </w:r>
@@ -5387,7 +6283,8 @@
       <w:r>
         <w:t>: Database Connected Successfully</w:t>
       </w:r>
-      <w:bookmarkEnd w:id="37"/>
+      <w:bookmarkEnd w:id="52"/>
+      <w:bookmarkEnd w:id="53"/>
     </w:p>
     <w:p>
       <w:r>
@@ -5409,7 +6306,7 @@
       <w:pPr>
         <w:pStyle w:val="Heading2"/>
       </w:pPr>
-      <w:bookmarkStart w:id="38" w:name="_Toc231846655"/>
+      <w:bookmarkStart w:id="54" w:name="_Toc232584356"/>
       <w:r>
         <w:t xml:space="preserve">4.5 </w:t>
       </w:r>
@@ -5421,7 +6318,7 @@
       <w:r>
         <w:t xml:space="preserve"> Updated.</w:t>
       </w:r>
-      <w:bookmarkEnd w:id="38"/>
+      <w:bookmarkEnd w:id="54"/>
     </w:p>
     <w:p>
       <w:pPr>
@@ -5478,7 +6375,8 @@
       <w:pPr>
         <w:pStyle w:val="Caption"/>
       </w:pPr>
-      <w:bookmarkStart w:id="39" w:name="_Toc231464344"/>
+      <w:bookmarkStart w:id="55" w:name="_Toc231464344"/>
+      <w:bookmarkStart w:id="56" w:name="_Toc232584389"/>
       <w:r>
         <w:t xml:space="preserve">Figure </w:t>
       </w:r>
@@ -5506,7 +6404,8 @@
       <w:r>
         <w:t>: Project pushed updates</w:t>
       </w:r>
-      <w:bookmarkEnd w:id="39"/>
+      <w:bookmarkEnd w:id="55"/>
+      <w:bookmarkEnd w:id="56"/>
     </w:p>
     <w:p/>
     <w:p>
@@ -5526,21 +6425,21 @@
       <w:pPr>
         <w:pStyle w:val="Heading1"/>
       </w:pPr>
-      <w:bookmarkStart w:id="40" w:name="_Toc231846656"/>
+      <w:bookmarkStart w:id="57" w:name="_Toc232584357"/>
       <w:r>
         <w:t>WEEK 5: Database and CRUD.</w:t>
       </w:r>
-      <w:bookmarkEnd w:id="40"/>
+      <w:bookmarkEnd w:id="57"/>
     </w:p>
     <w:p>
       <w:pPr>
         <w:pStyle w:val="Heading2"/>
       </w:pPr>
-      <w:bookmarkStart w:id="41" w:name="_Toc231846657"/>
+      <w:bookmarkStart w:id="58" w:name="_Toc232584358"/>
       <w:r>
         <w:t>5.1 Database Screenshot.</w:t>
       </w:r>
-      <w:bookmarkEnd w:id="41"/>
+      <w:bookmarkEnd w:id="58"/>
     </w:p>
     <w:p>
       <w:pPr>
@@ -5597,7 +6496,8 @@
       <w:pPr>
         <w:pStyle w:val="Caption"/>
       </w:pPr>
-      <w:bookmarkStart w:id="42" w:name="_Toc231464345"/>
+      <w:bookmarkStart w:id="59" w:name="_Toc231464345"/>
+      <w:bookmarkStart w:id="60" w:name="_Toc232584390"/>
       <w:r>
         <w:t xml:space="preserve">Figure </w:t>
       </w:r>
@@ -5625,7 +6525,8 @@
       <w:r>
         <w:t>: Screenshot of the Database</w:t>
       </w:r>
-      <w:bookmarkEnd w:id="42"/>
+      <w:bookmarkEnd w:id="59"/>
+      <w:bookmarkEnd w:id="60"/>
     </w:p>
     <w:p>
       <w:r>
@@ -5663,12 +6564,12 @@
       <w:pPr>
         <w:pStyle w:val="Heading2"/>
       </w:pPr>
-      <w:bookmarkStart w:id="43" w:name="_Toc231846658"/>
+      <w:bookmarkStart w:id="61" w:name="_Toc232584359"/>
       <w:r>
         <w:lastRenderedPageBreak/>
         <w:t>5.2 Table Creation and CRUD Operations.</w:t>
       </w:r>
-      <w:bookmarkEnd w:id="43"/>
+      <w:bookmarkEnd w:id="61"/>
     </w:p>
     <w:p>
       <w:pPr>
@@ -5725,7 +6626,8 @@
       <w:pPr>
         <w:pStyle w:val="Caption"/>
       </w:pPr>
-      <w:bookmarkStart w:id="44" w:name="_Toc231464346"/>
+      <w:bookmarkStart w:id="62" w:name="_Toc231464346"/>
+      <w:bookmarkStart w:id="63" w:name="_Toc232584391"/>
       <w:r>
         <w:t xml:space="preserve">Figure </w:t>
       </w:r>
@@ -5753,7 +6655,8 @@
       <w:r>
         <w:t>: User model created</w:t>
       </w:r>
-      <w:bookmarkEnd w:id="44"/>
+      <w:bookmarkEnd w:id="62"/>
+      <w:bookmarkEnd w:id="63"/>
     </w:p>
     <w:p>
       <w:r>
@@ -5762,8 +6665,6 @@
       <w:r>
         <w:t>specified</w:t>
       </w:r>
-      <w:bookmarkStart w:id="45" w:name="_GoBack"/>
-      <w:bookmarkEnd w:id="45"/>
       <w:r>
         <w:t>.</w:t>
       </w:r>
@@ -5827,7 +6728,8 @@
       <w:pPr>
         <w:pStyle w:val="Caption"/>
       </w:pPr>
-      <w:bookmarkStart w:id="46" w:name="_Toc231464347"/>
+      <w:bookmarkStart w:id="64" w:name="_Toc231464347"/>
+      <w:bookmarkStart w:id="65" w:name="_Toc232584392"/>
       <w:r>
         <w:t xml:space="preserve">Figure </w:t>
       </w:r>
@@ -5855,7 +6757,8 @@
       <w:r>
         <w:t>: Code Snippet of the user creation</w:t>
       </w:r>
-      <w:bookmarkEnd w:id="46"/>
+      <w:bookmarkEnd w:id="64"/>
+      <w:bookmarkEnd w:id="65"/>
     </w:p>
     <w:p>
       <w:pPr>
@@ -5912,7 +6815,8 @@
       <w:pPr>
         <w:pStyle w:val="Caption"/>
       </w:pPr>
-      <w:bookmarkStart w:id="47" w:name="_Toc231464348"/>
+      <w:bookmarkStart w:id="66" w:name="_Toc231464348"/>
+      <w:bookmarkStart w:id="67" w:name="_Toc232584393"/>
       <w:r>
         <w:t xml:space="preserve">Figure </w:t>
       </w:r>
@@ -5940,7 +6844,1601 @@
       <w:r>
         <w:t>: Update</w:t>
       </w:r>
-      <w:bookmarkEnd w:id="47"/>
+      <w:bookmarkEnd w:id="66"/>
+      <w:bookmarkEnd w:id="67"/>
+    </w:p>
+    <w:p/>
+    <w:p/>
+    <w:p/>
+    <w:p/>
+    <w:p/>
+    <w:p>
+      <w:pPr>
+        <w:pStyle w:val="Heading1"/>
+      </w:pPr>
+      <w:bookmarkStart w:id="68" w:name="_Toc232584360"/>
+      <w:r>
+        <w:lastRenderedPageBreak/>
+        <w:t>WEEK 6: DATABASE INTEGRATION AND CRUD OPERATIONS.</w:t>
+      </w:r>
+      <w:bookmarkEnd w:id="68"/>
+    </w:p>
+    <w:p>
+      <w:pPr>
+        <w:pStyle w:val="Heading2"/>
+      </w:pPr>
+      <w:bookmarkStart w:id="69" w:name="_Toc232584361"/>
+      <w:r>
+        <w:t>6.1 Student Management System.</w:t>
+      </w:r>
+      <w:bookmarkEnd w:id="69"/>
+    </w:p>
+    <w:p>
+      <w:pPr>
+        <w:keepNext/>
+      </w:pPr>
+      <w:r>
+        <w:rPr>
+          <w:b/>
+          <w:noProof/>
+        </w:rPr>
+        <w:drawing>
+          <wp:inline distT="0" distB="0" distL="0" distR="0">
+            <wp:extent cx="2581275" cy="4258670"/>
+            <wp:effectExtent l="0" t="0" r="0" b="8890"/>
+            <wp:docPr id="3" name="Picture 3"/>
+            <wp:cNvGraphicFramePr>
+              <a:graphicFrameLocks xmlns:a="http://schemas.openxmlformats.org/drawingml/2006/main" noChangeAspect="1"/>
+            </wp:cNvGraphicFramePr>
+            <a:graphic xmlns:a="http://schemas.openxmlformats.org/drawingml/2006/main">
+              <a:graphicData uri="http://schemas.openxmlformats.org/drawingml/2006/picture">
+                <pic:pic xmlns:pic="http://schemas.openxmlformats.org/drawingml/2006/picture">
+                  <pic:nvPicPr>
+                    <pic:cNvPr id="3" name="student management front.PNG"/>
+                    <pic:cNvPicPr/>
+                  </pic:nvPicPr>
+                  <pic:blipFill>
+                    <a:blip r:embed="rId24">
+                      <a:extLst>
+                        <a:ext uri="{28A0092B-C50C-407E-A947-70E740481C1C}">
+                          <a14:useLocalDpi xmlns:a14="http://schemas.microsoft.com/office/drawing/2010/main" val="0"/>
+                        </a:ext>
+                      </a:extLst>
+                    </a:blip>
+                    <a:stretch>
+                      <a:fillRect/>
+                    </a:stretch>
+                  </pic:blipFill>
+                  <pic:spPr>
+                    <a:xfrm>
+                      <a:off x="0" y="0"/>
+                      <a:ext cx="2592295" cy="4276852"/>
+                    </a:xfrm>
+                    <a:prstGeom prst="rect">
+                      <a:avLst/>
+                    </a:prstGeom>
+                  </pic:spPr>
+                </pic:pic>
+              </a:graphicData>
+            </a:graphic>
+          </wp:inline>
+        </w:drawing>
+      </w:r>
+    </w:p>
+    <w:p>
+      <w:pPr>
+        <w:pStyle w:val="Caption"/>
+      </w:pPr>
+      <w:bookmarkStart w:id="70" w:name="_Toc232584394"/>
+      <w:r>
+        <w:t xml:space="preserve">Figure </w:t>
+      </w:r>
+      <w:r>
+        <w:fldChar w:fldCharType="begin"/>
+      </w:r>
+      <w:r>
+        <w:instrText xml:space="preserve"> SEQ Figure \* ARABIC </w:instrText>
+      </w:r>
+      <w:r>
+        <w:fldChar w:fldCharType="separate"/>
+      </w:r>
+      <w:r>
+        <w:rPr>
+          <w:noProof/>
+        </w:rPr>
+        <w:t>22</w:t>
+      </w:r>
+      <w:r>
+        <w:fldChar w:fldCharType="end"/>
+      </w:r>
+      <w:r>
+        <w:t>: Student management form</w:t>
+      </w:r>
+      <w:bookmarkEnd w:id="70"/>
+    </w:p>
+    <w:p>
+      <w:pPr>
+        <w:keepNext/>
+      </w:pPr>
+      <w:r>
+        <w:rPr>
+          <w:noProof/>
+        </w:rPr>
+        <w:drawing>
+          <wp:inline distT="0" distB="0" distL="0" distR="0">
+            <wp:extent cx="5943600" cy="2711450"/>
+            <wp:effectExtent l="0" t="0" r="0" b="0"/>
+            <wp:docPr id="4" name="Picture 4"/>
+            <wp:cNvGraphicFramePr>
+              <a:graphicFrameLocks xmlns:a="http://schemas.openxmlformats.org/drawingml/2006/main" noChangeAspect="1"/>
+            </wp:cNvGraphicFramePr>
+            <a:graphic xmlns:a="http://schemas.openxmlformats.org/drawingml/2006/main">
+              <a:graphicData uri="http://schemas.openxmlformats.org/drawingml/2006/picture">
+                <pic:pic xmlns:pic="http://schemas.openxmlformats.org/drawingml/2006/picture">
+                  <pic:nvPicPr>
+                    <pic:cNvPr id="4" name="student management mongo.PNG"/>
+                    <pic:cNvPicPr/>
+                  </pic:nvPicPr>
+                  <pic:blipFill>
+                    <a:blip r:embed="rId25">
+                      <a:extLst>
+                        <a:ext uri="{28A0092B-C50C-407E-A947-70E740481C1C}">
+                          <a14:useLocalDpi xmlns:a14="http://schemas.microsoft.com/office/drawing/2010/main" val="0"/>
+                        </a:ext>
+                      </a:extLst>
+                    </a:blip>
+                    <a:stretch>
+                      <a:fillRect/>
+                    </a:stretch>
+                  </pic:blipFill>
+                  <pic:spPr>
+                    <a:xfrm>
+                      <a:off x="0" y="0"/>
+                      <a:ext cx="5943600" cy="2711450"/>
+                    </a:xfrm>
+                    <a:prstGeom prst="rect">
+                      <a:avLst/>
+                    </a:prstGeom>
+                  </pic:spPr>
+                </pic:pic>
+              </a:graphicData>
+            </a:graphic>
+          </wp:inline>
+        </w:drawing>
+      </w:r>
+    </w:p>
+    <w:p>
+      <w:pPr>
+        <w:pStyle w:val="Caption"/>
+      </w:pPr>
+      <w:bookmarkStart w:id="71" w:name="_Toc232584395"/>
+      <w:r>
+        <w:t xml:space="preserve">Figure </w:t>
+      </w:r>
+      <w:r>
+        <w:fldChar w:fldCharType="begin"/>
+      </w:r>
+      <w:r>
+        <w:instrText xml:space="preserve"> SEQ Figure \* ARABIC </w:instrText>
+      </w:r>
+      <w:r>
+        <w:fldChar w:fldCharType="separate"/>
+      </w:r>
+      <w:r>
+        <w:rPr>
+          <w:noProof/>
+        </w:rPr>
+        <w:t>23</w:t>
+      </w:r>
+      <w:r>
+        <w:fldChar w:fldCharType="end"/>
+      </w:r>
+      <w:r>
+        <w:t>: Student management Database</w:t>
+      </w:r>
+      <w:bookmarkEnd w:id="71"/>
+    </w:p>
+    <w:p>
+      <w:pPr>
+        <w:shd w:val="clear" w:color="auto" w:fill="121314"/>
+        <w:spacing w:after="0" w:line="285" w:lineRule="atLeast"/>
+        <w:rPr>
+          <w:rFonts w:ascii="Consolas" w:eastAsia="Times New Roman" w:hAnsi="Consolas" w:cs="Times New Roman"/>
+          <w:color w:val="BBBEBF"/>
+          <w:sz w:val="21"/>
+          <w:szCs w:val="21"/>
+        </w:rPr>
+      </w:pPr>
+      <w:r>
+        <w:rPr>
+          <w:rFonts w:ascii="Consolas" w:eastAsia="Times New Roman" w:hAnsi="Consolas" w:cs="Times New Roman"/>
+          <w:color w:val="FFA657"/>
+          <w:sz w:val="21"/>
+          <w:szCs w:val="21"/>
+        </w:rPr>
+        <w:lastRenderedPageBreak/>
+        <w:t>-</w:t>
+      </w:r>
+      <w:r>
+        <w:rPr>
+          <w:rFonts w:ascii="Consolas" w:eastAsia="Times New Roman" w:hAnsi="Consolas" w:cs="Times New Roman"/>
+          <w:color w:val="BBBEBF"/>
+          <w:sz w:val="21"/>
+          <w:szCs w:val="21"/>
+        </w:rPr>
+        <w:t xml:space="preserve"> POST   /</w:t>
+      </w:r>
+      <w:proofErr w:type="spellStart"/>
+      <w:r>
+        <w:rPr>
+          <w:rFonts w:ascii="Consolas" w:eastAsia="Times New Roman" w:hAnsi="Consolas" w:cs="Times New Roman"/>
+          <w:color w:val="BBBEBF"/>
+          <w:sz w:val="21"/>
+          <w:szCs w:val="21"/>
+        </w:rPr>
+        <w:t>api</w:t>
+      </w:r>
+      <w:proofErr w:type="spellEnd"/>
+      <w:r>
+        <w:rPr>
+          <w:rFonts w:ascii="Consolas" w:eastAsia="Times New Roman" w:hAnsi="Consolas" w:cs="Times New Roman"/>
+          <w:color w:val="BBBEBF"/>
+          <w:sz w:val="21"/>
+          <w:szCs w:val="21"/>
+        </w:rPr>
+        <w:t>/students         → Create student</w:t>
+      </w:r>
+    </w:p>
+    <w:p>
+      <w:pPr>
+        <w:shd w:val="clear" w:color="auto" w:fill="121314"/>
+        <w:spacing w:after="0" w:line="285" w:lineRule="atLeast"/>
+        <w:rPr>
+          <w:rFonts w:ascii="Consolas" w:eastAsia="Times New Roman" w:hAnsi="Consolas" w:cs="Times New Roman"/>
+          <w:color w:val="BBBEBF"/>
+          <w:sz w:val="21"/>
+          <w:szCs w:val="21"/>
+        </w:rPr>
+      </w:pPr>
+      <w:r>
+        <w:rPr>
+          <w:rFonts w:ascii="Consolas" w:eastAsia="Times New Roman" w:hAnsi="Consolas" w:cs="Times New Roman"/>
+          <w:color w:val="FFA657"/>
+          <w:sz w:val="21"/>
+          <w:szCs w:val="21"/>
+        </w:rPr>
+        <w:t>-</w:t>
+      </w:r>
+      <w:r>
+        <w:rPr>
+          <w:rFonts w:ascii="Consolas" w:eastAsia="Times New Roman" w:hAnsi="Consolas" w:cs="Times New Roman"/>
+          <w:color w:val="BBBEBF"/>
+          <w:sz w:val="21"/>
+          <w:szCs w:val="21"/>
+        </w:rPr>
+        <w:t xml:space="preserve"> GET    /</w:t>
+      </w:r>
+      <w:proofErr w:type="spellStart"/>
+      <w:r>
+        <w:rPr>
+          <w:rFonts w:ascii="Consolas" w:eastAsia="Times New Roman" w:hAnsi="Consolas" w:cs="Times New Roman"/>
+          <w:color w:val="BBBEBF"/>
+          <w:sz w:val="21"/>
+          <w:szCs w:val="21"/>
+        </w:rPr>
+        <w:t>api</w:t>
+      </w:r>
+      <w:proofErr w:type="spellEnd"/>
+      <w:r>
+        <w:rPr>
+          <w:rFonts w:ascii="Consolas" w:eastAsia="Times New Roman" w:hAnsi="Consolas" w:cs="Times New Roman"/>
+          <w:color w:val="BBBEBF"/>
+          <w:sz w:val="21"/>
+          <w:szCs w:val="21"/>
+        </w:rPr>
+        <w:t>/students         → Read all students</w:t>
+      </w:r>
+    </w:p>
+    <w:p>
+      <w:pPr>
+        <w:shd w:val="clear" w:color="auto" w:fill="121314"/>
+        <w:spacing w:after="0" w:line="285" w:lineRule="atLeast"/>
+        <w:rPr>
+          <w:rFonts w:ascii="Consolas" w:eastAsia="Times New Roman" w:hAnsi="Consolas" w:cs="Times New Roman"/>
+          <w:color w:val="BBBEBF"/>
+          <w:sz w:val="21"/>
+          <w:szCs w:val="21"/>
+        </w:rPr>
+      </w:pPr>
+      <w:r>
+        <w:rPr>
+          <w:rFonts w:ascii="Consolas" w:eastAsia="Times New Roman" w:hAnsi="Consolas" w:cs="Times New Roman"/>
+          <w:color w:val="FFA657"/>
+          <w:sz w:val="21"/>
+          <w:szCs w:val="21"/>
+        </w:rPr>
+        <w:t>-</w:t>
+      </w:r>
+      <w:r>
+        <w:rPr>
+          <w:rFonts w:ascii="Consolas" w:eastAsia="Times New Roman" w:hAnsi="Consolas" w:cs="Times New Roman"/>
+          <w:color w:val="BBBEBF"/>
+          <w:sz w:val="21"/>
+          <w:szCs w:val="21"/>
+        </w:rPr>
+        <w:t xml:space="preserve"> GET    /</w:t>
+      </w:r>
+      <w:proofErr w:type="spellStart"/>
+      <w:r>
+        <w:rPr>
+          <w:rFonts w:ascii="Consolas" w:eastAsia="Times New Roman" w:hAnsi="Consolas" w:cs="Times New Roman"/>
+          <w:color w:val="BBBEBF"/>
+          <w:sz w:val="21"/>
+          <w:szCs w:val="21"/>
+        </w:rPr>
+        <w:t>api</w:t>
+      </w:r>
+      <w:proofErr w:type="spellEnd"/>
+      <w:r>
+        <w:rPr>
+          <w:rFonts w:ascii="Consolas" w:eastAsia="Times New Roman" w:hAnsi="Consolas" w:cs="Times New Roman"/>
+          <w:color w:val="BBBEBF"/>
+          <w:sz w:val="21"/>
+          <w:szCs w:val="21"/>
+        </w:rPr>
+        <w:t>/students/:id     → Read one student</w:t>
+      </w:r>
+    </w:p>
+    <w:p>
+      <w:pPr>
+        <w:shd w:val="clear" w:color="auto" w:fill="121314"/>
+        <w:spacing w:after="0" w:line="285" w:lineRule="atLeast"/>
+        <w:rPr>
+          <w:rFonts w:ascii="Consolas" w:eastAsia="Times New Roman" w:hAnsi="Consolas" w:cs="Times New Roman"/>
+          <w:color w:val="BBBEBF"/>
+          <w:sz w:val="21"/>
+          <w:szCs w:val="21"/>
+        </w:rPr>
+      </w:pPr>
+      <w:r>
+        <w:rPr>
+          <w:rFonts w:ascii="Consolas" w:eastAsia="Times New Roman" w:hAnsi="Consolas" w:cs="Times New Roman"/>
+          <w:color w:val="FFA657"/>
+          <w:sz w:val="21"/>
+          <w:szCs w:val="21"/>
+        </w:rPr>
+        <w:t>-</w:t>
+      </w:r>
+      <w:r>
+        <w:rPr>
+          <w:rFonts w:ascii="Consolas" w:eastAsia="Times New Roman" w:hAnsi="Consolas" w:cs="Times New Roman"/>
+          <w:color w:val="BBBEBF"/>
+          <w:sz w:val="21"/>
+          <w:szCs w:val="21"/>
+        </w:rPr>
+        <w:t xml:space="preserve"> PUT    /</w:t>
+      </w:r>
+      <w:proofErr w:type="spellStart"/>
+      <w:r>
+        <w:rPr>
+          <w:rFonts w:ascii="Consolas" w:eastAsia="Times New Roman" w:hAnsi="Consolas" w:cs="Times New Roman"/>
+          <w:color w:val="BBBEBF"/>
+          <w:sz w:val="21"/>
+          <w:szCs w:val="21"/>
+        </w:rPr>
+        <w:t>api</w:t>
+      </w:r>
+      <w:proofErr w:type="spellEnd"/>
+      <w:r>
+        <w:rPr>
+          <w:rFonts w:ascii="Consolas" w:eastAsia="Times New Roman" w:hAnsi="Consolas" w:cs="Times New Roman"/>
+          <w:color w:val="BBBEBF"/>
+          <w:sz w:val="21"/>
+          <w:szCs w:val="21"/>
+        </w:rPr>
+        <w:t>/students/:id     → Update student</w:t>
+      </w:r>
+    </w:p>
+    <w:p>
+      <w:pPr>
+        <w:shd w:val="clear" w:color="auto" w:fill="121314"/>
+        <w:spacing w:after="0" w:line="285" w:lineRule="atLeast"/>
+        <w:rPr>
+          <w:rFonts w:ascii="Consolas" w:eastAsia="Times New Roman" w:hAnsi="Consolas" w:cs="Times New Roman"/>
+          <w:color w:val="BBBEBF"/>
+          <w:sz w:val="21"/>
+          <w:szCs w:val="21"/>
+        </w:rPr>
+      </w:pPr>
+      <w:r>
+        <w:rPr>
+          <w:rFonts w:ascii="Consolas" w:eastAsia="Times New Roman" w:hAnsi="Consolas" w:cs="Times New Roman"/>
+          <w:color w:val="FFA657"/>
+          <w:sz w:val="21"/>
+          <w:szCs w:val="21"/>
+        </w:rPr>
+        <w:t>-</w:t>
+      </w:r>
+      <w:r>
+        <w:rPr>
+          <w:rFonts w:ascii="Consolas" w:eastAsia="Times New Roman" w:hAnsi="Consolas" w:cs="Times New Roman"/>
+          <w:color w:val="BBBEBF"/>
+          <w:sz w:val="21"/>
+          <w:szCs w:val="21"/>
+        </w:rPr>
+        <w:t xml:space="preserve"> DELETE /</w:t>
+      </w:r>
+      <w:proofErr w:type="spellStart"/>
+      <w:r>
+        <w:rPr>
+          <w:rFonts w:ascii="Consolas" w:eastAsia="Times New Roman" w:hAnsi="Consolas" w:cs="Times New Roman"/>
+          <w:color w:val="BBBEBF"/>
+          <w:sz w:val="21"/>
+          <w:szCs w:val="21"/>
+        </w:rPr>
+        <w:t>api</w:t>
+      </w:r>
+      <w:proofErr w:type="spellEnd"/>
+      <w:r>
+        <w:rPr>
+          <w:rFonts w:ascii="Consolas" w:eastAsia="Times New Roman" w:hAnsi="Consolas" w:cs="Times New Roman"/>
+          <w:color w:val="BBBEBF"/>
+          <w:sz w:val="21"/>
+          <w:szCs w:val="21"/>
+        </w:rPr>
+        <w:t>/students/:id     → Delete student</w:t>
+      </w:r>
+    </w:p>
+    <w:p/>
+    <w:p/>
+    <w:p>
+      <w:pPr>
+        <w:pStyle w:val="Heading2"/>
+      </w:pPr>
+      <w:bookmarkStart w:id="72" w:name="_Toc232584362"/>
+      <w:r>
+        <w:t>6.2 Library Management System.</w:t>
+      </w:r>
+      <w:bookmarkEnd w:id="72"/>
+    </w:p>
+    <w:p>
+      <w:pPr>
+        <w:keepNext/>
+      </w:pPr>
+      <w:r>
+        <w:rPr>
+          <w:noProof/>
+        </w:rPr>
+        <w:drawing>
+          <wp:inline distT="0" distB="0" distL="0" distR="0">
+            <wp:extent cx="2543530" cy="3210373"/>
+            <wp:effectExtent l="0" t="0" r="9525" b="9525"/>
+            <wp:docPr id="5" name="Picture 5"/>
+            <wp:cNvGraphicFramePr>
+              <a:graphicFrameLocks xmlns:a="http://schemas.openxmlformats.org/drawingml/2006/main" noChangeAspect="1"/>
+            </wp:cNvGraphicFramePr>
+            <a:graphic xmlns:a="http://schemas.openxmlformats.org/drawingml/2006/main">
+              <a:graphicData uri="http://schemas.openxmlformats.org/drawingml/2006/picture">
+                <pic:pic xmlns:pic="http://schemas.openxmlformats.org/drawingml/2006/picture">
+                  <pic:nvPicPr>
+                    <pic:cNvPr id="5" name="book management front.PNG"/>
+                    <pic:cNvPicPr/>
+                  </pic:nvPicPr>
+                  <pic:blipFill>
+                    <a:blip r:embed="rId26">
+                      <a:extLst>
+                        <a:ext uri="{28A0092B-C50C-407E-A947-70E740481C1C}">
+                          <a14:useLocalDpi xmlns:a14="http://schemas.microsoft.com/office/drawing/2010/main" val="0"/>
+                        </a:ext>
+                      </a:extLst>
+                    </a:blip>
+                    <a:stretch>
+                      <a:fillRect/>
+                    </a:stretch>
+                  </pic:blipFill>
+                  <pic:spPr>
+                    <a:xfrm>
+                      <a:off x="0" y="0"/>
+                      <a:ext cx="2543530" cy="3210373"/>
+                    </a:xfrm>
+                    <a:prstGeom prst="rect">
+                      <a:avLst/>
+                    </a:prstGeom>
+                  </pic:spPr>
+                </pic:pic>
+              </a:graphicData>
+            </a:graphic>
+          </wp:inline>
+        </w:drawing>
+      </w:r>
+    </w:p>
+    <w:p>
+      <w:pPr>
+        <w:pStyle w:val="Caption"/>
+      </w:pPr>
+      <w:bookmarkStart w:id="73" w:name="_Toc232584396"/>
+      <w:r>
+        <w:t xml:space="preserve">Figure </w:t>
+      </w:r>
+      <w:r>
+        <w:fldChar w:fldCharType="begin"/>
+      </w:r>
+      <w:r>
+        <w:instrText xml:space="preserve"> SEQ Figure \* ARABIC </w:instrText>
+      </w:r>
+      <w:r>
+        <w:fldChar w:fldCharType="separate"/>
+      </w:r>
+      <w:r>
+        <w:rPr>
+          <w:noProof/>
+        </w:rPr>
+        <w:t>24</w:t>
+      </w:r>
+      <w:r>
+        <w:fldChar w:fldCharType="end"/>
+      </w:r>
+      <w:r>
+        <w:t>: Library management form.</w:t>
+      </w:r>
+      <w:bookmarkEnd w:id="73"/>
+    </w:p>
+    <w:p/>
+    <w:p>
+      <w:pPr>
+        <w:shd w:val="clear" w:color="auto" w:fill="121314"/>
+        <w:spacing w:after="0" w:line="285" w:lineRule="atLeast"/>
+        <w:rPr>
+          <w:rFonts w:ascii="Consolas" w:eastAsia="Times New Roman" w:hAnsi="Consolas" w:cs="Times New Roman"/>
+          <w:color w:val="BBBEBF"/>
+          <w:sz w:val="21"/>
+          <w:szCs w:val="21"/>
+        </w:rPr>
+      </w:pPr>
+      <w:r>
+        <w:rPr>
+          <w:rFonts w:ascii="Consolas" w:eastAsia="Times New Roman" w:hAnsi="Consolas" w:cs="Times New Roman"/>
+          <w:color w:val="FFA657"/>
+          <w:sz w:val="21"/>
+          <w:szCs w:val="21"/>
+        </w:rPr>
+        <w:t>-</w:t>
+      </w:r>
+      <w:r>
+        <w:rPr>
+          <w:rFonts w:ascii="Consolas" w:eastAsia="Times New Roman" w:hAnsi="Consolas" w:cs="Times New Roman"/>
+          <w:color w:val="BBBEBF"/>
+          <w:sz w:val="21"/>
+          <w:szCs w:val="21"/>
+        </w:rPr>
+        <w:t xml:space="preserve"> POST   /</w:t>
+      </w:r>
+      <w:proofErr w:type="spellStart"/>
+      <w:r>
+        <w:rPr>
+          <w:rFonts w:ascii="Consolas" w:eastAsia="Times New Roman" w:hAnsi="Consolas" w:cs="Times New Roman"/>
+          <w:color w:val="BBBEBF"/>
+          <w:sz w:val="21"/>
+          <w:szCs w:val="21"/>
+        </w:rPr>
+        <w:t>api</w:t>
+      </w:r>
+      <w:proofErr w:type="spellEnd"/>
+      <w:r>
+        <w:rPr>
+          <w:rFonts w:ascii="Consolas" w:eastAsia="Times New Roman" w:hAnsi="Consolas" w:cs="Times New Roman"/>
+          <w:color w:val="BBBEBF"/>
+          <w:sz w:val="21"/>
+          <w:szCs w:val="21"/>
+        </w:rPr>
+        <w:t>/books            → Add book</w:t>
+      </w:r>
+    </w:p>
+    <w:p>
+      <w:pPr>
+        <w:shd w:val="clear" w:color="auto" w:fill="121314"/>
+        <w:spacing w:after="0" w:line="285" w:lineRule="atLeast"/>
+        <w:rPr>
+          <w:rFonts w:ascii="Consolas" w:eastAsia="Times New Roman" w:hAnsi="Consolas" w:cs="Times New Roman"/>
+          <w:color w:val="BBBEBF"/>
+          <w:sz w:val="21"/>
+          <w:szCs w:val="21"/>
+        </w:rPr>
+      </w:pPr>
+      <w:r>
+        <w:rPr>
+          <w:rFonts w:ascii="Consolas" w:eastAsia="Times New Roman" w:hAnsi="Consolas" w:cs="Times New Roman"/>
+          <w:color w:val="FFA657"/>
+          <w:sz w:val="21"/>
+          <w:szCs w:val="21"/>
+        </w:rPr>
+        <w:t>-</w:t>
+      </w:r>
+      <w:r>
+        <w:rPr>
+          <w:rFonts w:ascii="Consolas" w:eastAsia="Times New Roman" w:hAnsi="Consolas" w:cs="Times New Roman"/>
+          <w:color w:val="BBBEBF"/>
+          <w:sz w:val="21"/>
+          <w:szCs w:val="21"/>
+        </w:rPr>
+        <w:t xml:space="preserve"> GET    /</w:t>
+      </w:r>
+      <w:proofErr w:type="spellStart"/>
+      <w:r>
+        <w:rPr>
+          <w:rFonts w:ascii="Consolas" w:eastAsia="Times New Roman" w:hAnsi="Consolas" w:cs="Times New Roman"/>
+          <w:color w:val="BBBEBF"/>
+          <w:sz w:val="21"/>
+          <w:szCs w:val="21"/>
+        </w:rPr>
+        <w:t>api</w:t>
+      </w:r>
+      <w:proofErr w:type="spellEnd"/>
+      <w:r>
+        <w:rPr>
+          <w:rFonts w:ascii="Consolas" w:eastAsia="Times New Roman" w:hAnsi="Consolas" w:cs="Times New Roman"/>
+          <w:color w:val="BBBEBF"/>
+          <w:sz w:val="21"/>
+          <w:szCs w:val="21"/>
+        </w:rPr>
+        <w:t>/books            → Get all books</w:t>
+      </w:r>
+    </w:p>
+    <w:p>
+      <w:pPr>
+        <w:shd w:val="clear" w:color="auto" w:fill="121314"/>
+        <w:spacing w:after="0" w:line="285" w:lineRule="atLeast"/>
+        <w:rPr>
+          <w:rFonts w:ascii="Consolas" w:eastAsia="Times New Roman" w:hAnsi="Consolas" w:cs="Times New Roman"/>
+          <w:color w:val="BBBEBF"/>
+          <w:sz w:val="21"/>
+          <w:szCs w:val="21"/>
+        </w:rPr>
+      </w:pPr>
+      <w:r>
+        <w:rPr>
+          <w:rFonts w:ascii="Consolas" w:eastAsia="Times New Roman" w:hAnsi="Consolas" w:cs="Times New Roman"/>
+          <w:color w:val="FFA657"/>
+          <w:sz w:val="21"/>
+          <w:szCs w:val="21"/>
+        </w:rPr>
+        <w:t>-</w:t>
+      </w:r>
+      <w:r>
+        <w:rPr>
+          <w:rFonts w:ascii="Consolas" w:eastAsia="Times New Roman" w:hAnsi="Consolas" w:cs="Times New Roman"/>
+          <w:color w:val="BBBEBF"/>
+          <w:sz w:val="21"/>
+          <w:szCs w:val="21"/>
+        </w:rPr>
+        <w:t xml:space="preserve"> GET    /</w:t>
+      </w:r>
+      <w:proofErr w:type="spellStart"/>
+      <w:r>
+        <w:rPr>
+          <w:rFonts w:ascii="Consolas" w:eastAsia="Times New Roman" w:hAnsi="Consolas" w:cs="Times New Roman"/>
+          <w:color w:val="BBBEBF"/>
+          <w:sz w:val="21"/>
+          <w:szCs w:val="21"/>
+        </w:rPr>
+        <w:t>api</w:t>
+      </w:r>
+      <w:proofErr w:type="spellEnd"/>
+      <w:r>
+        <w:rPr>
+          <w:rFonts w:ascii="Consolas" w:eastAsia="Times New Roman" w:hAnsi="Consolas" w:cs="Times New Roman"/>
+          <w:color w:val="BBBEBF"/>
+          <w:sz w:val="21"/>
+          <w:szCs w:val="21"/>
+        </w:rPr>
+        <w:t>/books/:id        → Get one book</w:t>
+      </w:r>
+    </w:p>
+    <w:p>
+      <w:pPr>
+        <w:shd w:val="clear" w:color="auto" w:fill="121314"/>
+        <w:spacing w:after="0" w:line="285" w:lineRule="atLeast"/>
+        <w:rPr>
+          <w:rFonts w:ascii="Consolas" w:eastAsia="Times New Roman" w:hAnsi="Consolas" w:cs="Times New Roman"/>
+          <w:color w:val="BBBEBF"/>
+          <w:sz w:val="21"/>
+          <w:szCs w:val="21"/>
+        </w:rPr>
+      </w:pPr>
+      <w:r>
+        <w:rPr>
+          <w:rFonts w:ascii="Consolas" w:eastAsia="Times New Roman" w:hAnsi="Consolas" w:cs="Times New Roman"/>
+          <w:color w:val="FFA657"/>
+          <w:sz w:val="21"/>
+          <w:szCs w:val="21"/>
+        </w:rPr>
+        <w:t>-</w:t>
+      </w:r>
+      <w:r>
+        <w:rPr>
+          <w:rFonts w:ascii="Consolas" w:eastAsia="Times New Roman" w:hAnsi="Consolas" w:cs="Times New Roman"/>
+          <w:color w:val="BBBEBF"/>
+          <w:sz w:val="21"/>
+          <w:szCs w:val="21"/>
+        </w:rPr>
+        <w:t xml:space="preserve"> PUT    /</w:t>
+      </w:r>
+      <w:proofErr w:type="spellStart"/>
+      <w:r>
+        <w:rPr>
+          <w:rFonts w:ascii="Consolas" w:eastAsia="Times New Roman" w:hAnsi="Consolas" w:cs="Times New Roman"/>
+          <w:color w:val="BBBEBF"/>
+          <w:sz w:val="21"/>
+          <w:szCs w:val="21"/>
+        </w:rPr>
+        <w:t>api</w:t>
+      </w:r>
+      <w:proofErr w:type="spellEnd"/>
+      <w:r>
+        <w:rPr>
+          <w:rFonts w:ascii="Consolas" w:eastAsia="Times New Roman" w:hAnsi="Consolas" w:cs="Times New Roman"/>
+          <w:color w:val="BBBEBF"/>
+          <w:sz w:val="21"/>
+          <w:szCs w:val="21"/>
+        </w:rPr>
+        <w:t>/books/:id        → Update book</w:t>
+      </w:r>
+    </w:p>
+    <w:p>
+      <w:pPr>
+        <w:shd w:val="clear" w:color="auto" w:fill="121314"/>
+        <w:spacing w:after="0" w:line="285" w:lineRule="atLeast"/>
+        <w:rPr>
+          <w:rFonts w:ascii="Consolas" w:eastAsia="Times New Roman" w:hAnsi="Consolas" w:cs="Times New Roman"/>
+          <w:color w:val="BBBEBF"/>
+          <w:sz w:val="21"/>
+          <w:szCs w:val="21"/>
+        </w:rPr>
+      </w:pPr>
+      <w:r>
+        <w:rPr>
+          <w:rFonts w:ascii="Consolas" w:eastAsia="Times New Roman" w:hAnsi="Consolas" w:cs="Times New Roman"/>
+          <w:color w:val="FFA657"/>
+          <w:sz w:val="21"/>
+          <w:szCs w:val="21"/>
+        </w:rPr>
+        <w:t>-</w:t>
+      </w:r>
+      <w:r>
+        <w:rPr>
+          <w:rFonts w:ascii="Consolas" w:eastAsia="Times New Roman" w:hAnsi="Consolas" w:cs="Times New Roman"/>
+          <w:color w:val="BBBEBF"/>
+          <w:sz w:val="21"/>
+          <w:szCs w:val="21"/>
+        </w:rPr>
+        <w:t xml:space="preserve"> DELETE /</w:t>
+      </w:r>
+      <w:proofErr w:type="spellStart"/>
+      <w:r>
+        <w:rPr>
+          <w:rFonts w:ascii="Consolas" w:eastAsia="Times New Roman" w:hAnsi="Consolas" w:cs="Times New Roman"/>
+          <w:color w:val="BBBEBF"/>
+          <w:sz w:val="21"/>
+          <w:szCs w:val="21"/>
+        </w:rPr>
+        <w:t>api</w:t>
+      </w:r>
+      <w:proofErr w:type="spellEnd"/>
+      <w:r>
+        <w:rPr>
+          <w:rFonts w:ascii="Consolas" w:eastAsia="Times New Roman" w:hAnsi="Consolas" w:cs="Times New Roman"/>
+          <w:color w:val="BBBEBF"/>
+          <w:sz w:val="21"/>
+          <w:szCs w:val="21"/>
+        </w:rPr>
+        <w:t>/books/:id        → Delete book</w:t>
+      </w:r>
+    </w:p>
+    <w:p/>
+    <w:p>
+      <w:pPr>
+        <w:keepNext/>
+      </w:pPr>
+      <w:r>
+        <w:rPr>
+          <w:noProof/>
+        </w:rPr>
+        <w:lastRenderedPageBreak/>
+        <w:drawing>
+          <wp:inline distT="0" distB="0" distL="0" distR="0">
+            <wp:extent cx="11175370" cy="3848100"/>
+            <wp:effectExtent l="0" t="0" r="6985" b="0"/>
+            <wp:docPr id="6" name="Picture 6"/>
+            <wp:cNvGraphicFramePr>
+              <a:graphicFrameLocks xmlns:a="http://schemas.openxmlformats.org/drawingml/2006/main" noChangeAspect="1"/>
+            </wp:cNvGraphicFramePr>
+            <a:graphic xmlns:a="http://schemas.openxmlformats.org/drawingml/2006/main">
+              <a:graphicData uri="http://schemas.openxmlformats.org/drawingml/2006/picture">
+                <pic:pic xmlns:pic="http://schemas.openxmlformats.org/drawingml/2006/picture">
+                  <pic:nvPicPr>
+                    <pic:cNvPr id="6" name="book management database.PNG"/>
+                    <pic:cNvPicPr/>
+                  </pic:nvPicPr>
+                  <pic:blipFill>
+                    <a:blip r:embed="rId27">
+                      <a:extLst>
+                        <a:ext uri="{28A0092B-C50C-407E-A947-70E740481C1C}">
+                          <a14:useLocalDpi xmlns:a14="http://schemas.microsoft.com/office/drawing/2010/main" val="0"/>
+                        </a:ext>
+                      </a:extLst>
+                    </a:blip>
+                    <a:stretch>
+                      <a:fillRect/>
+                    </a:stretch>
+                  </pic:blipFill>
+                  <pic:spPr>
+                    <a:xfrm>
+                      <a:off x="0" y="0"/>
+                      <a:ext cx="11179522" cy="3849530"/>
+                    </a:xfrm>
+                    <a:prstGeom prst="rect">
+                      <a:avLst/>
+                    </a:prstGeom>
+                  </pic:spPr>
+                </pic:pic>
+              </a:graphicData>
+            </a:graphic>
+          </wp:inline>
+        </w:drawing>
+      </w:r>
+    </w:p>
+    <w:p>
+      <w:pPr>
+        <w:pStyle w:val="Caption"/>
+      </w:pPr>
+      <w:bookmarkStart w:id="74" w:name="_Toc232584397"/>
+      <w:r>
+        <w:t xml:space="preserve">Figure </w:t>
+      </w:r>
+      <w:r>
+        <w:fldChar w:fldCharType="begin"/>
+      </w:r>
+      <w:r>
+        <w:instrText xml:space="preserve"> SEQ Figure \* ARABIC </w:instrText>
+      </w:r>
+      <w:r>
+        <w:fldChar w:fldCharType="separate"/>
+      </w:r>
+      <w:r>
+        <w:rPr>
+          <w:noProof/>
+        </w:rPr>
+        <w:t>25</w:t>
+      </w:r>
+      <w:r>
+        <w:fldChar w:fldCharType="end"/>
+      </w:r>
+      <w:r>
+        <w:t>: Library Management Database</w:t>
+      </w:r>
+      <w:bookmarkEnd w:id="74"/>
+    </w:p>
+    <w:p/>
+    <w:p>
+      <w:pPr>
+        <w:pStyle w:val="Heading2"/>
+      </w:pPr>
+      <w:bookmarkStart w:id="75" w:name="_Toc232584363"/>
+      <w:r>
+        <w:lastRenderedPageBreak/>
+        <w:t>6.3 Employee Management Records System.</w:t>
+      </w:r>
+      <w:bookmarkEnd w:id="75"/>
+    </w:p>
+    <w:p>
+      <w:pPr>
+        <w:keepNext/>
+      </w:pPr>
+      <w:r>
+        <w:rPr>
+          <w:noProof/>
+        </w:rPr>
+        <w:drawing>
+          <wp:inline distT="0" distB="0" distL="0" distR="0">
+            <wp:extent cx="2497855" cy="4362450"/>
+            <wp:effectExtent l="0" t="0" r="0" b="0"/>
+            <wp:docPr id="7" name="Picture 7"/>
+            <wp:cNvGraphicFramePr>
+              <a:graphicFrameLocks xmlns:a="http://schemas.openxmlformats.org/drawingml/2006/main" noChangeAspect="1"/>
+            </wp:cNvGraphicFramePr>
+            <a:graphic xmlns:a="http://schemas.openxmlformats.org/drawingml/2006/main">
+              <a:graphicData uri="http://schemas.openxmlformats.org/drawingml/2006/picture">
+                <pic:pic xmlns:pic="http://schemas.openxmlformats.org/drawingml/2006/picture">
+                  <pic:nvPicPr>
+                    <pic:cNvPr id="7" name="employee management front.PNG"/>
+                    <pic:cNvPicPr/>
+                  </pic:nvPicPr>
+                  <pic:blipFill>
+                    <a:blip r:embed="rId28">
+                      <a:extLst>
+                        <a:ext uri="{28A0092B-C50C-407E-A947-70E740481C1C}">
+                          <a14:useLocalDpi xmlns:a14="http://schemas.microsoft.com/office/drawing/2010/main" val="0"/>
+                        </a:ext>
+                      </a:extLst>
+                    </a:blip>
+                    <a:stretch>
+                      <a:fillRect/>
+                    </a:stretch>
+                  </pic:blipFill>
+                  <pic:spPr>
+                    <a:xfrm>
+                      <a:off x="0" y="0"/>
+                      <a:ext cx="2502397" cy="4370382"/>
+                    </a:xfrm>
+                    <a:prstGeom prst="rect">
+                      <a:avLst/>
+                    </a:prstGeom>
+                  </pic:spPr>
+                </pic:pic>
+              </a:graphicData>
+            </a:graphic>
+          </wp:inline>
+        </w:drawing>
+      </w:r>
+    </w:p>
+    <w:p>
+      <w:pPr>
+        <w:pStyle w:val="Caption"/>
+      </w:pPr>
+      <w:bookmarkStart w:id="76" w:name="_Toc232584398"/>
+      <w:r>
+        <w:t xml:space="preserve">Figure </w:t>
+      </w:r>
+      <w:r>
+        <w:fldChar w:fldCharType="begin"/>
+      </w:r>
+      <w:r>
+        <w:instrText xml:space="preserve"> SEQ Figure \* ARABIC </w:instrText>
+      </w:r>
+      <w:r>
+        <w:fldChar w:fldCharType="separate"/>
+      </w:r>
+      <w:r>
+        <w:rPr>
+          <w:noProof/>
+        </w:rPr>
+        <w:t>26</w:t>
+      </w:r>
+      <w:r>
+        <w:fldChar w:fldCharType="end"/>
+      </w:r>
+      <w:r>
+        <w:t>: Employee records form.</w:t>
+      </w:r>
+      <w:bookmarkEnd w:id="76"/>
+    </w:p>
+    <w:p>
+      <w:pPr>
+        <w:keepNext/>
+      </w:pPr>
+      <w:r>
+        <w:rPr>
+          <w:noProof/>
+        </w:rPr>
+        <w:drawing>
+          <wp:inline distT="0" distB="0" distL="0" distR="0">
+            <wp:extent cx="7288714" cy="2876550"/>
+            <wp:effectExtent l="0" t="0" r="7620" b="0"/>
+            <wp:docPr id="8" name="Picture 8"/>
+            <wp:cNvGraphicFramePr>
+              <a:graphicFrameLocks xmlns:a="http://schemas.openxmlformats.org/drawingml/2006/main" noChangeAspect="1"/>
+            </wp:cNvGraphicFramePr>
+            <a:graphic xmlns:a="http://schemas.openxmlformats.org/drawingml/2006/main">
+              <a:graphicData uri="http://schemas.openxmlformats.org/drawingml/2006/picture">
+                <pic:pic xmlns:pic="http://schemas.openxmlformats.org/drawingml/2006/picture">
+                  <pic:nvPicPr>
+                    <pic:cNvPr id="8" name="employee management database users.PNG"/>
+                    <pic:cNvPicPr/>
+                  </pic:nvPicPr>
+                  <pic:blipFill>
+                    <a:blip r:embed="rId29">
+                      <a:extLst>
+                        <a:ext uri="{28A0092B-C50C-407E-A947-70E740481C1C}">
+                          <a14:useLocalDpi xmlns:a14="http://schemas.microsoft.com/office/drawing/2010/main" val="0"/>
+                        </a:ext>
+                      </a:extLst>
+                    </a:blip>
+                    <a:stretch>
+                      <a:fillRect/>
+                    </a:stretch>
+                  </pic:blipFill>
+                  <pic:spPr>
+                    <a:xfrm>
+                      <a:off x="0" y="0"/>
+                      <a:ext cx="7290628" cy="2877305"/>
+                    </a:xfrm>
+                    <a:prstGeom prst="rect">
+                      <a:avLst/>
+                    </a:prstGeom>
+                  </pic:spPr>
+                </pic:pic>
+              </a:graphicData>
+            </a:graphic>
+          </wp:inline>
+        </w:drawing>
+      </w:r>
+    </w:p>
+    <w:p>
+      <w:pPr>
+        <w:pStyle w:val="Caption"/>
+      </w:pPr>
+      <w:bookmarkStart w:id="77" w:name="_Toc232584399"/>
+      <w:r>
+        <w:t xml:space="preserve">Figure </w:t>
+      </w:r>
+      <w:r>
+        <w:fldChar w:fldCharType="begin"/>
+      </w:r>
+      <w:r>
+        <w:instrText xml:space="preserve"> SEQ Figure \* ARABIC </w:instrText>
+      </w:r>
+      <w:r>
+        <w:fldChar w:fldCharType="separate"/>
+      </w:r>
+      <w:r>
+        <w:rPr>
+          <w:noProof/>
+        </w:rPr>
+        <w:t>27</w:t>
+      </w:r>
+      <w:r>
+        <w:fldChar w:fldCharType="end"/>
+      </w:r>
+      <w:r>
+        <w:t>: Employee management Admins.</w:t>
+      </w:r>
+      <w:bookmarkEnd w:id="77"/>
+    </w:p>
+    <w:p>
+      <w:pPr>
+        <w:keepNext/>
+      </w:pPr>
+      <w:r>
+        <w:rPr>
+          <w:noProof/>
+        </w:rPr>
+        <w:lastRenderedPageBreak/>
+        <w:drawing>
+          <wp:inline distT="0" distB="0" distL="0" distR="0">
+            <wp:extent cx="8696325" cy="3468310"/>
+            <wp:effectExtent l="0" t="0" r="0" b="0"/>
+            <wp:docPr id="9" name="Picture 9"/>
+            <wp:cNvGraphicFramePr>
+              <a:graphicFrameLocks xmlns:a="http://schemas.openxmlformats.org/drawingml/2006/main" noChangeAspect="1"/>
+            </wp:cNvGraphicFramePr>
+            <a:graphic xmlns:a="http://schemas.openxmlformats.org/drawingml/2006/main">
+              <a:graphicData uri="http://schemas.openxmlformats.org/drawingml/2006/picture">
+                <pic:pic xmlns:pic="http://schemas.openxmlformats.org/drawingml/2006/picture">
+                  <pic:nvPicPr>
+                    <pic:cNvPr id="9" name="employee management database employee records.PNG"/>
+                    <pic:cNvPicPr/>
+                  </pic:nvPicPr>
+                  <pic:blipFill>
+                    <a:blip r:embed="rId30">
+                      <a:extLst>
+                        <a:ext uri="{28A0092B-C50C-407E-A947-70E740481C1C}">
+                          <a14:useLocalDpi xmlns:a14="http://schemas.microsoft.com/office/drawing/2010/main" val="0"/>
+                        </a:ext>
+                      </a:extLst>
+                    </a:blip>
+                    <a:stretch>
+                      <a:fillRect/>
+                    </a:stretch>
+                  </pic:blipFill>
+                  <pic:spPr>
+                    <a:xfrm>
+                      <a:off x="0" y="0"/>
+                      <a:ext cx="8705717" cy="3472056"/>
+                    </a:xfrm>
+                    <a:prstGeom prst="rect">
+                      <a:avLst/>
+                    </a:prstGeom>
+                  </pic:spPr>
+                </pic:pic>
+              </a:graphicData>
+            </a:graphic>
+          </wp:inline>
+        </w:drawing>
+      </w:r>
+    </w:p>
+    <w:p>
+      <w:pPr>
+        <w:pStyle w:val="Caption"/>
+      </w:pPr>
+      <w:bookmarkStart w:id="78" w:name="_Toc232584400"/>
+      <w:r>
+        <w:t xml:space="preserve">Figure </w:t>
+      </w:r>
+      <w:r>
+        <w:fldChar w:fldCharType="begin"/>
+      </w:r>
+      <w:r>
+        <w:instrText xml:space="preserve"> SEQ Figure \* ARABIC </w:instrText>
+      </w:r>
+      <w:r>
+        <w:fldChar w:fldCharType="separate"/>
+      </w:r>
+      <w:r>
+        <w:rPr>
+          <w:noProof/>
+        </w:rPr>
+        <w:t>28</w:t>
+      </w:r>
+      <w:r>
+        <w:fldChar w:fldCharType="end"/>
+      </w:r>
+      <w:r>
+        <w:t>: Employee management; employee records.</w:t>
+      </w:r>
+      <w:bookmarkEnd w:id="78"/>
+    </w:p>
+    <w:p>
+      <w:pPr>
+        <w:shd w:val="clear" w:color="auto" w:fill="121314"/>
+        <w:spacing w:after="0" w:line="285" w:lineRule="atLeast"/>
+        <w:rPr>
+          <w:rFonts w:ascii="Consolas" w:eastAsia="Times New Roman" w:hAnsi="Consolas" w:cs="Times New Roman"/>
+          <w:color w:val="BBBEBF"/>
+          <w:sz w:val="21"/>
+          <w:szCs w:val="21"/>
+        </w:rPr>
+      </w:pPr>
+      <w:r>
+        <w:rPr>
+          <w:rFonts w:ascii="Consolas" w:eastAsia="Times New Roman" w:hAnsi="Consolas" w:cs="Times New Roman"/>
+          <w:color w:val="FFA657"/>
+          <w:sz w:val="21"/>
+          <w:szCs w:val="21"/>
+        </w:rPr>
+        <w:t>-</w:t>
+      </w:r>
+      <w:r>
+        <w:rPr>
+          <w:rFonts w:ascii="Consolas" w:eastAsia="Times New Roman" w:hAnsi="Consolas" w:cs="Times New Roman"/>
+          <w:color w:val="BBBEBF"/>
+          <w:sz w:val="21"/>
+          <w:szCs w:val="21"/>
+        </w:rPr>
+        <w:t xml:space="preserve"> POST   /</w:t>
+      </w:r>
+      <w:proofErr w:type="spellStart"/>
+      <w:r>
+        <w:rPr>
+          <w:rFonts w:ascii="Consolas" w:eastAsia="Times New Roman" w:hAnsi="Consolas" w:cs="Times New Roman"/>
+          <w:color w:val="BBBEBF"/>
+          <w:sz w:val="21"/>
+          <w:szCs w:val="21"/>
+        </w:rPr>
+        <w:t>api</w:t>
+      </w:r>
+      <w:proofErr w:type="spellEnd"/>
+      <w:r>
+        <w:rPr>
+          <w:rFonts w:ascii="Consolas" w:eastAsia="Times New Roman" w:hAnsi="Consolas" w:cs="Times New Roman"/>
+          <w:color w:val="BBBEBF"/>
+          <w:sz w:val="21"/>
+          <w:szCs w:val="21"/>
+        </w:rPr>
+        <w:t>/employees        → Register employee</w:t>
+      </w:r>
+    </w:p>
+    <w:p>
+      <w:pPr>
+        <w:shd w:val="clear" w:color="auto" w:fill="121314"/>
+        <w:spacing w:after="0" w:line="285" w:lineRule="atLeast"/>
+        <w:rPr>
+          <w:rFonts w:ascii="Consolas" w:eastAsia="Times New Roman" w:hAnsi="Consolas" w:cs="Times New Roman"/>
+          <w:color w:val="BBBEBF"/>
+          <w:sz w:val="21"/>
+          <w:szCs w:val="21"/>
+        </w:rPr>
+      </w:pPr>
+      <w:r>
+        <w:rPr>
+          <w:rFonts w:ascii="Consolas" w:eastAsia="Times New Roman" w:hAnsi="Consolas" w:cs="Times New Roman"/>
+          <w:color w:val="FFA657"/>
+          <w:sz w:val="21"/>
+          <w:szCs w:val="21"/>
+        </w:rPr>
+        <w:t>-</w:t>
+      </w:r>
+      <w:r>
+        <w:rPr>
+          <w:rFonts w:ascii="Consolas" w:eastAsia="Times New Roman" w:hAnsi="Consolas" w:cs="Times New Roman"/>
+          <w:color w:val="BBBEBF"/>
+          <w:sz w:val="21"/>
+          <w:szCs w:val="21"/>
+        </w:rPr>
+        <w:t xml:space="preserve"> GET    /</w:t>
+      </w:r>
+      <w:proofErr w:type="spellStart"/>
+      <w:r>
+        <w:rPr>
+          <w:rFonts w:ascii="Consolas" w:eastAsia="Times New Roman" w:hAnsi="Consolas" w:cs="Times New Roman"/>
+          <w:color w:val="BBBEBF"/>
+          <w:sz w:val="21"/>
+          <w:szCs w:val="21"/>
+        </w:rPr>
+        <w:t>api</w:t>
+      </w:r>
+      <w:proofErr w:type="spellEnd"/>
+      <w:r>
+        <w:rPr>
+          <w:rFonts w:ascii="Consolas" w:eastAsia="Times New Roman" w:hAnsi="Consolas" w:cs="Times New Roman"/>
+          <w:color w:val="BBBEBF"/>
+          <w:sz w:val="21"/>
+          <w:szCs w:val="21"/>
+        </w:rPr>
+        <w:t>/employees        → Get all</w:t>
+      </w:r>
+    </w:p>
+    <w:p>
+      <w:pPr>
+        <w:shd w:val="clear" w:color="auto" w:fill="121314"/>
+        <w:spacing w:after="0" w:line="285" w:lineRule="atLeast"/>
+        <w:rPr>
+          <w:rFonts w:ascii="Consolas" w:eastAsia="Times New Roman" w:hAnsi="Consolas" w:cs="Times New Roman"/>
+          <w:color w:val="BBBEBF"/>
+          <w:sz w:val="21"/>
+          <w:szCs w:val="21"/>
+        </w:rPr>
+      </w:pPr>
+      <w:r>
+        <w:rPr>
+          <w:rFonts w:ascii="Consolas" w:eastAsia="Times New Roman" w:hAnsi="Consolas" w:cs="Times New Roman"/>
+          <w:color w:val="FFA657"/>
+          <w:sz w:val="21"/>
+          <w:szCs w:val="21"/>
+        </w:rPr>
+        <w:t>-</w:t>
+      </w:r>
+      <w:r>
+        <w:rPr>
+          <w:rFonts w:ascii="Consolas" w:eastAsia="Times New Roman" w:hAnsi="Consolas" w:cs="Times New Roman"/>
+          <w:color w:val="BBBEBF"/>
+          <w:sz w:val="21"/>
+          <w:szCs w:val="21"/>
+        </w:rPr>
+        <w:t xml:space="preserve"> GET    /</w:t>
+      </w:r>
+      <w:proofErr w:type="spellStart"/>
+      <w:r>
+        <w:rPr>
+          <w:rFonts w:ascii="Consolas" w:eastAsia="Times New Roman" w:hAnsi="Consolas" w:cs="Times New Roman"/>
+          <w:color w:val="BBBEBF"/>
+          <w:sz w:val="21"/>
+          <w:szCs w:val="21"/>
+        </w:rPr>
+        <w:t>api</w:t>
+      </w:r>
+      <w:proofErr w:type="spellEnd"/>
+      <w:r>
+        <w:rPr>
+          <w:rFonts w:ascii="Consolas" w:eastAsia="Times New Roman" w:hAnsi="Consolas" w:cs="Times New Roman"/>
+          <w:color w:val="BBBEBF"/>
+          <w:sz w:val="21"/>
+          <w:szCs w:val="21"/>
+        </w:rPr>
+        <w:t>/employees/:id    → Get one</w:t>
+      </w:r>
+    </w:p>
+    <w:p>
+      <w:pPr>
+        <w:shd w:val="clear" w:color="auto" w:fill="121314"/>
+        <w:spacing w:after="0" w:line="285" w:lineRule="atLeast"/>
+        <w:rPr>
+          <w:rFonts w:ascii="Consolas" w:eastAsia="Times New Roman" w:hAnsi="Consolas" w:cs="Times New Roman"/>
+          <w:color w:val="BBBEBF"/>
+          <w:sz w:val="21"/>
+          <w:szCs w:val="21"/>
+        </w:rPr>
+      </w:pPr>
+      <w:r>
+        <w:rPr>
+          <w:rFonts w:ascii="Consolas" w:eastAsia="Times New Roman" w:hAnsi="Consolas" w:cs="Times New Roman"/>
+          <w:color w:val="FFA657"/>
+          <w:sz w:val="21"/>
+          <w:szCs w:val="21"/>
+        </w:rPr>
+        <w:t>-</w:t>
+      </w:r>
+      <w:r>
+        <w:rPr>
+          <w:rFonts w:ascii="Consolas" w:eastAsia="Times New Roman" w:hAnsi="Consolas" w:cs="Times New Roman"/>
+          <w:color w:val="BBBEBF"/>
+          <w:sz w:val="21"/>
+          <w:szCs w:val="21"/>
+        </w:rPr>
+        <w:t xml:space="preserve"> PUT    /</w:t>
+      </w:r>
+      <w:proofErr w:type="spellStart"/>
+      <w:r>
+        <w:rPr>
+          <w:rFonts w:ascii="Consolas" w:eastAsia="Times New Roman" w:hAnsi="Consolas" w:cs="Times New Roman"/>
+          <w:color w:val="BBBEBF"/>
+          <w:sz w:val="21"/>
+          <w:szCs w:val="21"/>
+        </w:rPr>
+        <w:t>api</w:t>
+      </w:r>
+      <w:proofErr w:type="spellEnd"/>
+      <w:r>
+        <w:rPr>
+          <w:rFonts w:ascii="Consolas" w:eastAsia="Times New Roman" w:hAnsi="Consolas" w:cs="Times New Roman"/>
+          <w:color w:val="BBBEBF"/>
+          <w:sz w:val="21"/>
+          <w:szCs w:val="21"/>
+        </w:rPr>
+        <w:t>/employees/:id    → Update</w:t>
+      </w:r>
+    </w:p>
+    <w:p>
+      <w:pPr>
+        <w:shd w:val="clear" w:color="auto" w:fill="121314"/>
+        <w:spacing w:after="0" w:line="285" w:lineRule="atLeast"/>
+        <w:rPr>
+          <w:rFonts w:ascii="Times New Roman" w:eastAsia="Times New Roman" w:hAnsi="Times New Roman" w:cs="Times New Roman"/>
+          <w:color w:val="BBBEBF"/>
+          <w:sz w:val="21"/>
+          <w:szCs w:val="21"/>
+        </w:rPr>
+      </w:pPr>
+      <w:r>
+        <w:rPr>
+          <w:rFonts w:ascii="Times New Roman" w:eastAsia="Times New Roman" w:hAnsi="Times New Roman" w:cs="Times New Roman"/>
+          <w:color w:val="FFA657"/>
+          <w:sz w:val="21"/>
+          <w:szCs w:val="21"/>
+        </w:rPr>
+        <w:t>-</w:t>
+      </w:r>
+      <w:r>
+        <w:rPr>
+          <w:rFonts w:ascii="Times New Roman" w:eastAsia="Times New Roman" w:hAnsi="Times New Roman" w:cs="Times New Roman"/>
+          <w:color w:val="BBBEBF"/>
+          <w:sz w:val="21"/>
+          <w:szCs w:val="21"/>
+        </w:rPr>
+        <w:t xml:space="preserve"> DELETE /</w:t>
+      </w:r>
+      <w:proofErr w:type="spellStart"/>
+      <w:r>
+        <w:rPr>
+          <w:rFonts w:ascii="Times New Roman" w:eastAsia="Times New Roman" w:hAnsi="Times New Roman" w:cs="Times New Roman"/>
+          <w:color w:val="BBBEBF"/>
+          <w:sz w:val="21"/>
+          <w:szCs w:val="21"/>
+        </w:rPr>
+        <w:t>api</w:t>
+      </w:r>
+      <w:proofErr w:type="spellEnd"/>
+      <w:r>
+        <w:rPr>
+          <w:rFonts w:ascii="Times New Roman" w:eastAsia="Times New Roman" w:hAnsi="Times New Roman" w:cs="Times New Roman"/>
+          <w:color w:val="BBBEBF"/>
+          <w:sz w:val="21"/>
+          <w:szCs w:val="21"/>
+        </w:rPr>
+        <w:t>/employees/:id    → Delete</w:t>
+      </w:r>
+    </w:p>
+    <w:p>
+      <w:pPr>
+        <w:rPr>
+          <w:rFonts w:ascii="Times New Roman" w:hAnsi="Times New Roman" w:cs="Times New Roman"/>
+        </w:rPr>
+      </w:pPr>
+    </w:p>
+    <w:p>
+      <w:pPr>
+        <w:rPr>
+          <w:rFonts w:ascii="Times New Roman" w:hAnsi="Times New Roman" w:cs="Times New Roman"/>
+          <w:sz w:val="24"/>
+          <w:szCs w:val="24"/>
+        </w:rPr>
+      </w:pPr>
+      <w:r>
+        <w:rPr>
+          <w:rFonts w:ascii="Times New Roman" w:hAnsi="Times New Roman" w:cs="Times New Roman"/>
+          <w:sz w:val="24"/>
+          <w:szCs w:val="24"/>
+        </w:rPr>
+        <w:t xml:space="preserve">By </w:t>
+      </w:r>
+      <w:r>
+        <w:rPr>
+          <w:rFonts w:ascii="Times New Roman" w:hAnsi="Times New Roman" w:cs="Times New Roman"/>
+          <w:sz w:val="24"/>
+          <w:szCs w:val="24"/>
+        </w:rPr>
+        <w:t xml:space="preserve">building </w:t>
+      </w:r>
+      <w:r>
+        <w:rPr>
+          <w:rFonts w:ascii="Times New Roman" w:hAnsi="Times New Roman" w:cs="Times New Roman"/>
+          <w:sz w:val="24"/>
+          <w:szCs w:val="24"/>
+        </w:rPr>
+        <w:t>s</w:t>
+      </w:r>
+      <w:r>
+        <w:rPr>
+          <w:rFonts w:ascii="Times New Roman" w:hAnsi="Times New Roman" w:cs="Times New Roman"/>
+          <w:sz w:val="24"/>
+          <w:szCs w:val="24"/>
+        </w:rPr>
+        <w:t>ystem</w:t>
+      </w:r>
+      <w:r>
+        <w:rPr>
+          <w:rFonts w:ascii="Times New Roman" w:hAnsi="Times New Roman" w:cs="Times New Roman"/>
+          <w:sz w:val="24"/>
+          <w:szCs w:val="24"/>
+        </w:rPr>
+        <w:t>s</w:t>
+      </w:r>
+      <w:r>
+        <w:rPr>
+          <w:rFonts w:ascii="Times New Roman" w:hAnsi="Times New Roman" w:cs="Times New Roman"/>
+          <w:sz w:val="24"/>
+          <w:szCs w:val="24"/>
+        </w:rPr>
+        <w:t>, I learned how to define Mongoose schemas with data types and validation constraints, ensuring</w:t>
+      </w:r>
+      <w:r>
+        <w:rPr>
+          <w:rFonts w:ascii="Times New Roman" w:hAnsi="Times New Roman" w:cs="Times New Roman"/>
+          <w:sz w:val="24"/>
+          <w:szCs w:val="24"/>
+        </w:rPr>
+        <w:t xml:space="preserve"> that</w:t>
+      </w:r>
+      <w:r>
+        <w:rPr>
+          <w:rFonts w:ascii="Times New Roman" w:hAnsi="Times New Roman" w:cs="Times New Roman"/>
+          <w:sz w:val="24"/>
+          <w:szCs w:val="24"/>
+        </w:rPr>
+        <w:t xml:space="preserve"> fields like registration numbers are unique. I practiced the core HTTP methods</w:t>
+      </w:r>
+      <w:r>
+        <w:rPr>
+          <w:rFonts w:ascii="Times New Roman" w:hAnsi="Times New Roman" w:cs="Times New Roman"/>
+          <w:sz w:val="24"/>
+          <w:szCs w:val="24"/>
+        </w:rPr>
+        <w:t xml:space="preserve">, </w:t>
+      </w:r>
+      <w:r>
+        <w:rPr>
+          <w:rFonts w:ascii="Times New Roman" w:hAnsi="Times New Roman" w:cs="Times New Roman"/>
+          <w:sz w:val="24"/>
+          <w:szCs w:val="24"/>
+        </w:rPr>
+        <w:t xml:space="preserve">POST to insert documents, GET to retrieve them, PUT to update using </w:t>
+      </w:r>
+      <w:r>
+        <w:rPr>
+          <w:rFonts w:ascii="Times New Roman" w:hAnsi="Times New Roman" w:cs="Times New Roman"/>
+          <w:sz w:val="24"/>
+          <w:szCs w:val="24"/>
+        </w:rPr>
+        <w:t>“</w:t>
+      </w:r>
+      <w:proofErr w:type="spellStart"/>
+      <w:r>
+        <w:rPr>
+          <w:rStyle w:val="HTMLCode"/>
+          <w:rFonts w:ascii="Times New Roman" w:eastAsiaTheme="majorEastAsia" w:hAnsi="Times New Roman" w:cs="Times New Roman"/>
+          <w:sz w:val="24"/>
+          <w:szCs w:val="24"/>
+        </w:rPr>
+        <w:t>findByIdAndUpdate</w:t>
+      </w:r>
+      <w:proofErr w:type="spellEnd"/>
+      <w:r>
+        <w:rPr>
+          <w:rStyle w:val="HTMLCode"/>
+          <w:rFonts w:ascii="Times New Roman" w:eastAsiaTheme="majorEastAsia" w:hAnsi="Times New Roman" w:cs="Times New Roman"/>
+          <w:sz w:val="24"/>
+          <w:szCs w:val="24"/>
+        </w:rPr>
+        <w:t>”</w:t>
+      </w:r>
+      <w:r>
+        <w:rPr>
+          <w:rFonts w:ascii="Times New Roman" w:hAnsi="Times New Roman" w:cs="Times New Roman"/>
+          <w:sz w:val="24"/>
+          <w:szCs w:val="24"/>
+        </w:rPr>
+        <w:t xml:space="preserve">, and DELETE via </w:t>
+      </w:r>
+      <w:r>
+        <w:rPr>
+          <w:rFonts w:ascii="Times New Roman" w:hAnsi="Times New Roman" w:cs="Times New Roman"/>
+          <w:sz w:val="24"/>
+          <w:szCs w:val="24"/>
+        </w:rPr>
+        <w:t>“</w:t>
+      </w:r>
+      <w:proofErr w:type="spellStart"/>
+      <w:r>
+        <w:rPr>
+          <w:rStyle w:val="HTMLCode"/>
+          <w:rFonts w:ascii="Times New Roman" w:eastAsiaTheme="majorEastAsia" w:hAnsi="Times New Roman" w:cs="Times New Roman"/>
+          <w:sz w:val="24"/>
+          <w:szCs w:val="24"/>
+        </w:rPr>
+        <w:t>findByIdAndDelete</w:t>
+      </w:r>
+      <w:proofErr w:type="spellEnd"/>
+      <w:r>
+        <w:rPr>
+          <w:rStyle w:val="HTMLCode"/>
+          <w:rFonts w:ascii="Times New Roman" w:eastAsiaTheme="majorEastAsia" w:hAnsi="Times New Roman" w:cs="Times New Roman"/>
+          <w:sz w:val="24"/>
+          <w:szCs w:val="24"/>
+        </w:rPr>
+        <w:t>”</w:t>
+      </w:r>
+      <w:r>
+        <w:rPr>
+          <w:rFonts w:ascii="Times New Roman" w:hAnsi="Times New Roman" w:cs="Times New Roman"/>
+          <w:sz w:val="24"/>
+          <w:szCs w:val="24"/>
+        </w:rPr>
+        <w:t xml:space="preserve">. I understood how MongoDB assigns </w:t>
+      </w:r>
+      <w:r>
+        <w:rPr>
+          <w:rStyle w:val="HTMLCode"/>
+          <w:rFonts w:ascii="Times New Roman" w:eastAsiaTheme="majorEastAsia" w:hAnsi="Times New Roman" w:cs="Times New Roman"/>
+          <w:sz w:val="24"/>
+          <w:szCs w:val="24"/>
+        </w:rPr>
+        <w:t>id</w:t>
+      </w:r>
+      <w:r>
+        <w:rPr>
+          <w:rFonts w:ascii="Times New Roman" w:hAnsi="Times New Roman" w:cs="Times New Roman"/>
+          <w:sz w:val="24"/>
+          <w:szCs w:val="24"/>
+        </w:rPr>
+        <w:t xml:space="preserve"> automatically to each document and how to use it as a reference key.</w:t>
+      </w:r>
+      <w:r>
+        <w:rPr>
+          <w:rFonts w:ascii="Times New Roman" w:hAnsi="Times New Roman" w:cs="Times New Roman"/>
+          <w:sz w:val="24"/>
+          <w:szCs w:val="24"/>
+        </w:rPr>
+        <w:t xml:space="preserve"> I also understood how </w:t>
+      </w:r>
+      <w:proofErr w:type="spellStart"/>
+      <w:r>
+        <w:rPr>
+          <w:rFonts w:ascii="Times New Roman" w:hAnsi="Times New Roman" w:cs="Times New Roman"/>
+          <w:sz w:val="24"/>
+          <w:szCs w:val="24"/>
+        </w:rPr>
+        <w:t>mongodb</w:t>
+      </w:r>
+      <w:proofErr w:type="spellEnd"/>
+      <w:r>
+        <w:rPr>
+          <w:rFonts w:ascii="Times New Roman" w:hAnsi="Times New Roman" w:cs="Times New Roman"/>
+          <w:sz w:val="24"/>
+          <w:szCs w:val="24"/>
+        </w:rPr>
+        <w:t xml:space="preserve"> stores JSON like files/ collections making it easier to model real world objects like the books.</w:t>
+      </w:r>
+      <w:bookmarkStart w:id="79" w:name="_GoBack"/>
+      <w:bookmarkEnd w:id="79"/>
     </w:p>
     <w:sectPr>
       <w:pgSz w:w="12240" w:h="15840"/>
@@ -6525,6 +9023,19 @@
       <w:ind w:left="220"/>
     </w:pPr>
   </w:style>
+  <w:style w:type="character" w:styleId="HTMLCode">
+    <w:name w:val="HTML Code"/>
+    <w:basedOn w:val="DefaultParagraphFont"/>
+    <w:uiPriority w:val="99"/>
+    <w:semiHidden/>
+    <w:unhideWhenUsed/>
+    <w:rsid w:val="00FB29A5"/>
+    <w:rPr>
+      <w:rFonts w:ascii="Courier New" w:eastAsia="Times New Roman" w:hAnsi="Courier New" w:cs="Courier New"/>
+      <w:sz w:val="20"/>
+      <w:szCs w:val="20"/>
+    </w:rPr>
+  </w:style>
 </w:styles>
 </file>
 
@@ -6828,7 +9339,7 @@
 </file>
 
 <file path=customXml/itemProps1.xml><?xml version="1.0" encoding="utf-8"?>
-<ds:datastoreItem xmlns:ds="http://schemas.openxmlformats.org/officeDocument/2006/customXml" ds:itemID="{3BA1ACE2-BF54-4E6A-97AA-7FFEF72A7CEE}">
+<ds:datastoreItem xmlns:ds="http://schemas.openxmlformats.org/officeDocument/2006/customXml" ds:itemID="{407329AE-D71B-4D5B-845C-D08C2CFEE138}">
   <ds:schemaRefs>
     <ds:schemaRef ds:uri="http://schemas.openxmlformats.org/officeDocument/2006/bibliography"/>
   </ds:schemaRefs>

--- a/Advanced web Documentation.docx
+++ b/Advanced web Documentation.docx
@@ -6949,6 +6949,9 @@
         <w:t>22</w:t>
       </w:r>
       <w:r>
+        <w:rPr>
+          <w:noProof/>
+        </w:rPr>
         <w:fldChar w:fldCharType="end"/>
       </w:r>
       <w:r>
@@ -7031,6 +7034,9 @@
         <w:t>23</w:t>
       </w:r>
       <w:r>
+        <w:rPr>
+          <w:noProof/>
+        </w:rPr>
         <w:fldChar w:fldCharType="end"/>
       </w:r>
       <w:r>
@@ -7376,6 +7382,9 @@
         <w:t>24</w:t>
       </w:r>
       <w:r>
+        <w:rPr>
+          <w:noProof/>
+        </w:rPr>
         <w:fldChar w:fldCharType="end"/>
       </w:r>
       <w:r>
@@ -7711,6 +7720,9 @@
         <w:t>25</w:t>
       </w:r>
       <w:r>
+        <w:rPr>
+          <w:noProof/>
+        </w:rPr>
         <w:fldChar w:fldCharType="end"/>
       </w:r>
       <w:r>
@@ -7805,6 +7817,9 @@
         <w:t>26</w:t>
       </w:r>
       <w:r>
+        <w:rPr>
+          <w:noProof/>
+        </w:rPr>
         <w:fldChar w:fldCharType="end"/>
       </w:r>
       <w:r>
@@ -7887,6 +7902,9 @@
         <w:t>27</w:t>
       </w:r>
       <w:r>
+        <w:rPr>
+          <w:noProof/>
+        </w:rPr>
         <w:fldChar w:fldCharType="end"/>
       </w:r>
       <w:r>
@@ -7970,6 +7988,9 @@
         <w:t>28</w:t>
       </w:r>
       <w:r>
+        <w:rPr>
+          <w:noProof/>
+        </w:rPr>
         <w:fldChar w:fldCharType="end"/>
       </w:r>
       <w:r>
@@ -8437,9 +8458,801 @@
         </w:rPr>
         <w:t xml:space="preserve"> stores JSON like files/ collections making it easier to model real world objects like the books.</w:t>
       </w:r>
+    </w:p>
+    <w:p>
+      <w:pPr>
+        <w:rPr>
+          <w:rFonts w:ascii="Times New Roman" w:hAnsi="Times New Roman" w:cs="Times New Roman"/>
+          <w:sz w:val="24"/>
+          <w:szCs w:val="24"/>
+        </w:rPr>
+      </w:pPr>
+    </w:p>
+    <w:p>
+      <w:pPr>
+        <w:rPr>
+          <w:rFonts w:ascii="Times New Roman" w:hAnsi="Times New Roman" w:cs="Times New Roman"/>
+          <w:sz w:val="24"/>
+          <w:szCs w:val="24"/>
+        </w:rPr>
+      </w:pPr>
+    </w:p>
+    <w:p>
+      <w:pPr>
+        <w:rPr>
+          <w:rFonts w:ascii="Times New Roman" w:hAnsi="Times New Roman" w:cs="Times New Roman"/>
+          <w:sz w:val="24"/>
+          <w:szCs w:val="24"/>
+        </w:rPr>
+      </w:pPr>
+    </w:p>
+    <w:p>
+      <w:pPr>
+        <w:rPr>
+          <w:rFonts w:ascii="Times New Roman" w:hAnsi="Times New Roman" w:cs="Times New Roman"/>
+          <w:sz w:val="24"/>
+          <w:szCs w:val="24"/>
+        </w:rPr>
+      </w:pPr>
+    </w:p>
+    <w:p>
+      <w:pPr>
+        <w:rPr>
+          <w:rFonts w:ascii="Times New Roman" w:hAnsi="Times New Roman" w:cs="Times New Roman"/>
+          <w:sz w:val="24"/>
+          <w:szCs w:val="24"/>
+        </w:rPr>
+      </w:pPr>
+    </w:p>
+    <w:p>
+      <w:pPr>
+        <w:rPr>
+          <w:rFonts w:ascii="Times New Roman" w:hAnsi="Times New Roman" w:cs="Times New Roman"/>
+          <w:sz w:val="24"/>
+          <w:szCs w:val="24"/>
+        </w:rPr>
+      </w:pPr>
+    </w:p>
+    <w:p>
+      <w:pPr>
+        <w:pStyle w:val="Heading1"/>
+      </w:pPr>
+      <w:r>
+        <w:lastRenderedPageBreak/>
+        <w:t>Week 7: User Authentication and Session Management</w:t>
+      </w:r>
+      <w:r>
+        <w:t>.</w:t>
+      </w:r>
+    </w:p>
+    <w:p>
+      <w:pPr>
+        <w:pStyle w:val="Heading2"/>
+      </w:pPr>
+      <w:r>
+        <w:t xml:space="preserve">7.1 Registration </w:t>
+      </w:r>
+      <w:r>
+        <w:t xml:space="preserve">and Login </w:t>
+      </w:r>
+      <w:r>
+        <w:t>System.</w:t>
+      </w:r>
+    </w:p>
+    <w:p>
+      <w:pPr>
+        <w:keepNext/>
+      </w:pPr>
+      <w:r>
+        <w:rPr>
+          <w:noProof/>
+        </w:rPr>
+        <w:drawing>
+          <wp:inline distT="0" distB="0" distL="0" distR="0">
+            <wp:extent cx="5943600" cy="3027680"/>
+            <wp:effectExtent l="0" t="0" r="0" b="1270"/>
+            <wp:docPr id="21" name="Picture 21"/>
+            <wp:cNvGraphicFramePr>
+              <a:graphicFrameLocks xmlns:a="http://schemas.openxmlformats.org/drawingml/2006/main" noChangeAspect="1"/>
+            </wp:cNvGraphicFramePr>
+            <a:graphic xmlns:a="http://schemas.openxmlformats.org/drawingml/2006/main">
+              <a:graphicData uri="http://schemas.openxmlformats.org/drawingml/2006/picture">
+                <pic:pic xmlns:pic="http://schemas.openxmlformats.org/drawingml/2006/picture">
+                  <pic:nvPicPr>
+                    <pic:cNvPr id="21" name="Registering.PNG"/>
+                    <pic:cNvPicPr/>
+                  </pic:nvPicPr>
+                  <pic:blipFill>
+                    <a:blip r:embed="rId31" cstate="print">
+                      <a:extLst>
+                        <a:ext uri="{28A0092B-C50C-407E-A947-70E740481C1C}">
+                          <a14:useLocalDpi xmlns:a14="http://schemas.microsoft.com/office/drawing/2010/main" val="0"/>
+                        </a:ext>
+                      </a:extLst>
+                    </a:blip>
+                    <a:stretch>
+                      <a:fillRect/>
+                    </a:stretch>
+                  </pic:blipFill>
+                  <pic:spPr>
+                    <a:xfrm>
+                      <a:off x="0" y="0"/>
+                      <a:ext cx="5943600" cy="3027680"/>
+                    </a:xfrm>
+                    <a:prstGeom prst="rect">
+                      <a:avLst/>
+                    </a:prstGeom>
+                  </pic:spPr>
+                </pic:pic>
+              </a:graphicData>
+            </a:graphic>
+          </wp:inline>
+        </w:drawing>
+      </w:r>
+    </w:p>
+    <w:p>
+      <w:pPr>
+        <w:pStyle w:val="Caption"/>
+      </w:pPr>
+      <w:r>
+        <w:t xml:space="preserve">Figure </w:t>
+      </w:r>
+      <w:r>
+        <w:fldChar w:fldCharType="begin"/>
+      </w:r>
+      <w:r>
+        <w:instrText xml:space="preserve"> SEQ Figure \* ARABIC </w:instrText>
+      </w:r>
+      <w:r>
+        <w:fldChar w:fldCharType="separate"/>
+      </w:r>
+      <w:r>
+        <w:rPr>
+          <w:noProof/>
+        </w:rPr>
+        <w:t>29</w:t>
+      </w:r>
+      <w:r>
+        <w:rPr>
+          <w:noProof/>
+        </w:rPr>
+        <w:fldChar w:fldCharType="end"/>
+      </w:r>
+      <w:r>
+        <w:t>: Registering account.</w:t>
+      </w:r>
+    </w:p>
+    <w:p>
+      <w:pPr>
+        <w:keepNext/>
+      </w:pPr>
+      <w:r>
+        <w:rPr>
+          <w:noProof/>
+        </w:rPr>
+        <w:drawing>
+          <wp:inline distT="0" distB="0" distL="0" distR="0">
+            <wp:extent cx="5943600" cy="2882265"/>
+            <wp:effectExtent l="0" t="0" r="0" b="0"/>
+            <wp:docPr id="32" name="Picture 32"/>
+            <wp:cNvGraphicFramePr>
+              <a:graphicFrameLocks xmlns:a="http://schemas.openxmlformats.org/drawingml/2006/main" noChangeAspect="1"/>
+            </wp:cNvGraphicFramePr>
+            <a:graphic xmlns:a="http://schemas.openxmlformats.org/drawingml/2006/main">
+              <a:graphicData uri="http://schemas.openxmlformats.org/drawingml/2006/picture">
+                <pic:pic xmlns:pic="http://schemas.openxmlformats.org/drawingml/2006/picture">
+                  <pic:nvPicPr>
+                    <pic:cNvPr id="32" name="loging in.PNG"/>
+                    <pic:cNvPicPr/>
+                  </pic:nvPicPr>
+                  <pic:blipFill>
+                    <a:blip r:embed="rId32" cstate="print">
+                      <a:extLst>
+                        <a:ext uri="{28A0092B-C50C-407E-A947-70E740481C1C}">
+                          <a14:useLocalDpi xmlns:a14="http://schemas.microsoft.com/office/drawing/2010/main" val="0"/>
+                        </a:ext>
+                      </a:extLst>
+                    </a:blip>
+                    <a:stretch>
+                      <a:fillRect/>
+                    </a:stretch>
+                  </pic:blipFill>
+                  <pic:spPr>
+                    <a:xfrm>
+                      <a:off x="0" y="0"/>
+                      <a:ext cx="5943600" cy="2882265"/>
+                    </a:xfrm>
+                    <a:prstGeom prst="rect">
+                      <a:avLst/>
+                    </a:prstGeom>
+                  </pic:spPr>
+                </pic:pic>
+              </a:graphicData>
+            </a:graphic>
+          </wp:inline>
+        </w:drawing>
+      </w:r>
+    </w:p>
+    <w:p>
+      <w:pPr>
+        <w:pStyle w:val="Caption"/>
+      </w:pPr>
+      <w:r>
+        <w:t xml:space="preserve">Figure </w:t>
+      </w:r>
+      <w:r>
+        <w:fldChar w:fldCharType="begin"/>
+      </w:r>
+      <w:r>
+        <w:instrText xml:space="preserve"> SEQ Figure \* ARABIC </w:instrText>
+      </w:r>
+      <w:r>
+        <w:fldChar w:fldCharType="separate"/>
+      </w:r>
+      <w:r>
+        <w:rPr>
+          <w:noProof/>
+        </w:rPr>
+        <w:t>30</w:t>
+      </w:r>
+      <w:r>
+        <w:rPr>
+          <w:noProof/>
+        </w:rPr>
+        <w:fldChar w:fldCharType="end"/>
+      </w:r>
+      <w:r>
+        <w:t>: Logging in the registered account.</w:t>
+      </w:r>
+    </w:p>
+    <w:p/>
+    <w:p>
+      <w:pPr>
+        <w:pStyle w:val="Heading2"/>
+      </w:pPr>
+    </w:p>
+    <w:p/>
+    <w:p>
+      <w:pPr>
+        <w:pStyle w:val="Heading2"/>
+      </w:pPr>
+    </w:p>
+    <w:p>
+      <w:pPr>
+        <w:pStyle w:val="Heading2"/>
+      </w:pPr>
+      <w:r>
+        <w:t>7.2 Landing Page.</w:t>
+      </w:r>
+    </w:p>
+    <w:p>
+      <w:pPr>
+        <w:keepNext/>
+      </w:pPr>
+      <w:r>
+        <w:rPr>
+          <w:noProof/>
+        </w:rPr>
+        <w:drawing>
+          <wp:inline distT="0" distB="0" distL="0" distR="0">
+            <wp:extent cx="5943600" cy="2637155"/>
+            <wp:effectExtent l="0" t="0" r="0" b="0"/>
+            <wp:docPr id="34" name="Picture 34"/>
+            <wp:cNvGraphicFramePr>
+              <a:graphicFrameLocks xmlns:a="http://schemas.openxmlformats.org/drawingml/2006/main" noChangeAspect="1"/>
+            </wp:cNvGraphicFramePr>
+            <a:graphic xmlns:a="http://schemas.openxmlformats.org/drawingml/2006/main">
+              <a:graphicData uri="http://schemas.openxmlformats.org/drawingml/2006/picture">
+                <pic:pic xmlns:pic="http://schemas.openxmlformats.org/drawingml/2006/picture">
+                  <pic:nvPicPr>
+                    <pic:cNvPr id="34" name="dashboard2.PNG"/>
+                    <pic:cNvPicPr/>
+                  </pic:nvPicPr>
+                  <pic:blipFill>
+                    <a:blip r:embed="rId33" cstate="print">
+                      <a:extLst>
+                        <a:ext uri="{28A0092B-C50C-407E-A947-70E740481C1C}">
+                          <a14:useLocalDpi xmlns:a14="http://schemas.microsoft.com/office/drawing/2010/main" val="0"/>
+                        </a:ext>
+                      </a:extLst>
+                    </a:blip>
+                    <a:stretch>
+                      <a:fillRect/>
+                    </a:stretch>
+                  </pic:blipFill>
+                  <pic:spPr>
+                    <a:xfrm>
+                      <a:off x="0" y="0"/>
+                      <a:ext cx="5943600" cy="2637155"/>
+                    </a:xfrm>
+                    <a:prstGeom prst="rect">
+                      <a:avLst/>
+                    </a:prstGeom>
+                  </pic:spPr>
+                </pic:pic>
+              </a:graphicData>
+            </a:graphic>
+          </wp:inline>
+        </w:drawing>
+      </w:r>
+    </w:p>
+    <w:p>
+      <w:pPr>
+        <w:pStyle w:val="Caption"/>
+      </w:pPr>
+      <w:r>
+        <w:t xml:space="preserve">Figure </w:t>
+      </w:r>
+      <w:r>
+        <w:fldChar w:fldCharType="begin"/>
+      </w:r>
+      <w:r>
+        <w:instrText xml:space="preserve"> SEQ Figure \* ARABIC </w:instrText>
+      </w:r>
+      <w:r>
+        <w:fldChar w:fldCharType="separate"/>
+      </w:r>
+      <w:r>
+        <w:rPr>
+          <w:noProof/>
+        </w:rPr>
+        <w:t>31</w:t>
+      </w:r>
+      <w:r>
+        <w:rPr>
+          <w:noProof/>
+        </w:rPr>
+        <w:fldChar w:fldCharType="end"/>
+      </w:r>
+      <w:r>
+        <w:t>: Dashboard and landing page.</w:t>
+      </w:r>
+    </w:p>
+    <w:p>
+      <w:pPr>
+        <w:rPr>
+          <w:rFonts w:ascii="Times New Roman" w:hAnsi="Times New Roman" w:cs="Times New Roman"/>
+          <w:sz w:val="24"/>
+          <w:szCs w:val="24"/>
+        </w:rPr>
+      </w:pPr>
+      <w:r>
+        <w:rPr>
+          <w:rFonts w:ascii="Times New Roman" w:hAnsi="Times New Roman" w:cs="Times New Roman"/>
+          <w:sz w:val="24"/>
+          <w:szCs w:val="24"/>
+        </w:rPr>
+        <w:t xml:space="preserve">The routes are structured in a way that if you try to write the destination in the </w:t>
+      </w:r>
+      <w:proofErr w:type="spellStart"/>
+      <w:r>
+        <w:rPr>
+          <w:rFonts w:ascii="Times New Roman" w:hAnsi="Times New Roman" w:cs="Times New Roman"/>
+          <w:sz w:val="24"/>
+          <w:szCs w:val="24"/>
+        </w:rPr>
+        <w:t>url</w:t>
+      </w:r>
+      <w:proofErr w:type="spellEnd"/>
+      <w:r>
+        <w:rPr>
+          <w:rFonts w:ascii="Times New Roman" w:hAnsi="Times New Roman" w:cs="Times New Roman"/>
+          <w:sz w:val="24"/>
+          <w:szCs w:val="24"/>
+        </w:rPr>
+        <w:t xml:space="preserve"> </w:t>
+      </w:r>
+      <w:proofErr w:type="spellStart"/>
+      <w:r>
+        <w:rPr>
+          <w:rFonts w:ascii="Times New Roman" w:hAnsi="Times New Roman" w:cs="Times New Roman"/>
+          <w:sz w:val="24"/>
+          <w:szCs w:val="24"/>
+        </w:rPr>
+        <w:t>e.g</w:t>
+      </w:r>
+      <w:proofErr w:type="spellEnd"/>
+      <w:r>
+        <w:rPr>
+          <w:rFonts w:ascii="Times New Roman" w:hAnsi="Times New Roman" w:cs="Times New Roman"/>
+          <w:sz w:val="24"/>
+          <w:szCs w:val="24"/>
+        </w:rPr>
+        <w:t xml:space="preserve"> /dashboard, it redirects the user to the login page instead.</w:t>
+      </w:r>
+    </w:p>
+    <w:p>
+      <w:pPr>
+        <w:rPr>
+          <w:rFonts w:ascii="Times New Roman" w:hAnsi="Times New Roman" w:cs="Times New Roman"/>
+          <w:sz w:val="24"/>
+          <w:szCs w:val="24"/>
+        </w:rPr>
+      </w:pPr>
+    </w:p>
+    <w:p>
+      <w:pPr>
+        <w:pStyle w:val="Heading2"/>
+      </w:pPr>
+      <w:r>
+        <w:t>7.3 Weekly Tasks.</w:t>
+      </w:r>
+    </w:p>
+    <w:p>
+      <w:pPr>
+        <w:pStyle w:val="Heading3"/>
+      </w:pPr>
+      <w:r>
+        <w:t>7.3.1 Student Portal.</w:t>
+      </w:r>
+    </w:p>
+    <w:p>
+      <w:pPr>
+        <w:keepNext/>
+      </w:pPr>
+      <w:r>
+        <w:rPr>
+          <w:noProof/>
+        </w:rPr>
+        <w:drawing>
+          <wp:inline distT="0" distB="0" distL="0" distR="0">
+            <wp:extent cx="10989325" cy="2533650"/>
+            <wp:effectExtent l="0" t="0" r="2540" b="0"/>
+            <wp:docPr id="10" name="Picture 10"/>
+            <wp:cNvGraphicFramePr>
+              <a:graphicFrameLocks xmlns:a="http://schemas.openxmlformats.org/drawingml/2006/main" noChangeAspect="1"/>
+            </wp:cNvGraphicFramePr>
+            <a:graphic xmlns:a="http://schemas.openxmlformats.org/drawingml/2006/main">
+              <a:graphicData uri="http://schemas.openxmlformats.org/drawingml/2006/picture">
+                <pic:pic xmlns:pic="http://schemas.openxmlformats.org/drawingml/2006/picture">
+                  <pic:nvPicPr>
+                    <pic:cNvPr id="10" name="student portal login.PNG"/>
+                    <pic:cNvPicPr/>
+                  </pic:nvPicPr>
+                  <pic:blipFill>
+                    <a:blip r:embed="rId34">
+                      <a:extLst>
+                        <a:ext uri="{28A0092B-C50C-407E-A947-70E740481C1C}">
+                          <a14:useLocalDpi xmlns:a14="http://schemas.microsoft.com/office/drawing/2010/main" val="0"/>
+                        </a:ext>
+                      </a:extLst>
+                    </a:blip>
+                    <a:stretch>
+                      <a:fillRect/>
+                    </a:stretch>
+                  </pic:blipFill>
+                  <pic:spPr>
+                    <a:xfrm>
+                      <a:off x="0" y="0"/>
+                      <a:ext cx="10993195" cy="2534542"/>
+                    </a:xfrm>
+                    <a:prstGeom prst="rect">
+                      <a:avLst/>
+                    </a:prstGeom>
+                  </pic:spPr>
+                </pic:pic>
+              </a:graphicData>
+            </a:graphic>
+          </wp:inline>
+        </w:drawing>
+      </w:r>
+    </w:p>
+    <w:p>
+      <w:pPr>
+        <w:pStyle w:val="Caption"/>
+      </w:pPr>
+      <w:r>
+        <w:t xml:space="preserve">Figure </w:t>
+      </w:r>
+      <w:fldSimple w:instr=" SEQ Figure \* ARABIC ">
+        <w:r>
+          <w:rPr>
+            <w:noProof/>
+          </w:rPr>
+          <w:t>32</w:t>
+        </w:r>
+      </w:fldSimple>
+      <w:r>
+        <w:t>: Student Portal registration and login.</w:t>
+      </w:r>
+    </w:p>
+    <w:p/>
+    <w:p/>
+    <w:p/>
+    <w:p>
+      <w:pPr>
+        <w:pStyle w:val="Heading3"/>
+      </w:pPr>
+    </w:p>
+    <w:p>
+      <w:pPr>
+        <w:keepNext/>
+      </w:pPr>
+      <w:r>
+        <w:rPr>
+          <w:noProof/>
+        </w:rPr>
+        <w:drawing>
+          <wp:inline distT="0" distB="0" distL="0" distR="0">
+            <wp:extent cx="7283911" cy="2581275"/>
+            <wp:effectExtent l="0" t="0" r="0" b="0"/>
+            <wp:docPr id="33" name="Picture 33"/>
+            <wp:cNvGraphicFramePr>
+              <a:graphicFrameLocks xmlns:a="http://schemas.openxmlformats.org/drawingml/2006/main" noChangeAspect="1"/>
+            </wp:cNvGraphicFramePr>
+            <a:graphic xmlns:a="http://schemas.openxmlformats.org/drawingml/2006/main">
+              <a:graphicData uri="http://schemas.openxmlformats.org/drawingml/2006/picture">
+                <pic:pic xmlns:pic="http://schemas.openxmlformats.org/drawingml/2006/picture">
+                  <pic:nvPicPr>
+                    <pic:cNvPr id="33" name="student portal dashboard.PNG"/>
+                    <pic:cNvPicPr/>
+                  </pic:nvPicPr>
+                  <pic:blipFill>
+                    <a:blip r:embed="rId35">
+                      <a:extLst>
+                        <a:ext uri="{28A0092B-C50C-407E-A947-70E740481C1C}">
+                          <a14:useLocalDpi xmlns:a14="http://schemas.microsoft.com/office/drawing/2010/main" val="0"/>
+                        </a:ext>
+                      </a:extLst>
+                    </a:blip>
+                    <a:stretch>
+                      <a:fillRect/>
+                    </a:stretch>
+                  </pic:blipFill>
+                  <pic:spPr>
+                    <a:xfrm>
+                      <a:off x="0" y="0"/>
+                      <a:ext cx="7289253" cy="2583168"/>
+                    </a:xfrm>
+                    <a:prstGeom prst="rect">
+                      <a:avLst/>
+                    </a:prstGeom>
+                  </pic:spPr>
+                </pic:pic>
+              </a:graphicData>
+            </a:graphic>
+          </wp:inline>
+        </w:drawing>
+      </w:r>
+    </w:p>
+    <w:p>
+      <w:pPr>
+        <w:pStyle w:val="Caption"/>
+      </w:pPr>
+      <w:r>
+        <w:t xml:space="preserve">Figure </w:t>
+      </w:r>
+      <w:fldSimple w:instr=" SEQ Figure \* ARABIC ">
+        <w:r>
+          <w:rPr>
+            <w:noProof/>
+          </w:rPr>
+          <w:t>33</w:t>
+        </w:r>
+      </w:fldSimple>
+      <w:r>
+        <w:t>: Student portal dashboard details.</w:t>
+      </w:r>
+    </w:p>
+    <w:p/>
+    <w:p/>
+    <w:p>
+      <w:pPr>
+        <w:pStyle w:val="Heading3"/>
+      </w:pPr>
+      <w:r>
+        <w:t>7.3.2 Employee Portal.</w:t>
+      </w:r>
+    </w:p>
+    <w:p>
+      <w:pPr>
+        <w:keepNext/>
+      </w:pPr>
+      <w:r>
+        <w:rPr>
+          <w:noProof/>
+        </w:rPr>
+        <w:drawing>
+          <wp:inline distT="0" distB="0" distL="0" distR="0">
+            <wp:extent cx="6844054" cy="2876550"/>
+            <wp:effectExtent l="0" t="0" r="0" b="0"/>
+            <wp:docPr id="35" name="Picture 35"/>
+            <wp:cNvGraphicFramePr>
+              <a:graphicFrameLocks xmlns:a="http://schemas.openxmlformats.org/drawingml/2006/main" noChangeAspect="1"/>
+            </wp:cNvGraphicFramePr>
+            <a:graphic xmlns:a="http://schemas.openxmlformats.org/drawingml/2006/main">
+              <a:graphicData uri="http://schemas.openxmlformats.org/drawingml/2006/picture">
+                <pic:pic xmlns:pic="http://schemas.openxmlformats.org/drawingml/2006/picture">
+                  <pic:nvPicPr>
+                    <pic:cNvPr id="35" name="employee portal registration.PNG"/>
+                    <pic:cNvPicPr/>
+                  </pic:nvPicPr>
+                  <pic:blipFill>
+                    <a:blip r:embed="rId36">
+                      <a:extLst>
+                        <a:ext uri="{28A0092B-C50C-407E-A947-70E740481C1C}">
+                          <a14:useLocalDpi xmlns:a14="http://schemas.microsoft.com/office/drawing/2010/main" val="0"/>
+                        </a:ext>
+                      </a:extLst>
+                    </a:blip>
+                    <a:stretch>
+                      <a:fillRect/>
+                    </a:stretch>
+                  </pic:blipFill>
+                  <pic:spPr>
+                    <a:xfrm>
+                      <a:off x="0" y="0"/>
+                      <a:ext cx="6849008" cy="2878632"/>
+                    </a:xfrm>
+                    <a:prstGeom prst="rect">
+                      <a:avLst/>
+                    </a:prstGeom>
+                  </pic:spPr>
+                </pic:pic>
+              </a:graphicData>
+            </a:graphic>
+          </wp:inline>
+        </w:drawing>
+      </w:r>
+    </w:p>
+    <w:p>
+      <w:pPr>
+        <w:pStyle w:val="Caption"/>
+      </w:pPr>
+      <w:r>
+        <w:t xml:space="preserve">Figure </w:t>
+      </w:r>
+      <w:fldSimple w:instr=" SEQ Figure \* ARABIC ">
+        <w:r>
+          <w:rPr>
+            <w:noProof/>
+          </w:rPr>
+          <w:t>34</w:t>
+        </w:r>
+      </w:fldSimple>
+      <w:r>
+        <w:t>: Employee portal registration and login.</w:t>
+      </w:r>
+    </w:p>
+    <w:p/>
+    <w:p/>
+    <w:p/>
+    <w:p>
+      <w:pPr>
+        <w:keepNext/>
+      </w:pPr>
+      <w:r>
+        <w:rPr>
+          <w:noProof/>
+        </w:rPr>
+        <w:lastRenderedPageBreak/>
+        <w:drawing>
+          <wp:inline distT="0" distB="0" distL="0" distR="0">
+            <wp:extent cx="7238246" cy="3124200"/>
+            <wp:effectExtent l="0" t="0" r="1270" b="0"/>
+            <wp:docPr id="36" name="Picture 36"/>
+            <wp:cNvGraphicFramePr>
+              <a:graphicFrameLocks xmlns:a="http://schemas.openxmlformats.org/drawingml/2006/main" noChangeAspect="1"/>
+            </wp:cNvGraphicFramePr>
+            <a:graphic xmlns:a="http://schemas.openxmlformats.org/drawingml/2006/main">
+              <a:graphicData uri="http://schemas.openxmlformats.org/drawingml/2006/picture">
+                <pic:pic xmlns:pic="http://schemas.openxmlformats.org/drawingml/2006/picture">
+                  <pic:nvPicPr>
+                    <pic:cNvPr id="36" name="employee portal work.PNG"/>
+                    <pic:cNvPicPr/>
+                  </pic:nvPicPr>
+                  <pic:blipFill>
+                    <a:blip r:embed="rId37">
+                      <a:extLst>
+                        <a:ext uri="{28A0092B-C50C-407E-A947-70E740481C1C}">
+                          <a14:useLocalDpi xmlns:a14="http://schemas.microsoft.com/office/drawing/2010/main" val="0"/>
+                        </a:ext>
+                      </a:extLst>
+                    </a:blip>
+                    <a:stretch>
+                      <a:fillRect/>
+                    </a:stretch>
+                  </pic:blipFill>
+                  <pic:spPr>
+                    <a:xfrm>
+                      <a:off x="0" y="0"/>
+                      <a:ext cx="7243442" cy="3126443"/>
+                    </a:xfrm>
+                    <a:prstGeom prst="rect">
+                      <a:avLst/>
+                    </a:prstGeom>
+                  </pic:spPr>
+                </pic:pic>
+              </a:graphicData>
+            </a:graphic>
+          </wp:inline>
+        </w:drawing>
+      </w:r>
+    </w:p>
+    <w:p>
+      <w:pPr>
+        <w:pStyle w:val="Caption"/>
+      </w:pPr>
+      <w:r>
+        <w:t xml:space="preserve">Figure </w:t>
+      </w:r>
+      <w:fldSimple w:instr=" SEQ Figure \* ARABIC ">
+        <w:r>
+          <w:rPr>
+            <w:noProof/>
+          </w:rPr>
+          <w:t>35</w:t>
+        </w:r>
+      </w:fldSimple>
+      <w:r>
+        <w:t>: Employee portal dashboard.</w:t>
+      </w:r>
+    </w:p>
+    <w:p/>
+    <w:p>
+      <w:pPr>
+        <w:rPr>
+          <w:rFonts w:ascii="Times New Roman" w:hAnsi="Times New Roman" w:cs="Times New Roman"/>
+          <w:sz w:val="24"/>
+          <w:szCs w:val="24"/>
+        </w:rPr>
+      </w:pPr>
+      <w:r>
+        <w:rPr>
+          <w:rFonts w:ascii="Times New Roman" w:hAnsi="Times New Roman" w:cs="Times New Roman"/>
+          <w:sz w:val="24"/>
+          <w:szCs w:val="24"/>
+        </w:rPr>
+        <w:t xml:space="preserve">The routes are structured in a way that if you try to write the destination in the </w:t>
+      </w:r>
+      <w:proofErr w:type="spellStart"/>
+      <w:r>
+        <w:rPr>
+          <w:rFonts w:ascii="Times New Roman" w:hAnsi="Times New Roman" w:cs="Times New Roman"/>
+          <w:sz w:val="24"/>
+          <w:szCs w:val="24"/>
+        </w:rPr>
+        <w:t>url</w:t>
+      </w:r>
+      <w:proofErr w:type="spellEnd"/>
+      <w:r>
+        <w:rPr>
+          <w:rFonts w:ascii="Times New Roman" w:hAnsi="Times New Roman" w:cs="Times New Roman"/>
+          <w:sz w:val="24"/>
+          <w:szCs w:val="24"/>
+        </w:rPr>
+        <w:t xml:space="preserve"> </w:t>
+      </w:r>
+      <w:proofErr w:type="spellStart"/>
+      <w:r>
+        <w:rPr>
+          <w:rFonts w:ascii="Times New Roman" w:hAnsi="Times New Roman" w:cs="Times New Roman"/>
+          <w:sz w:val="24"/>
+          <w:szCs w:val="24"/>
+        </w:rPr>
+        <w:t>e.g</w:t>
+      </w:r>
+      <w:proofErr w:type="spellEnd"/>
+      <w:r>
+        <w:rPr>
+          <w:rFonts w:ascii="Times New Roman" w:hAnsi="Times New Roman" w:cs="Times New Roman"/>
+          <w:sz w:val="24"/>
+          <w:szCs w:val="24"/>
+        </w:rPr>
+        <w:t xml:space="preserve"> /dashboard, it redirects the user to the login page instead.</w:t>
+      </w:r>
+      <w:r>
+        <w:rPr>
+          <w:rFonts w:ascii="Times New Roman" w:hAnsi="Times New Roman" w:cs="Times New Roman"/>
+          <w:sz w:val="24"/>
+          <w:szCs w:val="24"/>
+        </w:rPr>
+        <w:t xml:space="preserve"> Some routes such as \logout and /dashboard require authentication, meaning an already registered account that’s logged in to function.</w:t>
+      </w:r>
       <w:bookmarkStart w:id="79" w:name="_GoBack"/>
       <w:bookmarkEnd w:id="79"/>
     </w:p>
+    <w:p/>
     <w:sectPr>
       <w:pgSz w:w="12240" w:h="15840"/>
       <w:pgMar w:top="1440" w:right="1440" w:bottom="1440" w:left="1440" w:header="720" w:footer="720" w:gutter="0"/>
@@ -8892,6 +9705,28 @@
       <w:szCs w:val="26"/>
     </w:rPr>
   </w:style>
+  <w:style w:type="paragraph" w:styleId="Heading3">
+    <w:name w:val="heading 3"/>
+    <w:basedOn w:val="Normal"/>
+    <w:next w:val="Normal"/>
+    <w:link w:val="Heading3Char"/>
+    <w:uiPriority w:val="9"/>
+    <w:unhideWhenUsed/>
+    <w:qFormat/>
+    <w:rsid w:val="004279E9"/>
+    <w:pPr>
+      <w:keepNext/>
+      <w:keepLines/>
+      <w:spacing w:before="40" w:after="0"/>
+      <w:outlineLvl w:val="2"/>
+    </w:pPr>
+    <w:rPr>
+      <w:rFonts w:asciiTheme="majorHAnsi" w:eastAsiaTheme="majorEastAsia" w:hAnsiTheme="majorHAnsi" w:cstheme="majorBidi"/>
+      <w:color w:val="1F3763" w:themeColor="accent1" w:themeShade="7F"/>
+      <w:sz w:val="24"/>
+      <w:szCs w:val="24"/>
+    </w:rPr>
+  </w:style>
   <w:style w:type="character" w:default="1" w:styleId="DefaultParagraphFont">
     <w:name w:val="Default Paragraph Font"/>
     <w:uiPriority w:val="1"/>
@@ -9034,6 +9869,19 @@
       <w:rFonts w:ascii="Courier New" w:eastAsia="Times New Roman" w:hAnsi="Courier New" w:cs="Courier New"/>
       <w:sz w:val="20"/>
       <w:szCs w:val="20"/>
+    </w:rPr>
+  </w:style>
+  <w:style w:type="character" w:customStyle="1" w:styleId="Heading3Char">
+    <w:name w:val="Heading 3 Char"/>
+    <w:basedOn w:val="DefaultParagraphFont"/>
+    <w:link w:val="Heading3"/>
+    <w:uiPriority w:val="9"/>
+    <w:rsid w:val="004279E9"/>
+    <w:rPr>
+      <w:rFonts w:asciiTheme="majorHAnsi" w:eastAsiaTheme="majorEastAsia" w:hAnsiTheme="majorHAnsi" w:cstheme="majorBidi"/>
+      <w:color w:val="1F3763" w:themeColor="accent1" w:themeShade="7F"/>
+      <w:sz w:val="24"/>
+      <w:szCs w:val="24"/>
     </w:rPr>
   </w:style>
 </w:styles>
@@ -9339,7 +10187,7 @@
 </file>
 
 <file path=customXml/itemProps1.xml><?xml version="1.0" encoding="utf-8"?>
-<ds:datastoreItem xmlns:ds="http://schemas.openxmlformats.org/officeDocument/2006/customXml" ds:itemID="{407329AE-D71B-4D5B-845C-D08C2CFEE138}">
+<ds:datastoreItem xmlns:ds="http://schemas.openxmlformats.org/officeDocument/2006/customXml" ds:itemID="{DA8DE90C-0516-463C-92EF-B2B341A3A3C0}">
   <ds:schemaRefs>
     <ds:schemaRef ds:uri="http://schemas.openxmlformats.org/officeDocument/2006/bibliography"/>
   </ds:schemaRefs>

--- a/Advanced web Documentation.docx
+++ b/Advanced web Documentation.docx
@@ -4529,27 +4529,14 @@
       <w:r>
         <w:t xml:space="preserve">Figure </w:t>
       </w:r>
-      <w:r>
-        <w:fldChar w:fldCharType="begin"/>
-      </w:r>
-      <w:r>
-        <w:instrText xml:space="preserve"> SEQ Figure \* ARABIC </w:instrText>
-      </w:r>
-      <w:r>
-        <w:fldChar w:fldCharType="separate"/>
-      </w:r>
-      <w:r>
-        <w:rPr>
-          <w:noProof/>
-        </w:rPr>
-        <w:t>1</w:t>
-      </w:r>
-      <w:r>
-        <w:rPr>
-          <w:noProof/>
-        </w:rPr>
-        <w:fldChar w:fldCharType="end"/>
-      </w:r>
+      <w:fldSimple w:instr=" SEQ Figure \* ARABIC ">
+        <w:r>
+          <w:rPr>
+            <w:noProof/>
+          </w:rPr>
+          <w:t>1</w:t>
+        </w:r>
+      </w:fldSimple>
       <w:r>
         <w:t>: MongoDB setup</w:t>
       </w:r>
@@ -4650,27 +4637,14 @@
       <w:r>
         <w:t xml:space="preserve">Figure </w:t>
       </w:r>
-      <w:r>
-        <w:fldChar w:fldCharType="begin"/>
-      </w:r>
-      <w:r>
-        <w:instrText xml:space="preserve"> SEQ Figure \* ARABIC </w:instrText>
-      </w:r>
-      <w:r>
-        <w:fldChar w:fldCharType="separate"/>
-      </w:r>
-      <w:r>
-        <w:rPr>
-          <w:noProof/>
-        </w:rPr>
-        <w:t>2</w:t>
-      </w:r>
-      <w:r>
-        <w:rPr>
-          <w:noProof/>
-        </w:rPr>
-        <w:fldChar w:fldCharType="end"/>
-      </w:r>
+      <w:fldSimple w:instr=" SEQ Figure \* ARABIC ">
+        <w:r>
+          <w:rPr>
+            <w:noProof/>
+          </w:rPr>
+          <w:t>2</w:t>
+        </w:r>
+      </w:fldSimple>
       <w:r>
         <w:t xml:space="preserve">: </w:t>
       </w:r>
@@ -4743,27 +4717,14 @@
       <w:r>
         <w:t xml:space="preserve">Figure </w:t>
       </w:r>
-      <w:r>
-        <w:fldChar w:fldCharType="begin"/>
-      </w:r>
-      <w:r>
-        <w:instrText xml:space="preserve"> SEQ Figure \* ARABIC </w:instrText>
-      </w:r>
-      <w:r>
-        <w:fldChar w:fldCharType="separate"/>
-      </w:r>
-      <w:r>
-        <w:rPr>
-          <w:noProof/>
-        </w:rPr>
-        <w:t>3</w:t>
-      </w:r>
-      <w:r>
-        <w:rPr>
-          <w:noProof/>
-        </w:rPr>
-        <w:fldChar w:fldCharType="end"/>
-      </w:r>
+      <w:fldSimple w:instr=" SEQ Figure \* ARABIC ">
+        <w:r>
+          <w:rPr>
+            <w:noProof/>
+          </w:rPr>
+          <w:t>3</w:t>
+        </w:r>
+      </w:fldSimple>
       <w:r>
         <w:t xml:space="preserve">: Weekly </w:t>
       </w:r>
@@ -4848,27 +4809,14 @@
       <w:r>
         <w:t xml:space="preserve">Figure </w:t>
       </w:r>
-      <w:r>
-        <w:fldChar w:fldCharType="begin"/>
-      </w:r>
-      <w:r>
-        <w:instrText xml:space="preserve"> SEQ Figure \* ARABIC </w:instrText>
-      </w:r>
-      <w:r>
-        <w:fldChar w:fldCharType="separate"/>
-      </w:r>
-      <w:r>
-        <w:rPr>
-          <w:noProof/>
-        </w:rPr>
-        <w:t>4</w:t>
-      </w:r>
-      <w:r>
-        <w:rPr>
-          <w:noProof/>
-        </w:rPr>
-        <w:fldChar w:fldCharType="end"/>
-      </w:r>
+      <w:fldSimple w:instr=" SEQ Figure \* ARABIC ">
+        <w:r>
+          <w:rPr>
+            <w:noProof/>
+          </w:rPr>
+          <w:t>4</w:t>
+        </w:r>
+      </w:fldSimple>
       <w:r>
         <w:t>: Hello World! page</w:t>
       </w:r>
@@ -5016,27 +4964,14 @@
       <w:r>
         <w:t xml:space="preserve">Figure </w:t>
       </w:r>
-      <w:r>
-        <w:fldChar w:fldCharType="begin"/>
-      </w:r>
-      <w:r>
-        <w:instrText xml:space="preserve"> SEQ Figure \* ARABIC </w:instrText>
-      </w:r>
-      <w:r>
-        <w:fldChar w:fldCharType="separate"/>
-      </w:r>
-      <w:r>
-        <w:rPr>
-          <w:noProof/>
-        </w:rPr>
-        <w:t>5</w:t>
-      </w:r>
-      <w:r>
-        <w:rPr>
-          <w:noProof/>
-        </w:rPr>
-        <w:fldChar w:fldCharType="end"/>
-      </w:r>
+      <w:fldSimple w:instr=" SEQ Figure \* ARABIC ">
+        <w:r>
+          <w:rPr>
+            <w:noProof/>
+          </w:rPr>
+          <w:t>5</w:t>
+        </w:r>
+      </w:fldSimple>
       <w:r>
         <w:t xml:space="preserve">: </w:t>
       </w:r>
@@ -5119,27 +5054,14 @@
       <w:r>
         <w:t xml:space="preserve">Figure </w:t>
       </w:r>
-      <w:r>
-        <w:fldChar w:fldCharType="begin"/>
-      </w:r>
-      <w:r>
-        <w:instrText xml:space="preserve"> SEQ Figure \* ARABIC </w:instrText>
-      </w:r>
-      <w:r>
-        <w:fldChar w:fldCharType="separate"/>
-      </w:r>
-      <w:r>
-        <w:rPr>
-          <w:noProof/>
-        </w:rPr>
-        <w:t>6</w:t>
-      </w:r>
-      <w:r>
-        <w:rPr>
-          <w:noProof/>
-        </w:rPr>
-        <w:fldChar w:fldCharType="end"/>
-      </w:r>
+      <w:fldSimple w:instr=" SEQ Figure \* ARABIC ">
+        <w:r>
+          <w:rPr>
+            <w:noProof/>
+          </w:rPr>
+          <w:t>6</w:t>
+        </w:r>
+      </w:fldSimple>
       <w:r>
         <w:t>:</w:t>
       </w:r>
@@ -5225,27 +5147,14 @@
       <w:r>
         <w:t xml:space="preserve">Figure </w:t>
       </w:r>
-      <w:r>
-        <w:fldChar w:fldCharType="begin"/>
-      </w:r>
-      <w:r>
-        <w:instrText xml:space="preserve"> SEQ Figure \* ARABIC </w:instrText>
-      </w:r>
-      <w:r>
-        <w:fldChar w:fldCharType="separate"/>
-      </w:r>
-      <w:r>
-        <w:rPr>
-          <w:noProof/>
-        </w:rPr>
-        <w:t>7</w:t>
-      </w:r>
-      <w:r>
-        <w:rPr>
-          <w:noProof/>
-        </w:rPr>
-        <w:fldChar w:fldCharType="end"/>
-      </w:r>
+      <w:fldSimple w:instr=" SEQ Figure \* ARABIC ">
+        <w:r>
+          <w:rPr>
+            <w:noProof/>
+          </w:rPr>
+          <w:t>7</w:t>
+        </w:r>
+      </w:fldSimple>
       <w:r>
         <w:t>: Language prediction code and output.</w:t>
       </w:r>
@@ -5327,27 +5236,14 @@
       <w:r>
         <w:t xml:space="preserve">Figure </w:t>
       </w:r>
-      <w:r>
-        <w:fldChar w:fldCharType="begin"/>
-      </w:r>
-      <w:r>
-        <w:instrText xml:space="preserve"> SEQ Figure \* ARABIC </w:instrText>
-      </w:r>
-      <w:r>
-        <w:fldChar w:fldCharType="separate"/>
-      </w:r>
-      <w:r>
-        <w:rPr>
-          <w:noProof/>
-        </w:rPr>
-        <w:t>8</w:t>
-      </w:r>
-      <w:r>
-        <w:rPr>
-          <w:noProof/>
-        </w:rPr>
-        <w:fldChar w:fldCharType="end"/>
-      </w:r>
+      <w:fldSimple w:instr=" SEQ Figure \* ARABIC ">
+        <w:r>
+          <w:rPr>
+            <w:noProof/>
+          </w:rPr>
+          <w:t>8</w:t>
+        </w:r>
+      </w:fldSimple>
       <w:r>
         <w:t>:</w:t>
       </w:r>
@@ -5497,27 +5393,14 @@
       <w:r>
         <w:t xml:space="preserve">Figure </w:t>
       </w:r>
-      <w:r>
-        <w:fldChar w:fldCharType="begin"/>
-      </w:r>
-      <w:r>
-        <w:instrText xml:space="preserve"> SEQ Figure \* ARABIC </w:instrText>
-      </w:r>
-      <w:r>
-        <w:fldChar w:fldCharType="separate"/>
-      </w:r>
-      <w:r>
-        <w:rPr>
-          <w:noProof/>
-        </w:rPr>
-        <w:t>9</w:t>
-      </w:r>
-      <w:r>
-        <w:rPr>
-          <w:noProof/>
-        </w:rPr>
-        <w:fldChar w:fldCharType="end"/>
-      </w:r>
+      <w:fldSimple w:instr=" SEQ Figure \* ARABIC ">
+        <w:r>
+          <w:rPr>
+            <w:noProof/>
+          </w:rPr>
+          <w:t>9</w:t>
+        </w:r>
+      </w:fldSimple>
       <w:r>
         <w:t>: Login Form</w:t>
       </w:r>
@@ -5584,27 +5467,14 @@
       <w:r>
         <w:t xml:space="preserve">Figure </w:t>
       </w:r>
-      <w:r>
-        <w:fldChar w:fldCharType="begin"/>
-      </w:r>
-      <w:r>
-        <w:instrText xml:space="preserve"> SEQ Figure \* ARABIC </w:instrText>
-      </w:r>
-      <w:r>
-        <w:fldChar w:fldCharType="separate"/>
-      </w:r>
-      <w:r>
-        <w:rPr>
-          <w:noProof/>
-        </w:rPr>
-        <w:t>10</w:t>
-      </w:r>
-      <w:r>
-        <w:rPr>
-          <w:noProof/>
-        </w:rPr>
-        <w:fldChar w:fldCharType="end"/>
-      </w:r>
+      <w:fldSimple w:instr=" SEQ Figure \* ARABIC ">
+        <w:r>
+          <w:rPr>
+            <w:noProof/>
+          </w:rPr>
+          <w:t>10</w:t>
+        </w:r>
+      </w:fldSimple>
       <w:r>
         <w:t>: Register Form</w:t>
       </w:r>
@@ -5704,27 +5574,14 @@
       <w:r>
         <w:t xml:space="preserve">Figure </w:t>
       </w:r>
-      <w:r>
-        <w:fldChar w:fldCharType="begin"/>
-      </w:r>
-      <w:r>
-        <w:instrText xml:space="preserve"> SEQ Figure \* ARABIC </w:instrText>
-      </w:r>
-      <w:r>
-        <w:fldChar w:fldCharType="separate"/>
-      </w:r>
-      <w:r>
-        <w:rPr>
-          <w:noProof/>
-        </w:rPr>
-        <w:t>11</w:t>
-      </w:r>
-      <w:r>
-        <w:rPr>
-          <w:noProof/>
-        </w:rPr>
-        <w:fldChar w:fldCharType="end"/>
-      </w:r>
+      <w:fldSimple w:instr=" SEQ Figure \* ARABIC ">
+        <w:r>
+          <w:rPr>
+            <w:noProof/>
+          </w:rPr>
+          <w:t>11</w:t>
+        </w:r>
+      </w:fldSimple>
       <w:r>
         <w:t>:Code snippet of the user model</w:t>
       </w:r>
@@ -5813,27 +5670,14 @@
       <w:r>
         <w:t xml:space="preserve">Figure </w:t>
       </w:r>
-      <w:r>
-        <w:fldChar w:fldCharType="begin"/>
-      </w:r>
-      <w:r>
-        <w:instrText xml:space="preserve"> SEQ Figure \* ARABIC </w:instrText>
-      </w:r>
-      <w:r>
-        <w:fldChar w:fldCharType="separate"/>
-      </w:r>
-      <w:r>
-        <w:rPr>
-          <w:noProof/>
-        </w:rPr>
-        <w:t>12</w:t>
-      </w:r>
-      <w:r>
-        <w:rPr>
-          <w:noProof/>
-        </w:rPr>
-        <w:fldChar w:fldCharType="end"/>
-      </w:r>
+      <w:fldSimple w:instr=" SEQ Figure \* ARABIC ">
+        <w:r>
+          <w:rPr>
+            <w:noProof/>
+          </w:rPr>
+          <w:t>12</w:t>
+        </w:r>
+      </w:fldSimple>
       <w:r>
         <w:t>: Login validation Code Snippet</w:t>
       </w:r>
@@ -5952,27 +5796,14 @@
       <w:r>
         <w:t xml:space="preserve">Figure </w:t>
       </w:r>
-      <w:r>
-        <w:fldChar w:fldCharType="begin"/>
-      </w:r>
-      <w:r>
-        <w:instrText xml:space="preserve"> SEQ Figure \* ARABIC </w:instrText>
-      </w:r>
-      <w:r>
-        <w:fldChar w:fldCharType="separate"/>
-      </w:r>
-      <w:r>
-        <w:rPr>
-          <w:noProof/>
-        </w:rPr>
-        <w:t>13</w:t>
-      </w:r>
-      <w:r>
-        <w:rPr>
-          <w:noProof/>
-        </w:rPr>
-        <w:fldChar w:fldCharType="end"/>
-      </w:r>
+      <w:fldSimple w:instr=" SEQ Figure \* ARABIC ">
+        <w:r>
+          <w:rPr>
+            <w:noProof/>
+          </w:rPr>
+          <w:t>13</w:t>
+        </w:r>
+      </w:fldSimple>
       <w:r>
         <w:t>: Login Form Screenshot</w:t>
       </w:r>
@@ -6049,27 +5880,14 @@
       <w:r>
         <w:t xml:space="preserve">Figure </w:t>
       </w:r>
-      <w:r>
-        <w:fldChar w:fldCharType="begin"/>
-      </w:r>
-      <w:r>
-        <w:instrText xml:space="preserve"> SEQ Figure \* ARABIC </w:instrText>
-      </w:r>
-      <w:r>
-        <w:fldChar w:fldCharType="separate"/>
-      </w:r>
-      <w:r>
-        <w:rPr>
-          <w:noProof/>
-        </w:rPr>
-        <w:t>14</w:t>
-      </w:r>
-      <w:r>
-        <w:rPr>
-          <w:noProof/>
-        </w:rPr>
-        <w:fldChar w:fldCharType="end"/>
-      </w:r>
+      <w:fldSimple w:instr=" SEQ Figure \* ARABIC ">
+        <w:r>
+          <w:rPr>
+            <w:noProof/>
+          </w:rPr>
+          <w:t>14</w:t>
+        </w:r>
+      </w:fldSimple>
       <w:r>
         <w:t>: Login successful</w:t>
       </w:r>
@@ -6156,27 +5974,14 @@
       <w:r>
         <w:t xml:space="preserve">Figure </w:t>
       </w:r>
-      <w:r>
-        <w:fldChar w:fldCharType="begin"/>
-      </w:r>
-      <w:r>
-        <w:instrText xml:space="preserve"> SEQ Figure \* ARABIC </w:instrText>
-      </w:r>
-      <w:r>
-        <w:fldChar w:fldCharType="separate"/>
-      </w:r>
-      <w:r>
-        <w:rPr>
-          <w:noProof/>
-        </w:rPr>
-        <w:t>15</w:t>
-      </w:r>
-      <w:r>
-        <w:rPr>
-          <w:noProof/>
-        </w:rPr>
-        <w:fldChar w:fldCharType="end"/>
-      </w:r>
+      <w:fldSimple w:instr=" SEQ Figure \* ARABIC ">
+        <w:r>
+          <w:rPr>
+            <w:noProof/>
+          </w:rPr>
+          <w:t>15</w:t>
+        </w:r>
+      </w:fldSimple>
       <w:r>
         <w:t>: File structure</w:t>
       </w:r>
@@ -6259,27 +6064,14 @@
       <w:r>
         <w:t xml:space="preserve">Figure </w:t>
       </w:r>
-      <w:r>
-        <w:fldChar w:fldCharType="begin"/>
-      </w:r>
-      <w:r>
-        <w:instrText xml:space="preserve"> SEQ Figure \* ARABIC </w:instrText>
-      </w:r>
-      <w:r>
-        <w:fldChar w:fldCharType="separate"/>
-      </w:r>
-      <w:r>
-        <w:rPr>
-          <w:noProof/>
-        </w:rPr>
-        <w:t>16</w:t>
-      </w:r>
-      <w:r>
-        <w:rPr>
-          <w:noProof/>
-        </w:rPr>
-        <w:fldChar w:fldCharType="end"/>
-      </w:r>
+      <w:fldSimple w:instr=" SEQ Figure \* ARABIC ">
+        <w:r>
+          <w:rPr>
+            <w:noProof/>
+          </w:rPr>
+          <w:t>16</w:t>
+        </w:r>
+      </w:fldSimple>
       <w:r>
         <w:t>: Database Connected Successfully</w:t>
       </w:r>
@@ -6380,27 +6172,14 @@
       <w:r>
         <w:t xml:space="preserve">Figure </w:t>
       </w:r>
-      <w:r>
-        <w:fldChar w:fldCharType="begin"/>
-      </w:r>
-      <w:r>
-        <w:instrText xml:space="preserve"> SEQ Figure \* ARABIC </w:instrText>
-      </w:r>
-      <w:r>
-        <w:fldChar w:fldCharType="separate"/>
-      </w:r>
-      <w:r>
-        <w:rPr>
-          <w:noProof/>
-        </w:rPr>
-        <w:t>17</w:t>
-      </w:r>
-      <w:r>
-        <w:rPr>
-          <w:noProof/>
-        </w:rPr>
-        <w:fldChar w:fldCharType="end"/>
-      </w:r>
+      <w:fldSimple w:instr=" SEQ Figure \* ARABIC ">
+        <w:r>
+          <w:rPr>
+            <w:noProof/>
+          </w:rPr>
+          <w:t>17</w:t>
+        </w:r>
+      </w:fldSimple>
       <w:r>
         <w:t>: Project pushed updates</w:t>
       </w:r>
@@ -6501,27 +6280,14 @@
       <w:r>
         <w:t xml:space="preserve">Figure </w:t>
       </w:r>
-      <w:r>
-        <w:fldChar w:fldCharType="begin"/>
-      </w:r>
-      <w:r>
-        <w:instrText xml:space="preserve"> SEQ Figure \* ARABIC </w:instrText>
-      </w:r>
-      <w:r>
-        <w:fldChar w:fldCharType="separate"/>
-      </w:r>
-      <w:r>
-        <w:rPr>
-          <w:noProof/>
-        </w:rPr>
-        <w:t>18</w:t>
-      </w:r>
-      <w:r>
-        <w:rPr>
-          <w:noProof/>
-        </w:rPr>
-        <w:fldChar w:fldCharType="end"/>
-      </w:r>
+      <w:fldSimple w:instr=" SEQ Figure \* ARABIC ">
+        <w:r>
+          <w:rPr>
+            <w:noProof/>
+          </w:rPr>
+          <w:t>18</w:t>
+        </w:r>
+      </w:fldSimple>
       <w:r>
         <w:t>: Screenshot of the Database</w:t>
       </w:r>
@@ -6631,27 +6397,14 @@
       <w:r>
         <w:t xml:space="preserve">Figure </w:t>
       </w:r>
-      <w:r>
-        <w:fldChar w:fldCharType="begin"/>
-      </w:r>
-      <w:r>
-        <w:instrText xml:space="preserve"> SEQ Figure \* ARABIC </w:instrText>
-      </w:r>
-      <w:r>
-        <w:fldChar w:fldCharType="separate"/>
-      </w:r>
-      <w:r>
-        <w:rPr>
-          <w:noProof/>
-        </w:rPr>
-        <w:t>19</w:t>
-      </w:r>
-      <w:r>
-        <w:rPr>
-          <w:noProof/>
-        </w:rPr>
-        <w:fldChar w:fldCharType="end"/>
-      </w:r>
+      <w:fldSimple w:instr=" SEQ Figure \* ARABIC ">
+        <w:r>
+          <w:rPr>
+            <w:noProof/>
+          </w:rPr>
+          <w:t>19</w:t>
+        </w:r>
+      </w:fldSimple>
       <w:r>
         <w:t>: User model created</w:t>
       </w:r>
@@ -6733,27 +6486,14 @@
       <w:r>
         <w:t xml:space="preserve">Figure </w:t>
       </w:r>
-      <w:r>
-        <w:fldChar w:fldCharType="begin"/>
-      </w:r>
-      <w:r>
-        <w:instrText xml:space="preserve"> SEQ Figure \* ARABIC </w:instrText>
-      </w:r>
-      <w:r>
-        <w:fldChar w:fldCharType="separate"/>
-      </w:r>
-      <w:r>
-        <w:rPr>
-          <w:noProof/>
-        </w:rPr>
-        <w:t>20</w:t>
-      </w:r>
-      <w:r>
-        <w:rPr>
-          <w:noProof/>
-        </w:rPr>
-        <w:fldChar w:fldCharType="end"/>
-      </w:r>
+      <w:fldSimple w:instr=" SEQ Figure \* ARABIC ">
+        <w:r>
+          <w:rPr>
+            <w:noProof/>
+          </w:rPr>
+          <w:t>20</w:t>
+        </w:r>
+      </w:fldSimple>
       <w:r>
         <w:t>: Code Snippet of the user creation</w:t>
       </w:r>
@@ -6820,27 +6560,14 @@
       <w:r>
         <w:t xml:space="preserve">Figure </w:t>
       </w:r>
-      <w:r>
-        <w:fldChar w:fldCharType="begin"/>
-      </w:r>
-      <w:r>
-        <w:instrText xml:space="preserve"> SEQ Figure \* ARABIC </w:instrText>
-      </w:r>
-      <w:r>
-        <w:fldChar w:fldCharType="separate"/>
-      </w:r>
-      <w:r>
-        <w:rPr>
-          <w:noProof/>
-        </w:rPr>
-        <w:t>21</w:t>
-      </w:r>
-      <w:r>
-        <w:rPr>
-          <w:noProof/>
-        </w:rPr>
-        <w:fldChar w:fldCharType="end"/>
-      </w:r>
+      <w:fldSimple w:instr=" SEQ Figure \* ARABIC ">
+        <w:r>
+          <w:rPr>
+            <w:noProof/>
+          </w:rPr>
+          <w:t>21</w:t>
+        </w:r>
+      </w:fldSimple>
       <w:r>
         <w:t>: Update</w:t>
       </w:r>
@@ -6933,27 +6660,14 @@
       <w:r>
         <w:t xml:space="preserve">Figure </w:t>
       </w:r>
-      <w:r>
-        <w:fldChar w:fldCharType="begin"/>
-      </w:r>
-      <w:r>
-        <w:instrText xml:space="preserve"> SEQ Figure \* ARABIC </w:instrText>
-      </w:r>
-      <w:r>
-        <w:fldChar w:fldCharType="separate"/>
-      </w:r>
-      <w:r>
-        <w:rPr>
-          <w:noProof/>
-        </w:rPr>
-        <w:t>22</w:t>
-      </w:r>
-      <w:r>
-        <w:rPr>
-          <w:noProof/>
-        </w:rPr>
-        <w:fldChar w:fldCharType="end"/>
-      </w:r>
+      <w:fldSimple w:instr=" SEQ Figure \* ARABIC ">
+        <w:r>
+          <w:rPr>
+            <w:noProof/>
+          </w:rPr>
+          <w:t>22</w:t>
+        </w:r>
+      </w:fldSimple>
       <w:r>
         <w:t>: Student management form</w:t>
       </w:r>
@@ -7018,27 +6732,14 @@
       <w:r>
         <w:t xml:space="preserve">Figure </w:t>
       </w:r>
-      <w:r>
-        <w:fldChar w:fldCharType="begin"/>
-      </w:r>
-      <w:r>
-        <w:instrText xml:space="preserve"> SEQ Figure \* ARABIC </w:instrText>
-      </w:r>
-      <w:r>
-        <w:fldChar w:fldCharType="separate"/>
-      </w:r>
-      <w:r>
-        <w:rPr>
-          <w:noProof/>
-        </w:rPr>
-        <w:t>23</w:t>
-      </w:r>
-      <w:r>
-        <w:rPr>
-          <w:noProof/>
-        </w:rPr>
-        <w:fldChar w:fldCharType="end"/>
-      </w:r>
+      <w:fldSimple w:instr=" SEQ Figure \* ARABIC ">
+        <w:r>
+          <w:rPr>
+            <w:noProof/>
+          </w:rPr>
+          <w:t>23</w:t>
+        </w:r>
+      </w:fldSimple>
       <w:r>
         <w:t>: Student management Database</w:t>
       </w:r>
@@ -7366,27 +7067,14 @@
       <w:r>
         <w:t xml:space="preserve">Figure </w:t>
       </w:r>
-      <w:r>
-        <w:fldChar w:fldCharType="begin"/>
-      </w:r>
-      <w:r>
-        <w:instrText xml:space="preserve"> SEQ Figure \* ARABIC </w:instrText>
-      </w:r>
-      <w:r>
-        <w:fldChar w:fldCharType="separate"/>
-      </w:r>
-      <w:r>
-        <w:rPr>
-          <w:noProof/>
-        </w:rPr>
-        <w:t>24</w:t>
-      </w:r>
-      <w:r>
-        <w:rPr>
-          <w:noProof/>
-        </w:rPr>
-        <w:fldChar w:fldCharType="end"/>
-      </w:r>
+      <w:fldSimple w:instr=" SEQ Figure \* ARABIC ">
+        <w:r>
+          <w:rPr>
+            <w:noProof/>
+          </w:rPr>
+          <w:t>24</w:t>
+        </w:r>
+      </w:fldSimple>
       <w:r>
         <w:t>: Library management form.</w:t>
       </w:r>
@@ -7704,27 +7392,14 @@
       <w:r>
         <w:t xml:space="preserve">Figure </w:t>
       </w:r>
-      <w:r>
-        <w:fldChar w:fldCharType="begin"/>
-      </w:r>
-      <w:r>
-        <w:instrText xml:space="preserve"> SEQ Figure \* ARABIC </w:instrText>
-      </w:r>
-      <w:r>
-        <w:fldChar w:fldCharType="separate"/>
-      </w:r>
-      <w:r>
-        <w:rPr>
-          <w:noProof/>
-        </w:rPr>
-        <w:t>25</w:t>
-      </w:r>
-      <w:r>
-        <w:rPr>
-          <w:noProof/>
-        </w:rPr>
-        <w:fldChar w:fldCharType="end"/>
-      </w:r>
+      <w:fldSimple w:instr=" SEQ Figure \* ARABIC ">
+        <w:r>
+          <w:rPr>
+            <w:noProof/>
+          </w:rPr>
+          <w:t>25</w:t>
+        </w:r>
+      </w:fldSimple>
       <w:r>
         <w:t>: Library Management Database</w:t>
       </w:r>
@@ -7801,27 +7476,14 @@
       <w:r>
         <w:t xml:space="preserve">Figure </w:t>
       </w:r>
-      <w:r>
-        <w:fldChar w:fldCharType="begin"/>
-      </w:r>
-      <w:r>
-        <w:instrText xml:space="preserve"> SEQ Figure \* ARABIC </w:instrText>
-      </w:r>
-      <w:r>
-        <w:fldChar w:fldCharType="separate"/>
-      </w:r>
-      <w:r>
-        <w:rPr>
-          <w:noProof/>
-        </w:rPr>
-        <w:t>26</w:t>
-      </w:r>
-      <w:r>
-        <w:rPr>
-          <w:noProof/>
-        </w:rPr>
-        <w:fldChar w:fldCharType="end"/>
-      </w:r>
+      <w:fldSimple w:instr=" SEQ Figure \* ARABIC ">
+        <w:r>
+          <w:rPr>
+            <w:noProof/>
+          </w:rPr>
+          <w:t>26</w:t>
+        </w:r>
+      </w:fldSimple>
       <w:r>
         <w:t>: Employee records form.</w:t>
       </w:r>
@@ -7886,27 +7548,14 @@
       <w:r>
         <w:t xml:space="preserve">Figure </w:t>
       </w:r>
-      <w:r>
-        <w:fldChar w:fldCharType="begin"/>
-      </w:r>
-      <w:r>
-        <w:instrText xml:space="preserve"> SEQ Figure \* ARABIC </w:instrText>
-      </w:r>
-      <w:r>
-        <w:fldChar w:fldCharType="separate"/>
-      </w:r>
-      <w:r>
-        <w:rPr>
-          <w:noProof/>
-        </w:rPr>
-        <w:t>27</w:t>
-      </w:r>
-      <w:r>
-        <w:rPr>
-          <w:noProof/>
-        </w:rPr>
-        <w:fldChar w:fldCharType="end"/>
-      </w:r>
+      <w:fldSimple w:instr=" SEQ Figure \* ARABIC ">
+        <w:r>
+          <w:rPr>
+            <w:noProof/>
+          </w:rPr>
+          <w:t>27</w:t>
+        </w:r>
+      </w:fldSimple>
       <w:r>
         <w:t>: Employee management Admins.</w:t>
       </w:r>
@@ -7972,27 +7621,14 @@
       <w:r>
         <w:t xml:space="preserve">Figure </w:t>
       </w:r>
-      <w:r>
-        <w:fldChar w:fldCharType="begin"/>
-      </w:r>
-      <w:r>
-        <w:instrText xml:space="preserve"> SEQ Figure \* ARABIC </w:instrText>
-      </w:r>
-      <w:r>
-        <w:fldChar w:fldCharType="separate"/>
-      </w:r>
-      <w:r>
-        <w:rPr>
-          <w:noProof/>
-        </w:rPr>
-        <w:t>28</w:t>
-      </w:r>
-      <w:r>
-        <w:rPr>
-          <w:noProof/>
-        </w:rPr>
-        <w:fldChar w:fldCharType="end"/>
-      </w:r>
+      <w:fldSimple w:instr=" SEQ Figure \* ARABIC ">
+        <w:r>
+          <w:rPr>
+            <w:noProof/>
+          </w:rPr>
+          <w:t>28</w:t>
+        </w:r>
+      </w:fldSimple>
       <w:r>
         <w:t>: Employee management; employee records.</w:t>
       </w:r>
@@ -8597,27 +8233,14 @@
       <w:r>
         <w:t xml:space="preserve">Figure </w:t>
       </w:r>
-      <w:r>
-        <w:fldChar w:fldCharType="begin"/>
-      </w:r>
-      <w:r>
-        <w:instrText xml:space="preserve"> SEQ Figure \* ARABIC </w:instrText>
-      </w:r>
-      <w:r>
-        <w:fldChar w:fldCharType="separate"/>
-      </w:r>
-      <w:r>
-        <w:rPr>
-          <w:noProof/>
-        </w:rPr>
-        <w:t>29</w:t>
-      </w:r>
-      <w:r>
-        <w:rPr>
-          <w:noProof/>
-        </w:rPr>
-        <w:fldChar w:fldCharType="end"/>
-      </w:r>
+      <w:fldSimple w:instr=" SEQ Figure \* ARABIC ">
+        <w:r>
+          <w:rPr>
+            <w:noProof/>
+          </w:rPr>
+          <w:t>29</w:t>
+        </w:r>
+      </w:fldSimple>
       <w:r>
         <w:t>: Registering account.</w:t>
       </w:r>
@@ -8680,27 +8303,14 @@
       <w:r>
         <w:t xml:space="preserve">Figure </w:t>
       </w:r>
-      <w:r>
-        <w:fldChar w:fldCharType="begin"/>
-      </w:r>
-      <w:r>
-        <w:instrText xml:space="preserve"> SEQ Figure \* ARABIC </w:instrText>
-      </w:r>
-      <w:r>
-        <w:fldChar w:fldCharType="separate"/>
-      </w:r>
-      <w:r>
-        <w:rPr>
-          <w:noProof/>
-        </w:rPr>
-        <w:t>30</w:t>
-      </w:r>
-      <w:r>
-        <w:rPr>
-          <w:noProof/>
-        </w:rPr>
-        <w:fldChar w:fldCharType="end"/>
-      </w:r>
+      <w:fldSimple w:instr=" SEQ Figure \* ARABIC ">
+        <w:r>
+          <w:rPr>
+            <w:noProof/>
+          </w:rPr>
+          <w:t>30</w:t>
+        </w:r>
+      </w:fldSimple>
       <w:r>
         <w:t>: Logging in the registered account.</w:t>
       </w:r>
@@ -8783,27 +8393,14 @@
       <w:r>
         <w:t xml:space="preserve">Figure </w:t>
       </w:r>
-      <w:r>
-        <w:fldChar w:fldCharType="begin"/>
-      </w:r>
-      <w:r>
-        <w:instrText xml:space="preserve"> SEQ Figure \* ARABIC </w:instrText>
-      </w:r>
-      <w:r>
-        <w:fldChar w:fldCharType="separate"/>
-      </w:r>
-      <w:r>
-        <w:rPr>
-          <w:noProof/>
-        </w:rPr>
-        <w:t>31</w:t>
-      </w:r>
-      <w:r>
-        <w:rPr>
-          <w:noProof/>
-        </w:rPr>
-        <w:fldChar w:fldCharType="end"/>
-      </w:r>
+      <w:fldSimple w:instr=" SEQ Figure \* ARABIC ">
+        <w:r>
+          <w:rPr>
+            <w:noProof/>
+          </w:rPr>
+          <w:t>31</w:t>
+        </w:r>
+      </w:fldSimple>
       <w:r>
         <w:t>: Dashboard and landing page.</w:t>
       </w:r>
@@ -9249,10 +8846,426 @@
         </w:rPr>
         <w:t xml:space="preserve"> Some routes such as \logout and /dashboard require authentication, meaning an already registered account that’s logged in to function.</w:t>
       </w:r>
+    </w:p>
+    <w:p/>
+    <w:p/>
+    <w:p/>
+    <w:p/>
+    <w:p/>
+    <w:p/>
+    <w:p/>
+    <w:p/>
+    <w:p/>
+    <w:p/>
+    <w:p/>
+    <w:p/>
+    <w:p/>
+    <w:p>
+      <w:pPr>
+        <w:pStyle w:val="Heading1"/>
+      </w:pPr>
+      <w:r>
+        <w:lastRenderedPageBreak/>
+        <w:t>Week 8: Responsive Web Design and Mobile-First Development</w:t>
+      </w:r>
+      <w:r>
+        <w:t>.</w:t>
+      </w:r>
+    </w:p>
+    <w:p>
+      <w:pPr>
+        <w:pStyle w:val="Heading2"/>
+      </w:pPr>
+      <w:r>
+        <w:t>8.1 Responsive Ecommerce site.</w:t>
+      </w:r>
+    </w:p>
+    <w:p>
+      <w:pPr>
+        <w:keepNext/>
+      </w:pPr>
+      <w:r>
+        <w:rPr>
+          <w:noProof/>
+        </w:rPr>
+        <w:drawing>
+          <wp:inline distT="0" distB="0" distL="0" distR="0">
+            <wp:extent cx="4572000" cy="3699119"/>
+            <wp:effectExtent l="0" t="0" r="0" b="0"/>
+            <wp:docPr id="37" name="Picture 37"/>
+            <wp:cNvGraphicFramePr>
+              <a:graphicFrameLocks xmlns:a="http://schemas.openxmlformats.org/drawingml/2006/main" noChangeAspect="1"/>
+            </wp:cNvGraphicFramePr>
+            <a:graphic xmlns:a="http://schemas.openxmlformats.org/drawingml/2006/main">
+              <a:graphicData uri="http://schemas.openxmlformats.org/drawingml/2006/picture">
+                <pic:pic xmlns:pic="http://schemas.openxmlformats.org/drawingml/2006/picture">
+                  <pic:nvPicPr>
+                    <pic:cNvPr id="37" name="Products large.PNG"/>
+                    <pic:cNvPicPr/>
+                  </pic:nvPicPr>
+                  <pic:blipFill>
+                    <a:blip r:embed="rId38">
+                      <a:extLst>
+                        <a:ext uri="{28A0092B-C50C-407E-A947-70E740481C1C}">
+                          <a14:useLocalDpi xmlns:a14="http://schemas.microsoft.com/office/drawing/2010/main" val="0"/>
+                        </a:ext>
+                      </a:extLst>
+                    </a:blip>
+                    <a:stretch>
+                      <a:fillRect/>
+                    </a:stretch>
+                  </pic:blipFill>
+                  <pic:spPr>
+                    <a:xfrm>
+                      <a:off x="0" y="0"/>
+                      <a:ext cx="4582068" cy="3707265"/>
+                    </a:xfrm>
+                    <a:prstGeom prst="rect">
+                      <a:avLst/>
+                    </a:prstGeom>
+                  </pic:spPr>
+                </pic:pic>
+              </a:graphicData>
+            </a:graphic>
+          </wp:inline>
+        </w:drawing>
+      </w:r>
+    </w:p>
+    <w:p>
+      <w:pPr>
+        <w:pStyle w:val="Caption"/>
+      </w:pPr>
+      <w:r>
+        <w:t xml:space="preserve">Figure </w:t>
+      </w:r>
+      <w:fldSimple w:instr=" SEQ Figure \* ARABIC ">
+        <w:r>
+          <w:rPr>
+            <w:noProof/>
+          </w:rPr>
+          <w:t>36</w:t>
+        </w:r>
+      </w:fldSimple>
+      <w:r>
+        <w:t>: Ecommerce site on large screen.</w:t>
+      </w:r>
+    </w:p>
+    <w:p>
+      <w:pPr>
+        <w:keepNext/>
+      </w:pPr>
+      <w:r>
+        <w:rPr>
+          <w:noProof/>
+        </w:rPr>
+        <w:drawing>
+          <wp:inline distT="0" distB="0" distL="0" distR="0">
+            <wp:extent cx="3981450" cy="3142624"/>
+            <wp:effectExtent l="0" t="0" r="0" b="635"/>
+            <wp:docPr id="38" name="Picture 38"/>
+            <wp:cNvGraphicFramePr>
+              <a:graphicFrameLocks xmlns:a="http://schemas.openxmlformats.org/drawingml/2006/main" noChangeAspect="1"/>
+            </wp:cNvGraphicFramePr>
+            <a:graphic xmlns:a="http://schemas.openxmlformats.org/drawingml/2006/main">
+              <a:graphicData uri="http://schemas.openxmlformats.org/drawingml/2006/picture">
+                <pic:pic xmlns:pic="http://schemas.openxmlformats.org/drawingml/2006/picture">
+                  <pic:nvPicPr>
+                    <pic:cNvPr id="38" name="Product mobile.PNG"/>
+                    <pic:cNvPicPr/>
+                  </pic:nvPicPr>
+                  <pic:blipFill>
+                    <a:blip r:embed="rId39" cstate="print">
+                      <a:extLst>
+                        <a:ext uri="{28A0092B-C50C-407E-A947-70E740481C1C}">
+                          <a14:useLocalDpi xmlns:a14="http://schemas.microsoft.com/office/drawing/2010/main" val="0"/>
+                        </a:ext>
+                      </a:extLst>
+                    </a:blip>
+                    <a:stretch>
+                      <a:fillRect/>
+                    </a:stretch>
+                  </pic:blipFill>
+                  <pic:spPr>
+                    <a:xfrm>
+                      <a:off x="0" y="0"/>
+                      <a:ext cx="3991612" cy="3150645"/>
+                    </a:xfrm>
+                    <a:prstGeom prst="rect">
+                      <a:avLst/>
+                    </a:prstGeom>
+                  </pic:spPr>
+                </pic:pic>
+              </a:graphicData>
+            </a:graphic>
+          </wp:inline>
+        </w:drawing>
+      </w:r>
+    </w:p>
+    <w:p>
+      <w:pPr>
+        <w:pStyle w:val="Caption"/>
+      </w:pPr>
+      <w:r>
+        <w:t xml:space="preserve">Figure </w:t>
+      </w:r>
+      <w:fldSimple w:instr=" SEQ Figure \* ARABIC ">
+        <w:r>
+          <w:rPr>
+            <w:noProof/>
+          </w:rPr>
+          <w:t>37</w:t>
+        </w:r>
+      </w:fldSimple>
+      <w:r>
+        <w:t>: Ecommerce site on mobile screen.</w:t>
+      </w:r>
+    </w:p>
+    <w:p>
+      <w:pPr>
+        <w:pStyle w:val="Heading2"/>
+      </w:pPr>
+      <w:r>
+        <w:lastRenderedPageBreak/>
+        <w:t>8.2 Cake Website.</w:t>
+      </w:r>
+    </w:p>
+    <w:p>
+      <w:pPr>
+        <w:keepNext/>
+      </w:pPr>
+      <w:r>
+        <w:rPr>
+          <w:noProof/>
+        </w:rPr>
+        <w:drawing>
+          <wp:inline distT="0" distB="0" distL="0" distR="0">
+            <wp:extent cx="5943600" cy="3065145"/>
+            <wp:effectExtent l="0" t="0" r="0" b="1905"/>
+            <wp:docPr id="39" name="Picture 39"/>
+            <wp:cNvGraphicFramePr>
+              <a:graphicFrameLocks xmlns:a="http://schemas.openxmlformats.org/drawingml/2006/main" noChangeAspect="1"/>
+            </wp:cNvGraphicFramePr>
+            <a:graphic xmlns:a="http://schemas.openxmlformats.org/drawingml/2006/main">
+              <a:graphicData uri="http://schemas.openxmlformats.org/drawingml/2006/picture">
+                <pic:pic xmlns:pic="http://schemas.openxmlformats.org/drawingml/2006/picture">
+                  <pic:nvPicPr>
+                    <pic:cNvPr id="39" name="cake products.PNG"/>
+                    <pic:cNvPicPr/>
+                  </pic:nvPicPr>
+                  <pic:blipFill>
+                    <a:blip r:embed="rId40" cstate="print">
+                      <a:extLst>
+                        <a:ext uri="{28A0092B-C50C-407E-A947-70E740481C1C}">
+                          <a14:useLocalDpi xmlns:a14="http://schemas.microsoft.com/office/drawing/2010/main" val="0"/>
+                        </a:ext>
+                      </a:extLst>
+                    </a:blip>
+                    <a:stretch>
+                      <a:fillRect/>
+                    </a:stretch>
+                  </pic:blipFill>
+                  <pic:spPr>
+                    <a:xfrm>
+                      <a:off x="0" y="0"/>
+                      <a:ext cx="5943600" cy="3065145"/>
+                    </a:xfrm>
+                    <a:prstGeom prst="rect">
+                      <a:avLst/>
+                    </a:prstGeom>
+                  </pic:spPr>
+                </pic:pic>
+              </a:graphicData>
+            </a:graphic>
+          </wp:inline>
+        </w:drawing>
+      </w:r>
+    </w:p>
+    <w:p>
+      <w:pPr>
+        <w:pStyle w:val="Caption"/>
+      </w:pPr>
+      <w:r>
+        <w:t xml:space="preserve">Figure </w:t>
+      </w:r>
+      <w:fldSimple w:instr=" SEQ Figure \* ARABIC ">
+        <w:r>
+          <w:rPr>
+            <w:noProof/>
+          </w:rPr>
+          <w:t>38</w:t>
+        </w:r>
+      </w:fldSimple>
+      <w:r>
+        <w:t>: Cake Training site products large desktop view.</w:t>
+      </w:r>
+    </w:p>
+    <w:p>
+      <w:pPr>
+        <w:keepNext/>
+      </w:pPr>
+      <w:r>
+        <w:rPr>
+          <w:noProof/>
+        </w:rPr>
+        <w:drawing>
+          <wp:inline distT="0" distB="0" distL="0" distR="0">
+            <wp:extent cx="5943600" cy="3964305"/>
+            <wp:effectExtent l="0" t="0" r="0" b="0"/>
+            <wp:docPr id="40" name="Picture 40"/>
+            <wp:cNvGraphicFramePr>
+              <a:graphicFrameLocks xmlns:a="http://schemas.openxmlformats.org/drawingml/2006/main" noChangeAspect="1"/>
+            </wp:cNvGraphicFramePr>
+            <a:graphic xmlns:a="http://schemas.openxmlformats.org/drawingml/2006/main">
+              <a:graphicData uri="http://schemas.openxmlformats.org/drawingml/2006/picture">
+                <pic:pic xmlns:pic="http://schemas.openxmlformats.org/drawingml/2006/picture">
+                  <pic:nvPicPr>
+                    <pic:cNvPr id="40" name="cake products mobile.PNG"/>
+                    <pic:cNvPicPr/>
+                  </pic:nvPicPr>
+                  <pic:blipFill>
+                    <a:blip r:embed="rId41">
+                      <a:extLst>
+                        <a:ext uri="{28A0092B-C50C-407E-A947-70E740481C1C}">
+                          <a14:useLocalDpi xmlns:a14="http://schemas.microsoft.com/office/drawing/2010/main" val="0"/>
+                        </a:ext>
+                      </a:extLst>
+                    </a:blip>
+                    <a:stretch>
+                      <a:fillRect/>
+                    </a:stretch>
+                  </pic:blipFill>
+                  <pic:spPr>
+                    <a:xfrm>
+                      <a:off x="0" y="0"/>
+                      <a:ext cx="5943600" cy="3964305"/>
+                    </a:xfrm>
+                    <a:prstGeom prst="rect">
+                      <a:avLst/>
+                    </a:prstGeom>
+                  </pic:spPr>
+                </pic:pic>
+              </a:graphicData>
+            </a:graphic>
+          </wp:inline>
+        </w:drawing>
+      </w:r>
+    </w:p>
+    <w:p>
+      <w:pPr>
+        <w:pStyle w:val="Caption"/>
+      </w:pPr>
+      <w:r>
+        <w:t xml:space="preserve">Figure </w:t>
+      </w:r>
+      <w:fldSimple w:instr=" SEQ Figure \* ARABIC ">
+        <w:r>
+          <w:rPr>
+            <w:noProof/>
+          </w:rPr>
+          <w:t>39</w:t>
+        </w:r>
+      </w:fldSimple>
+      <w:r>
+        <w:t>: Cake Tra</w:t>
+      </w:r>
+      <w:r>
+        <w:t>i</w:t>
+      </w:r>
+      <w:r>
+        <w:t>ning site products mobile view.</w:t>
+      </w:r>
+    </w:p>
+    <w:p/>
+    <w:p>
+      <w:pPr>
+        <w:keepNext/>
+      </w:pPr>
+      <w:r>
+        <w:rPr>
+          <w:noProof/>
+        </w:rPr>
+        <w:lastRenderedPageBreak/>
+        <w:drawing>
+          <wp:inline distT="0" distB="0" distL="0" distR="0">
+            <wp:extent cx="5943600" cy="4237990"/>
+            <wp:effectExtent l="0" t="0" r="0" b="0"/>
+            <wp:docPr id="41" name="Picture 41"/>
+            <wp:cNvGraphicFramePr>
+              <a:graphicFrameLocks xmlns:a="http://schemas.openxmlformats.org/drawingml/2006/main" noChangeAspect="1"/>
+            </wp:cNvGraphicFramePr>
+            <a:graphic xmlns:a="http://schemas.openxmlformats.org/drawingml/2006/main">
+              <a:graphicData uri="http://schemas.openxmlformats.org/drawingml/2006/picture">
+                <pic:pic xmlns:pic="http://schemas.openxmlformats.org/drawingml/2006/picture">
+                  <pic:nvPicPr>
+                    <pic:cNvPr id="41" name="cake nav.PNG"/>
+                    <pic:cNvPicPr/>
+                  </pic:nvPicPr>
+                  <pic:blipFill>
+                    <a:blip r:embed="rId42">
+                      <a:extLst>
+                        <a:ext uri="{28A0092B-C50C-407E-A947-70E740481C1C}">
+                          <a14:useLocalDpi xmlns:a14="http://schemas.microsoft.com/office/drawing/2010/main" val="0"/>
+                        </a:ext>
+                      </a:extLst>
+                    </a:blip>
+                    <a:stretch>
+                      <a:fillRect/>
+                    </a:stretch>
+                  </pic:blipFill>
+                  <pic:spPr>
+                    <a:xfrm>
+                      <a:off x="0" y="0"/>
+                      <a:ext cx="5943600" cy="4237990"/>
+                    </a:xfrm>
+                    <a:prstGeom prst="rect">
+                      <a:avLst/>
+                    </a:prstGeom>
+                  </pic:spPr>
+                </pic:pic>
+              </a:graphicData>
+            </a:graphic>
+          </wp:inline>
+        </w:drawing>
+      </w:r>
+    </w:p>
+    <w:p>
+      <w:pPr>
+        <w:pStyle w:val="Caption"/>
+      </w:pPr>
+      <w:r>
+        <w:t xml:space="preserve">Figure </w:t>
+      </w:r>
+      <w:fldSimple w:instr=" SEQ Figure \* ARABIC ">
+        <w:r>
+          <w:rPr>
+            <w:noProof/>
+          </w:rPr>
+          <w:t>40</w:t>
+        </w:r>
+      </w:fldSimple>
+      <w:r>
+        <w:t>: Responsive nav bar. Appears as a drop don on mobile.</w:t>
+      </w:r>
+    </w:p>
+    <w:p/>
+    <w:p>
+      <w:r>
+        <w:t>The main point I learned this week is prioritizing mobile first responsiveness.</w:t>
+      </w:r>
+      <w:r>
+        <w:t xml:space="preserve"> This method forces one to </w:t>
+      </w:r>
+      <w:proofErr w:type="spellStart"/>
+      <w:r>
+        <w:t>prioritise</w:t>
+      </w:r>
+      <w:proofErr w:type="spellEnd"/>
+      <w:r>
+        <w:t xml:space="preserve"> the essential content first and leaving the unnecessary elements for later. I also learned that using percentage sizing or relative sizing is better that using exact pixel sizes, and screen sizes can dynamically adapt to window size changing, or different screen sizes.</w:t>
+      </w:r>
       <w:bookmarkStart w:id="79" w:name="_GoBack"/>
       <w:bookmarkEnd w:id="79"/>
     </w:p>
-    <w:p/>
     <w:sectPr>
       <w:pgSz w:w="12240" w:h="15840"/>
       <w:pgMar w:top="1440" w:right="1440" w:bottom="1440" w:left="1440" w:header="720" w:footer="720" w:gutter="0"/>
@@ -10187,7 +10200,7 @@
 </file>
 
 <file path=customXml/itemProps1.xml><?xml version="1.0" encoding="utf-8"?>
-<ds:datastoreItem xmlns:ds="http://schemas.openxmlformats.org/officeDocument/2006/customXml" ds:itemID="{DA8DE90C-0516-463C-92EF-B2B341A3A3C0}">
+<ds:datastoreItem xmlns:ds="http://schemas.openxmlformats.org/officeDocument/2006/customXml" ds:itemID="{5DC57041-EC3B-487B-847E-5DA0FAAACB8F}">
   <ds:schemaRefs>
     <ds:schemaRef ds:uri="http://schemas.openxmlformats.org/officeDocument/2006/bibliography"/>
   </ds:schemaRefs>
